--- a/S1-CL1-Cloud-Design-Build/assessments/AT3/AT3-High-Availability-Student.docx
+++ b/S1-CL1-Cloud-Design-Build/assessments/AT3/AT3-High-Availability-Student.docx
@@ -1,6 +1,6 @@
 
 <file path=word/document.xml><?xml version="1.0" encoding="utf-8"?>
-<w:document xmlns:wpc="http://schemas.microsoft.com/office/word/2010/wordprocessingCanvas" xmlns:cx="http://schemas.microsoft.com/office/drawing/2014/chartex" xmlns:cx1="http://schemas.microsoft.com/office/drawing/2015/9/8/chartex" xmlns:cx2="http://schemas.microsoft.com/office/drawing/2015/10/21/chartex" xmlns:cx3="http://schemas.microsoft.com/office/drawing/2016/5/9/chartex" xmlns:cx4="http://schemas.microsoft.com/office/drawing/2016/5/10/chartex" xmlns:cx5="http://schemas.microsoft.com/office/drawing/2016/5/11/chartex" xmlns:cx6="http://schemas.microsoft.com/office/drawing/2016/5/12/chartex" xmlns:cx7="http://schemas.microsoft.com/office/drawing/2016/5/13/chartex" xmlns:cx8="http://schemas.microsoft.com/office/drawing/2016/5/14/chartex" xmlns:mc="http://schemas.openxmlformats.org/markup-compatibility/2006" xmlns:aink="http://schemas.microsoft.com/office/drawing/2016/ink" xmlns:am3d="http://schemas.microsoft.com/office/drawing/2017/model3d" xmlns:o="urn:schemas-microsoft-com:office:office" xmlns:oel="http://schemas.microsoft.com/office/2019/extlst" xmlns:r="http://schemas.openxmlformats.org/officeDocument/2006/relationships" xmlns:m="http://schemas.openxmlformats.org/officeDocument/2006/math" xmlns:v="urn:schemas-microsoft-com:vml" xmlns:wp14="http://schemas.microsoft.com/office/word/2010/wordprocessingDrawing" xmlns:wp="http://schemas.openxmlformats.org/drawingml/2006/wordprocessingDrawing" xmlns:w10="urn:schemas-microsoft-com:office:word" xmlns:w="http://schemas.openxmlformats.org/wordprocessingml/2006/main" xmlns:w14="http://schemas.microsoft.com/office/word/2010/wordml" xmlns:w15="http://schemas.microsoft.com/office/word/2012/wordml" xmlns:w16cex="http://schemas.microsoft.com/office/word/2018/wordml/cex" xmlns:w16cid="http://schemas.microsoft.com/office/word/2016/wordml/cid" xmlns:w16="http://schemas.microsoft.com/office/word/2018/wordml" xmlns:w16sdtdh="http://schemas.microsoft.com/office/word/2020/wordml/sdtdatahash" xmlns:w16se="http://schemas.microsoft.com/office/word/2015/wordml/symex" xmlns:wpg="http://schemas.microsoft.com/office/word/2010/wordprocessingGroup" xmlns:wpi="http://schemas.microsoft.com/office/word/2010/wordprocessingInk" xmlns:wne="http://schemas.microsoft.com/office/word/2006/wordml" xmlns:wps="http://schemas.microsoft.com/office/word/2010/wordprocessingShape" mc:Ignorable="w14 w15 w16se w16cid w16 w16cex w16sdtdh wp14">
+<w:document xmlns:wpc="http://schemas.microsoft.com/office/word/2010/wordprocessingCanvas" xmlns:cx="http://schemas.microsoft.com/office/drawing/2014/chartex" xmlns:cx1="http://schemas.microsoft.com/office/drawing/2015/9/8/chartex" xmlns:cx2="http://schemas.microsoft.com/office/drawing/2015/10/21/chartex" xmlns:cx3="http://schemas.microsoft.com/office/drawing/2016/5/9/chartex" xmlns:cx4="http://schemas.microsoft.com/office/drawing/2016/5/10/chartex" xmlns:cx5="http://schemas.microsoft.com/office/drawing/2016/5/11/chartex" xmlns:cx6="http://schemas.microsoft.com/office/drawing/2016/5/12/chartex" xmlns:cx7="http://schemas.microsoft.com/office/drawing/2016/5/13/chartex" xmlns:cx8="http://schemas.microsoft.com/office/drawing/2016/5/14/chartex" xmlns:mc="http://schemas.openxmlformats.org/markup-compatibility/2006" xmlns:m="http://schemas.openxmlformats.org/officeDocument/2006/math" xmlns:aink="http://schemas.microsoft.com/office/drawing/2016/ink" xmlns:am3d="http://schemas.microsoft.com/office/drawing/2017/model3d" xmlns:oel="http://schemas.microsoft.com/office/2019/extlst" xmlns:r="http://schemas.openxmlformats.org/officeDocument/2006/relationships" xmlns:wp14="http://schemas.microsoft.com/office/word/2010/wordprocessingDrawing" xmlns:wp="http://schemas.openxmlformats.org/drawingml/2006/wordprocessingDrawing" xmlns:wpg="http://schemas.microsoft.com/office/word/2010/wordprocessingGroup" xmlns:wpi="http://schemas.microsoft.com/office/word/2010/wordprocessingInk" xmlns:wps="http://schemas.microsoft.com/office/word/2010/wordprocessingShape" xmlns:o="urn:schemas-microsoft-com:office:office" xmlns:v="urn:schemas-microsoft-com:vml" xmlns:w10="urn:schemas-microsoft-com:office:word" xmlns:w="http://schemas.openxmlformats.org/wordprocessingml/2006/main" xmlns:w14="http://schemas.microsoft.com/office/word/2010/wordml" xmlns:w15="http://schemas.microsoft.com/office/word/2012/wordml" xmlns:w16cex="http://schemas.microsoft.com/office/word/2018/wordml/cex" xmlns:w16cid="http://schemas.microsoft.com/office/word/2016/wordml/cid" xmlns:w16="http://schemas.microsoft.com/office/word/2018/wordml" xmlns:w16sdtdh="http://schemas.microsoft.com/office/word/2020/wordml/sdtdatahash" xmlns:w16sdtfl="http://schemas.microsoft.com/office/word/2024/wordml/sdtformatlock" xmlns:w16se="http://schemas.microsoft.com/office/word/2015/wordml/symex" xmlns:w16du="http://schemas.microsoft.com/office/word/2023/wordml/word16du" xmlns:wne="http://schemas.microsoft.com/office/word/2006/wordml" mc:Ignorable="w14 w15 w16se w16cid w16 w16cex w16sdtdh w16sdtfl w16du wp14">
   <w:body>
     <w:p>
       <w:pPr>
@@ -240,15 +240,21 @@
             </w:r>
           </w:p>
           <w:p>
-            <w:pPr/>
             <w:r>
               <w:t>ICTCLD401 Configure cloud services</w:t>
             </w:r>
           </w:p>
           <w:p>
-            <w:pPr/>
-            <w:r>
-              <w:t>ICTCLD502 Design and implement highly-available cloud infrastructure</w:t>
+            <w:r>
+              <w:t xml:space="preserve">ICTCLD502 Design and implement </w:t>
+            </w:r>
+            <w:proofErr w:type="gramStart"/>
+            <w:r>
+              <w:t>highly-available</w:t>
+            </w:r>
+            <w:proofErr w:type="gramEnd"/>
+            <w:r>
+              <w:t xml:space="preserve"> cloud infrastructure</w:t>
             </w:r>
           </w:p>
         </w:tc>
@@ -516,80 +522,270 @@
           <w:p>
             <w:pPr>
               <w:pStyle w:val="Assessortext"/>
-            </w:pPr>
-            <w:r>
+              <w:rPr>
+                <w:color w:val="000000" w:themeColor="text1"/>
+                <w:sz w:val="19"/>
+                <w:szCs w:val="19"/>
+              </w:rPr>
+            </w:pPr>
+            <w:r>
+              <w:rPr>
+                <w:color w:val="000000" w:themeColor="text1"/>
+                <w:sz w:val="19"/>
+                <w:szCs w:val="19"/>
+              </w:rPr>
               <w:t>You are being assessed on the design and implementation of HA improvements to the cloud infrastructure you (in-scenario, with MTS) deployed in AT2. AT3 is the third and final assessment task in the S1-CL1 Cloud Design and Build cluster — it closes out the YAT LMS Cloud Migration engagement.</w:t>
             </w:r>
           </w:p>
           <w:p>
             <w:pPr>
               <w:pStyle w:val="Assessortext"/>
-            </w:pPr>
-            <w:r>
+              <w:rPr>
+                <w:color w:val="000000" w:themeColor="text1"/>
+                <w:sz w:val="19"/>
+                <w:szCs w:val="19"/>
+              </w:rPr>
+            </w:pPr>
+          </w:p>
+          <w:p>
+            <w:pPr>
+              <w:pStyle w:val="Assessortext"/>
+              <w:rPr>
+                <w:color w:val="000000" w:themeColor="text1"/>
+                <w:sz w:val="19"/>
+                <w:szCs w:val="19"/>
+              </w:rPr>
+            </w:pPr>
+            <w:r>
+              <w:rPr>
+                <w:color w:val="000000" w:themeColor="text1"/>
+                <w:sz w:val="19"/>
+                <w:szCs w:val="19"/>
+              </w:rPr>
               <w:t>The assessment has two parts, both written deliverables:</w:t>
             </w:r>
           </w:p>
           <w:p>
             <w:pPr>
               <w:pStyle w:val="Assessortext"/>
-            </w:pPr>
-            <w:r>
-              <w:t>Part A (written design): the HA Design document — you produce the HA-equivalent architecture that supersedes the AT2 baseline. Covers HA requirements, review of the AT2 baseline, designed HA architecture, implementation sequencing, and simulation plan.</w:t>
-            </w:r>
+              <w:rPr>
+                <w:color w:val="000000" w:themeColor="text1"/>
+                <w:sz w:val="19"/>
+                <w:szCs w:val="19"/>
+              </w:rPr>
+            </w:pPr>
           </w:p>
           <w:p>
             <w:pPr>
               <w:pStyle w:val="Assessortext"/>
-            </w:pPr>
-            <w:r>
-              <w:t>Part B (written deployment report): the HA Deployment Report — documents the implementation of your HA design during a simulated maintenance window, the simulation outcomes (failure + resize), any post-simulation adjustments, the feedback you received, and the final sign-off.</w:t>
+              <w:rPr>
+                <w:color w:val="000000" w:themeColor="text1"/>
+                <w:sz w:val="19"/>
+                <w:szCs w:val="19"/>
+              </w:rPr>
+            </w:pPr>
+            <w:r>
+              <w:rPr>
+                <w:b/>
+                <w:bCs/>
+                <w:color w:val="000000" w:themeColor="text1"/>
+                <w:sz w:val="19"/>
+                <w:szCs w:val="19"/>
+              </w:rPr>
+              <w:t>Part A (written design):</w:t>
+            </w:r>
+            <w:r>
+              <w:rPr>
+                <w:color w:val="000000" w:themeColor="text1"/>
+                <w:sz w:val="19"/>
+                <w:szCs w:val="19"/>
+              </w:rPr>
+              <w:t xml:space="preserve"> the HA Design document — you produce the HA-equivalent architecture that supersedes the AT2 baseline. Covers HA requirements, review of the AT2 baseline, designed HA architecture, implementation sequencing, and simulation plan.</w:t>
             </w:r>
           </w:p>
           <w:p>
             <w:pPr>
               <w:pStyle w:val="Assessortext"/>
-            </w:pPr>
-            <w:r>
+              <w:rPr>
+                <w:color w:val="000000" w:themeColor="text1"/>
+                <w:sz w:val="19"/>
+                <w:szCs w:val="19"/>
+              </w:rPr>
+            </w:pPr>
+          </w:p>
+          <w:p>
+            <w:pPr>
+              <w:pStyle w:val="Assessortext"/>
+              <w:rPr>
+                <w:color w:val="000000" w:themeColor="text1"/>
+                <w:sz w:val="19"/>
+                <w:szCs w:val="19"/>
+              </w:rPr>
+            </w:pPr>
+            <w:r>
+              <w:rPr>
+                <w:b/>
+                <w:bCs/>
+                <w:color w:val="000000" w:themeColor="text1"/>
+                <w:sz w:val="19"/>
+                <w:szCs w:val="19"/>
+              </w:rPr>
+              <w:t>Part B (written deployment report):</w:t>
+            </w:r>
+            <w:r>
+              <w:rPr>
+                <w:color w:val="000000" w:themeColor="text1"/>
+                <w:sz w:val="19"/>
+                <w:szCs w:val="19"/>
+              </w:rPr>
+              <w:t xml:space="preserve"> the HA Deployment Report — documents the implementation of your HA design during a simulated maintenance window, the simulation outcomes (failure + resize), any post-simulation adjustments, the feedback you received, and the final sign-off.</w:t>
+            </w:r>
+          </w:p>
+          <w:p>
+            <w:pPr>
+              <w:pStyle w:val="Assessortext"/>
+              <w:rPr>
+                <w:color w:val="000000" w:themeColor="text1"/>
+                <w:sz w:val="19"/>
+                <w:szCs w:val="19"/>
+              </w:rPr>
+            </w:pPr>
+          </w:p>
+          <w:p>
+            <w:pPr>
+              <w:pStyle w:val="Assessortext"/>
+              <w:rPr>
+                <w:color w:val="000000" w:themeColor="text1"/>
+                <w:sz w:val="19"/>
+                <w:szCs w:val="19"/>
+              </w:rPr>
+            </w:pPr>
+            <w:r>
+              <w:rPr>
+                <w:color w:val="000000" w:themeColor="text1"/>
+                <w:sz w:val="19"/>
+                <w:szCs w:val="19"/>
+              </w:rPr>
               <w:t>Both parts are submitted together as one bundle. There is no presentation or observation event.</w:t>
             </w:r>
           </w:p>
           <w:p>
             <w:pPr>
               <w:pStyle w:val="Assessortext"/>
-            </w:pPr>
-            <w:r>
+              <w:rPr>
+                <w:color w:val="000000" w:themeColor="text1"/>
+                <w:sz w:val="19"/>
+                <w:szCs w:val="19"/>
+              </w:rPr>
+            </w:pPr>
+            <w:r>
+              <w:rPr>
+                <w:color w:val="000000" w:themeColor="text1"/>
+                <w:sz w:val="19"/>
+                <w:szCs w:val="19"/>
+              </w:rPr>
               <w:t>This is an open-book practical assessment. You may use the YAT intranet, AWS Academy lab environments, AWS documentation, course reference materials, and external research (which must be cited) throughout.</w:t>
             </w:r>
           </w:p>
           <w:p>
             <w:pPr>
               <w:pStyle w:val="Assessortext"/>
-            </w:pPr>
-            <w:r>
+              <w:rPr>
+                <w:color w:val="000000" w:themeColor="text1"/>
+                <w:sz w:val="19"/>
+                <w:szCs w:val="19"/>
+              </w:rPr>
+            </w:pPr>
+          </w:p>
+          <w:p>
+            <w:pPr>
+              <w:pStyle w:val="Assessortext"/>
+              <w:rPr>
+                <w:color w:val="000000" w:themeColor="text1"/>
+                <w:sz w:val="19"/>
+                <w:szCs w:val="19"/>
+              </w:rPr>
+            </w:pPr>
+            <w:r>
+              <w:rPr>
+                <w:color w:val="000000" w:themeColor="text1"/>
+                <w:sz w:val="19"/>
+                <w:szCs w:val="19"/>
+              </w:rPr>
               <w:t>AT3 is the third of three assessment tasks in the cluster. It builds on AT1 (Business Case) and AT2 (Foundation Build). You continue in the same MTS consultant role across all three.</w:t>
             </w:r>
           </w:p>
           <w:p>
             <w:pPr>
               <w:pStyle w:val="Assessortext"/>
-            </w:pPr>
-            <w:r>
+              <w:rPr>
+                <w:color w:val="000000" w:themeColor="text1"/>
+                <w:sz w:val="19"/>
+                <w:szCs w:val="19"/>
+              </w:rPr>
+            </w:pPr>
+            <w:r>
+              <w:rPr>
+                <w:color w:val="000000" w:themeColor="text1"/>
+                <w:sz w:val="19"/>
+                <w:szCs w:val="19"/>
+              </w:rPr>
               <w:t>Submission: the completed HA Design (.docx) AND HA Deployment Report (.docx) bundle, submitted via the LMS.</w:t>
             </w:r>
           </w:p>
           <w:p>
             <w:pPr>
               <w:pStyle w:val="Assessortext"/>
-            </w:pPr>
-            <w:r>
+              <w:rPr>
+                <w:color w:val="000000" w:themeColor="text1"/>
+                <w:sz w:val="19"/>
+                <w:szCs w:val="19"/>
+              </w:rPr>
+            </w:pPr>
+          </w:p>
+          <w:p>
+            <w:pPr>
+              <w:pStyle w:val="Assessortext"/>
+              <w:rPr>
+                <w:color w:val="000000" w:themeColor="text1"/>
+                <w:sz w:val="19"/>
+                <w:szCs w:val="19"/>
+              </w:rPr>
+            </w:pPr>
+            <w:r>
+              <w:rPr>
+                <w:color w:val="000000" w:themeColor="text1"/>
+                <w:sz w:val="19"/>
+                <w:szCs w:val="19"/>
+              </w:rPr>
               <w:t>The assessment will not proceed if for any reason it is not safe to do so. Your assessor must advise you of the reason for suspending the assessment, and what safety action should be taken, and of revised arrangements when it is safe to resume.</w:t>
             </w:r>
           </w:p>
           <w:p>
             <w:pPr>
               <w:pStyle w:val="Assessortext"/>
-            </w:pPr>
-            <w:r>
+              <w:rPr>
+                <w:color w:val="000000" w:themeColor="text1"/>
+                <w:sz w:val="19"/>
+                <w:szCs w:val="19"/>
+              </w:rPr>
+            </w:pPr>
+          </w:p>
+          <w:p>
+            <w:pPr>
+              <w:pStyle w:val="Assessortext"/>
+              <w:rPr>
+                <w:color w:val="000000" w:themeColor="text1"/>
+                <w:sz w:val="19"/>
+                <w:szCs w:val="19"/>
+              </w:rPr>
+            </w:pPr>
+            <w:r>
+              <w:rPr>
+                <w:color w:val="000000" w:themeColor="text1"/>
+                <w:sz w:val="19"/>
+                <w:szCs w:val="19"/>
+              </w:rPr>
               <w:t>There is zero tolerance for plagiarism, cheating and collusion. You will be expected to make a declaration that all work is your own prior to submission. Refer to the Training and Assessment Policy for further information.</w:t>
             </w:r>
           </w:p>
@@ -612,6 +808,7 @@
               <w:pStyle w:val="Heading3"/>
             </w:pPr>
             <w:r>
+              <w:lastRenderedPageBreak/>
               <w:t>Task(s) to be assessed</w:t>
             </w:r>
           </w:p>
@@ -627,48 +824,199 @@
           <w:p>
             <w:pPr>
               <w:pStyle w:val="Assessortext"/>
-            </w:pPr>
-            <w:r>
+              <w:rPr>
+                <w:color w:val="000000" w:themeColor="text1"/>
+                <w:sz w:val="20"/>
+                <w:szCs w:val="20"/>
+              </w:rPr>
+            </w:pPr>
+            <w:r>
+              <w:rPr>
+                <w:color w:val="000000" w:themeColor="text1"/>
+                <w:sz w:val="20"/>
+                <w:szCs w:val="20"/>
+              </w:rPr>
               <w:t>Following the AT2 foundation-build phase, you return to YAT for the final phase of the engagement — HA hardening. The cloud infrastructure you handed over at the end of AT2 is single-AZ and non-HA; YAT's strategic target of 99.9% availability has not yet been achieved. AT3's HA work closes that gap and formally closes out the engagement.</w:t>
             </w:r>
           </w:p>
           <w:p>
             <w:pPr>
               <w:pStyle w:val="Assessortext"/>
-            </w:pPr>
-            <w:r>
+              <w:rPr>
+                <w:color w:val="000000" w:themeColor="text1"/>
+                <w:sz w:val="20"/>
+                <w:szCs w:val="20"/>
+              </w:rPr>
+            </w:pPr>
+          </w:p>
+          <w:p>
+            <w:pPr>
+              <w:pStyle w:val="Assessortext"/>
+              <w:rPr>
+                <w:color w:val="000000" w:themeColor="text1"/>
+                <w:sz w:val="20"/>
+                <w:szCs w:val="20"/>
+              </w:rPr>
+            </w:pPr>
+            <w:r>
+              <w:rPr>
+                <w:color w:val="000000" w:themeColor="text1"/>
+                <w:sz w:val="20"/>
+                <w:szCs w:val="20"/>
+              </w:rPr>
               <w:t>The task has two parts that combine into a single submission:</w:t>
             </w:r>
           </w:p>
           <w:p>
             <w:pPr>
               <w:pStyle w:val="Assessortext"/>
-            </w:pPr>
-            <w:r>
+              <w:rPr>
+                <w:color w:val="000000" w:themeColor="text1"/>
+                <w:sz w:val="20"/>
+                <w:szCs w:val="20"/>
+              </w:rPr>
+            </w:pPr>
+          </w:p>
+          <w:p>
+            <w:pPr>
+              <w:pStyle w:val="Assessortext"/>
+              <w:rPr>
+                <w:color w:val="000000" w:themeColor="text1"/>
+                <w:sz w:val="20"/>
+                <w:szCs w:val="20"/>
+              </w:rPr>
+            </w:pPr>
+            <w:r>
+              <w:rPr>
+                <w:color w:val="000000" w:themeColor="text1"/>
+                <w:sz w:val="20"/>
+                <w:szCs w:val="20"/>
+              </w:rPr>
               <w:t>Part A — HA Design. Produce the HA Design document using the YAT-provided HA Design template. Covers HA requirements, a review of the AT2 baseline (architecture, single points of failure, recovery objectives, vertical-scaling impact), your HA-equivalent architecture, implementation sequencing, and a simulation plan.</w:t>
             </w:r>
           </w:p>
           <w:p>
             <w:pPr>
               <w:pStyle w:val="Assessortext"/>
-            </w:pPr>
-            <w:r>
-              <w:t>Part B — HA Deployment Report. Implement your HA design in the AWS Academy lab during a simulated Saturday late-night maintenance window of approximately 3.5 hours. Run the failure and resize simulations from your design's §6 simulation plan. Document everything in the HA Deployment Report (using the YAT-provided template), secure feedback and final sign-off from the role-played YAT ICT Manager, and file the documentation per YAT's records procedures.</w:t>
-            </w:r>
+              <w:rPr>
+                <w:color w:val="000000" w:themeColor="text1"/>
+                <w:sz w:val="20"/>
+                <w:szCs w:val="20"/>
+              </w:rPr>
+            </w:pPr>
           </w:p>
           <w:p>
             <w:pPr>
               <w:pStyle w:val="Assessortext"/>
-            </w:pPr>
-            <w:r>
+              <w:rPr>
+                <w:color w:val="000000" w:themeColor="text1"/>
+                <w:sz w:val="20"/>
+                <w:szCs w:val="20"/>
+              </w:rPr>
+            </w:pPr>
+            <w:r>
+              <w:rPr>
+                <w:color w:val="000000" w:themeColor="text1"/>
+                <w:sz w:val="20"/>
+                <w:szCs w:val="20"/>
+              </w:rPr>
+              <w:t xml:space="preserve">Part B — HA Deployment Report. Implement your HA design in the AWS Academy lab during a simulated Saturday late-night maintenance window of approximately 3.5 hours. Run the failure and resize simulations from your design's §6 simulation plan. </w:t>
+            </w:r>
+          </w:p>
+          <w:p>
+            <w:pPr>
+              <w:pStyle w:val="Assessortext"/>
+              <w:rPr>
+                <w:color w:val="000000" w:themeColor="text1"/>
+                <w:sz w:val="20"/>
+                <w:szCs w:val="20"/>
+              </w:rPr>
+            </w:pPr>
+          </w:p>
+          <w:p>
+            <w:pPr>
+              <w:pStyle w:val="Assessortext"/>
+              <w:rPr>
+                <w:color w:val="000000" w:themeColor="text1"/>
+                <w:sz w:val="20"/>
+                <w:szCs w:val="20"/>
+              </w:rPr>
+            </w:pPr>
+            <w:r>
+              <w:rPr>
+                <w:color w:val="000000" w:themeColor="text1"/>
+                <w:sz w:val="20"/>
+                <w:szCs w:val="20"/>
+              </w:rPr>
+              <w:t xml:space="preserve">Document everything in the HA Deployment Report (using the YAT-provided template), secure feedback and final sign-off from the role-played YAT ICT </w:t>
+            </w:r>
+            <w:proofErr w:type="gramStart"/>
+            <w:r>
+              <w:rPr>
+                <w:color w:val="000000" w:themeColor="text1"/>
+                <w:sz w:val="20"/>
+                <w:szCs w:val="20"/>
+              </w:rPr>
+              <w:t>Manager, and</w:t>
+            </w:r>
+            <w:proofErr w:type="gramEnd"/>
+            <w:r>
+              <w:rPr>
+                <w:color w:val="000000" w:themeColor="text1"/>
+                <w:sz w:val="20"/>
+                <w:szCs w:val="20"/>
+              </w:rPr>
+              <w:t xml:space="preserve"> file the documentation per YAT's records procedures.</w:t>
+            </w:r>
+          </w:p>
+          <w:p>
+            <w:pPr>
+              <w:pStyle w:val="Assessortext"/>
+              <w:rPr>
+                <w:color w:val="000000" w:themeColor="text1"/>
+                <w:sz w:val="20"/>
+                <w:szCs w:val="20"/>
+              </w:rPr>
+            </w:pPr>
+          </w:p>
+          <w:p>
+            <w:pPr>
+              <w:pStyle w:val="Assessortext"/>
+              <w:rPr>
+                <w:color w:val="000000" w:themeColor="text1"/>
+                <w:sz w:val="20"/>
+                <w:szCs w:val="20"/>
+              </w:rPr>
+            </w:pPr>
+            <w:r>
+              <w:rPr>
+                <w:color w:val="000000" w:themeColor="text1"/>
+                <w:sz w:val="20"/>
+                <w:szCs w:val="20"/>
+              </w:rPr>
               <w:t>The HA Deployment Report uses the same shape as the AT2 Deployment Report (same section structure in the same places) but with HA-specific content within each section.</w:t>
             </w:r>
           </w:p>
           <w:p>
             <w:pPr>
               <w:pStyle w:val="Assessortext"/>
-            </w:pPr>
-            <w:r>
+              <w:rPr>
+                <w:color w:val="000000" w:themeColor="text1"/>
+                <w:sz w:val="20"/>
+                <w:szCs w:val="20"/>
+              </w:rPr>
+            </w:pPr>
+          </w:p>
+          <w:p>
+            <w:pPr>
+              <w:pStyle w:val="Assessortext"/>
+            </w:pPr>
+            <w:r>
+              <w:rPr>
+                <w:color w:val="000000" w:themeColor="text1"/>
+                <w:sz w:val="20"/>
+                <w:szCs w:val="20"/>
+              </w:rPr>
               <w:t>This phase is the HA hardening only. The cloud infrastructure HA work is in scope. LMS application installation, MySQL data migration, cutover, and organisational change management are YAT in-house IT's responsibility — out of scope for this assessment.</w:t>
             </w:r>
           </w:p>
@@ -691,7 +1039,6 @@
               <w:pStyle w:val="Heading3"/>
             </w:pPr>
             <w:r>
-              <w:lastRenderedPageBreak/>
               <w:t>Time allowed</w:t>
             </w:r>
           </w:p>
@@ -707,8 +1054,18 @@
           <w:p>
             <w:pPr>
               <w:pStyle w:val="Assessortext"/>
-            </w:pPr>
-            <w:r>
+              <w:rPr>
+                <w:color w:val="000000" w:themeColor="text1"/>
+                <w:sz w:val="20"/>
+                <w:szCs w:val="20"/>
+              </w:rPr>
+            </w:pPr>
+            <w:r>
+              <w:rPr>
+                <w:color w:val="000000" w:themeColor="text1"/>
+                <w:sz w:val="20"/>
+                <w:szCs w:val="20"/>
+              </w:rPr>
               <w:t xml:space="preserve">Design Phase - </w:t>
             </w:r>
           </w:p>
@@ -717,6 +1074,11 @@
               <w:pStyle w:val="Assessortext"/>
             </w:pPr>
             <w:r>
+              <w:rPr>
+                <w:color w:val="000000" w:themeColor="text1"/>
+                <w:sz w:val="20"/>
+                <w:szCs w:val="20"/>
+              </w:rPr>
               <w:t>Implementation Window – 3.5 hours</w:t>
             </w:r>
           </w:p>
@@ -755,7 +1117,6 @@
             <w:pPr>
               <w:pStyle w:val="Assessortext"/>
             </w:pPr>
-            <w:r/>
           </w:p>
         </w:tc>
       </w:tr>
@@ -791,57 +1152,149 @@
           <w:p>
             <w:pPr>
               <w:pStyle w:val="Assessortext"/>
-            </w:pPr>
-            <w:r>
-              <w:t>Provided to you (download from the YAT intranet)</w:t>
+              <w:rPr>
+                <w:b/>
+                <w:bCs/>
+                <w:color w:val="000000" w:themeColor="text1"/>
+                <w:sz w:val="20"/>
+                <w:szCs w:val="20"/>
+              </w:rPr>
+            </w:pPr>
+            <w:r>
+              <w:rPr>
+                <w:b/>
+                <w:bCs/>
+                <w:color w:val="000000" w:themeColor="text1"/>
+                <w:sz w:val="20"/>
+                <w:szCs w:val="20"/>
+              </w:rPr>
+              <w:t>Teacher/assessor supplied resources</w:t>
             </w:r>
           </w:p>
           <w:p>
             <w:pPr>
               <w:pStyle w:val="Assessortext"/>
-            </w:pPr>
-            <w:r>
-              <w:t>HA Design template (intranet Templates section) — Part A template</w:t>
+              <w:rPr>
+                <w:color w:val="000000" w:themeColor="text1"/>
+                <w:sz w:val="20"/>
+                <w:szCs w:val="20"/>
+              </w:rPr>
+            </w:pPr>
+            <w:r>
+              <w:rPr>
+                <w:color w:val="000000" w:themeColor="text1"/>
+                <w:sz w:val="20"/>
+                <w:szCs w:val="20"/>
+              </w:rPr>
+              <w:t>Access to the YAT intranet — supplying the AT2 baseline design, the HA Design template, the HA Deployment Report template, the example past closure exemplar (when authored), the HA database requirements, the LMS application spec, organisational policies, and reference documents</w:t>
             </w:r>
           </w:p>
           <w:p>
             <w:pPr>
               <w:pStyle w:val="Assessortext"/>
-            </w:pPr>
-            <w:r>
-              <w:t>HA Deployment Report template (intranet Templates section) — Part B template</w:t>
+              <w:rPr>
+                <w:color w:val="000000" w:themeColor="text1"/>
+                <w:sz w:val="20"/>
+                <w:szCs w:val="20"/>
+              </w:rPr>
+            </w:pPr>
+            <w:r>
+              <w:rPr>
+                <w:color w:val="000000" w:themeColor="text1"/>
+                <w:sz w:val="20"/>
+                <w:szCs w:val="20"/>
+              </w:rPr>
+              <w:t>AWS Academy lab access — Cloud Foundations + Cloud Architecting + Learner Lab</w:t>
             </w:r>
           </w:p>
           <w:p>
             <w:pPr>
               <w:pStyle w:val="Assessortext"/>
-            </w:pPr>
-            <w:r>
-              <w:t>AT2 supplied baseline design (internal-lms-cloud-architecture-design-S1-CL1-AT2.md, in Engagement Documents) — your starting point for the architecture review</w:t>
+              <w:rPr>
+                <w:color w:val="000000" w:themeColor="text1"/>
+                <w:sz w:val="20"/>
+                <w:szCs w:val="20"/>
+              </w:rPr>
+            </w:pPr>
+            <w:r>
+              <w:rPr>
+                <w:color w:val="000000" w:themeColor="text1"/>
+                <w:sz w:val="20"/>
+                <w:szCs w:val="20"/>
+              </w:rPr>
+              <w:t>AT2 baseline CloudFormation template — distributed to students at the start of the assessment day for deployment in their AWS Academy lab (scenario/assessor-resources/at2-baseline-</w:t>
+            </w:r>
+            <w:proofErr w:type="gramStart"/>
+            <w:r>
+              <w:rPr>
+                <w:color w:val="000000" w:themeColor="text1"/>
+                <w:sz w:val="20"/>
+                <w:szCs w:val="20"/>
+              </w:rPr>
+              <w:t>cloudformation.{md,yaml</w:t>
+            </w:r>
+            <w:proofErr w:type="gramEnd"/>
+            <w:r>
+              <w:rPr>
+                <w:color w:val="000000" w:themeColor="text1"/>
+                <w:sz w:val="20"/>
+                <w:szCs w:val="20"/>
+              </w:rPr>
+              <w:t>})</w:t>
             </w:r>
           </w:p>
           <w:p>
             <w:pPr>
               <w:pStyle w:val="Assessortext"/>
-            </w:pPr>
-            <w:r>
-              <w:t>Example previous Deployment Report (intranet Document Archive) — reference for what good looks like (when authored)</w:t>
+              <w:rPr>
+                <w:color w:val="000000" w:themeColor="text1"/>
+                <w:sz w:val="20"/>
+                <w:szCs w:val="20"/>
+              </w:rPr>
+            </w:pPr>
+            <w:r>
+              <w:rPr>
+                <w:color w:val="000000" w:themeColor="text1"/>
+                <w:sz w:val="20"/>
+                <w:szCs w:val="20"/>
+              </w:rPr>
+              <w:t>The AT2 supplied design (scenario/internal-lms-cloud-architecture-design-S1-CL1-AT2.md) — operational reference for the HA design work</w:t>
             </w:r>
           </w:p>
           <w:p>
             <w:pPr>
               <w:pStyle w:val="Assessortext"/>
-            </w:pPr>
-            <w:r>
-              <w:t>HA database requirements (internal-ha-database-requirements-S1-CL1-AT3.md) — HA expectations specific to the database</w:t>
+              <w:rPr>
+                <w:color w:val="000000" w:themeColor="text1"/>
+                <w:sz w:val="20"/>
+                <w:szCs w:val="20"/>
+              </w:rPr>
+            </w:pPr>
+            <w:r>
+              <w:rPr>
+                <w:color w:val="000000" w:themeColor="text1"/>
+                <w:sz w:val="20"/>
+                <w:szCs w:val="20"/>
+              </w:rPr>
+              <w:t>HA Design Benchmark + HA Deployment Report Benchmark (later in this document) for marking the two parts</w:t>
             </w:r>
           </w:p>
           <w:p>
             <w:pPr>
               <w:pStyle w:val="Assessortext"/>
-            </w:pPr>
-            <w:r>
-              <w:t>AT2 baseline CloudFormation template — provided by your assessor at the start of the assessment day; deploy in your AWS Academy lab to get the AT2 baseline as a consistent starting state</w:t>
+              <w:rPr>
+                <w:color w:val="000000" w:themeColor="text1"/>
+                <w:sz w:val="20"/>
+                <w:szCs w:val="20"/>
+              </w:rPr>
+            </w:pPr>
+            <w:r>
+              <w:rPr>
+                <w:color w:val="000000" w:themeColor="text1"/>
+                <w:sz w:val="20"/>
+                <w:szCs w:val="20"/>
+              </w:rPr>
+              <w:t>Computer with web browser &amp; internet connection &amp; screenshot tool</w:t>
             </w:r>
           </w:p>
           <w:p>
@@ -849,55 +1302,47 @@
               <w:pStyle w:val="Assessortext"/>
             </w:pPr>
             <w:r>
-              <w:t>All other scenario materials (LMS application spec, LMS cloud migration requirements, organisational policies, your AT2 Deployment Report)</w:t>
-            </w:r>
-          </w:p>
-          <w:p>
-            <w:pPr>
-              <w:pStyle w:val="Assessortext"/>
-            </w:pPr>
-            <w:r>
-              <w:t>Provided externally</w:t>
-            </w:r>
-          </w:p>
-          <w:p>
-            <w:pPr>
-              <w:pStyle w:val="Assessortext"/>
-            </w:pPr>
-            <w:r>
-              <w:t>AWS Academy lab access — Cloud Foundations [104469] + Cloud Architecting [172221]</w:t>
-            </w:r>
-          </w:p>
-          <w:p>
-            <w:pPr>
-              <w:pStyle w:val="Assessortext"/>
-            </w:pPr>
-            <w:r>
-              <w:t>You supply</w:t>
-            </w:r>
-          </w:p>
-          <w:p>
-            <w:pPr>
-              <w:pStyle w:val="Assessortext"/>
-            </w:pPr>
-            <w:r>
-              <w:t>Computer with web browser</w:t>
-            </w:r>
-          </w:p>
-          <w:p>
-            <w:pPr>
-              <w:pStyle w:val="Assessortext"/>
-            </w:pPr>
-            <w:r>
-              <w:t>Word-processing software (Microsoft Word or equivalent)</w:t>
-            </w:r>
-          </w:p>
-          <w:p>
-            <w:pPr>
-              <w:pStyle w:val="Assessortext"/>
-            </w:pPr>
-            <w:r>
-              <w:t>A screenshot tool</w:t>
+              <w:rPr>
+                <w:color w:val="000000" w:themeColor="text1"/>
+                <w:sz w:val="20"/>
+                <w:szCs w:val="20"/>
+              </w:rPr>
+              <w:t>Word-processing and presentation software (e.g. Microsoft Word + PowerPoint, or equivalents)</w:t>
+            </w:r>
+            <w:r>
+              <w:rPr>
+                <w:color w:val="000000" w:themeColor="text1"/>
+                <w:sz w:val="20"/>
+                <w:szCs w:val="20"/>
+              </w:rPr>
+              <w:br/>
+            </w:r>
+            <w:r>
+              <w:rPr>
+                <w:b/>
+                <w:bCs/>
+                <w:color w:val="000000" w:themeColor="text1"/>
+                <w:sz w:val="20"/>
+                <w:szCs w:val="20"/>
+              </w:rPr>
+              <w:t>Student supplied</w:t>
+            </w:r>
+            <w:r>
+              <w:rPr>
+                <w:color w:val="000000" w:themeColor="text1"/>
+                <w:sz w:val="20"/>
+                <w:szCs w:val="20"/>
+              </w:rPr>
+              <w:t xml:space="preserve"> </w:t>
+            </w:r>
+            <w:r>
+              <w:rPr>
+                <w:color w:val="000000" w:themeColor="text1"/>
+                <w:sz w:val="20"/>
+                <w:szCs w:val="20"/>
+              </w:rPr>
+              <w:br/>
+              <w:t>Nil - for online assessment segments students are welcome (but not required to) to come into campus and use BKI library computer, internet &amp; software</w:t>
             </w:r>
           </w:p>
         </w:tc>
@@ -935,25 +1380,70 @@
             <w:vAlign w:val="center"/>
           </w:tcPr>
           <w:p>
-            <w:r>
+            <w:pPr>
+              <w:rPr>
+                <w:color w:val="000000" w:themeColor="text1"/>
+                <w:sz w:val="20"/>
+                <w:szCs w:val="20"/>
+              </w:rPr>
+            </w:pPr>
+            <w:r>
+              <w:rPr>
+                <w:color w:val="000000" w:themeColor="text1"/>
+                <w:sz w:val="20"/>
+                <w:szCs w:val="20"/>
+              </w:rPr>
               <w:t>To receive a Satisfactory result for AT3 you must:</w:t>
             </w:r>
           </w:p>
           <w:p>
-            <w:pPr/>
-            <w:r>
+            <w:pPr>
+              <w:rPr>
+                <w:color w:val="000000" w:themeColor="text1"/>
+                <w:sz w:val="20"/>
+                <w:szCs w:val="20"/>
+              </w:rPr>
+            </w:pPr>
+            <w:r>
+              <w:rPr>
+                <w:color w:val="000000" w:themeColor="text1"/>
+                <w:sz w:val="20"/>
+                <w:szCs w:val="20"/>
+              </w:rPr>
               <w:t>Achieve Satisfactory on every criterion in the Part A Assessment Criteria table (HA Design — A1 through A7)</w:t>
             </w:r>
           </w:p>
           <w:p>
-            <w:pPr/>
-            <w:r>
+            <w:pPr>
+              <w:rPr>
+                <w:color w:val="000000" w:themeColor="text1"/>
+                <w:sz w:val="20"/>
+                <w:szCs w:val="20"/>
+              </w:rPr>
+            </w:pPr>
+            <w:r>
+              <w:rPr>
+                <w:color w:val="000000" w:themeColor="text1"/>
+                <w:sz w:val="20"/>
+                <w:szCs w:val="20"/>
+              </w:rPr>
               <w:t>Achieve Satisfactory on every criterion in the Part B Assessment Criteria table (HA Deployment Report — B1 through B16)</w:t>
             </w:r>
           </w:p>
           <w:p>
-            <w:pPr/>
-            <w:r>
+            <w:pPr>
+              <w:rPr>
+                <w:color w:val="000000" w:themeColor="text1"/>
+                <w:sz w:val="20"/>
+                <w:szCs w:val="20"/>
+              </w:rPr>
+            </w:pPr>
+            <w:r>
+              <w:rPr>
+                <w:color w:val="000000" w:themeColor="text1"/>
+                <w:sz w:val="20"/>
+                <w:szCs w:val="20"/>
+              </w:rPr>
               <w:t>Submit both deliverables (.docx) with all sections and appendices populated, using the YAT-provided templates</w:t>
             </w:r>
           </w:p>
@@ -976,6 +1466,7 @@
               <w:pStyle w:val="Heading3"/>
             </w:pPr>
             <w:r>
+              <w:lastRenderedPageBreak/>
               <w:t>Results/Second attempt</w:t>
             </w:r>
           </w:p>
@@ -991,8 +1482,18 @@
           <w:p>
             <w:pPr>
               <w:pStyle w:val="Assessortext"/>
-            </w:pPr>
-            <w:r>
+              <w:rPr>
+                <w:color w:val="000000" w:themeColor="text1"/>
+                <w:sz w:val="20"/>
+                <w:szCs w:val="20"/>
+              </w:rPr>
+            </w:pPr>
+            <w:r>
+              <w:rPr>
+                <w:color w:val="000000" w:themeColor="text1"/>
+                <w:sz w:val="20"/>
+                <w:szCs w:val="20"/>
+              </w:rPr>
               <w:t>If you are deemed not satisfactory for any of the observations, you will be given one (1) more attempt at this assessment (or part thereof) or your teacher/assessor will negotiate a further assessment with you. The second attempt must be completed within 10 working days from the date your feedback is given.</w:t>
             </w:r>
           </w:p>
@@ -1028,7 +1529,19 @@
             <w:vAlign w:val="center"/>
           </w:tcPr>
           <w:p>
-            <w:r>
+            <w:pPr>
+              <w:rPr>
+                <w:color w:val="000000" w:themeColor="text1"/>
+                <w:sz w:val="20"/>
+                <w:szCs w:val="20"/>
+              </w:rPr>
+            </w:pPr>
+            <w:r>
+              <w:rPr>
+                <w:color w:val="000000" w:themeColor="text1"/>
+                <w:sz w:val="20"/>
+                <w:szCs w:val="20"/>
+              </w:rPr>
               <w:t>You can access further information regarding assessment, including Recognition of Prior Learning, Reasonable Adjustment and Assessment Appeals in the Student handbook which can be found on the MyLearning portal.</w:t>
             </w:r>
           </w:p>
@@ -1106,8 +1619,16 @@
           <w:p>
             <w:pPr>
               <w:pStyle w:val="Heading3"/>
-            </w:pPr>
-            <w:r>
+              <w:rPr>
+                <w:sz w:val="20"/>
+                <w:szCs w:val="20"/>
+              </w:rPr>
+            </w:pPr>
+            <w:r>
+              <w:rPr>
+                <w:sz w:val="20"/>
+                <w:szCs w:val="20"/>
+              </w:rPr>
               <w:t>Criteria</w:t>
             </w:r>
           </w:p>
@@ -1124,8 +1645,16 @@
           <w:p>
             <w:pPr>
               <w:pStyle w:val="Heading3"/>
-            </w:pPr>
-            <w:r>
+              <w:rPr>
+                <w:sz w:val="20"/>
+                <w:szCs w:val="20"/>
+              </w:rPr>
+            </w:pPr>
+            <w:r>
+              <w:rPr>
+                <w:sz w:val="20"/>
+                <w:szCs w:val="20"/>
+              </w:rPr>
               <w:t>Satisfactory?</w:t>
             </w:r>
           </w:p>
@@ -1134,12 +1663,20 @@
       <w:tr>
         <w:tc>
           <w:tcPr>
-            <w:tcW w:type="dxa" w:w="8797"/>
-          </w:tcPr>
-          <w:p>
+            <w:tcW w:w="8797" w:type="dxa"/>
+          </w:tcPr>
+          <w:p>
+            <w:pPr>
+              <w:rPr>
+                <w:sz w:val="20"/>
+                <w:szCs w:val="20"/>
+              </w:rPr>
+            </w:pPr>
             <w:r>
               <w:rPr>
                 <w:b/>
+                <w:sz w:val="20"/>
+                <w:szCs w:val="20"/>
               </w:rPr>
               <w:t>Part A</w:t>
             </w:r>
@@ -1147,31 +1684,72 @@
         </w:tc>
         <w:tc>
           <w:tcPr>
-            <w:tcW w:type="dxa" w:w="1943"/>
-          </w:tcPr>
-          <w:p>
-            <w:r/>
+            <w:tcW w:w="1943" w:type="dxa"/>
+          </w:tcPr>
+          <w:p>
+            <w:pPr>
+              <w:rPr>
+                <w:sz w:val="20"/>
+                <w:szCs w:val="20"/>
+              </w:rPr>
+            </w:pPr>
           </w:p>
         </w:tc>
       </w:tr>
       <w:tr>
         <w:tc>
           <w:tcPr>
-            <w:tcW w:type="dxa" w:w="8797"/>
-          </w:tcPr>
-          <w:p>
-            <w:r>
+            <w:tcW w:w="8797" w:type="dxa"/>
+          </w:tcPr>
+          <w:p>
+            <w:pPr>
+              <w:rPr>
+                <w:sz w:val="20"/>
+                <w:szCs w:val="20"/>
+              </w:rPr>
+            </w:pPr>
+            <w:r>
+              <w:rPr>
+                <w:sz w:val="20"/>
+                <w:szCs w:val="20"/>
+              </w:rPr>
               <w:t>A1 - §2 HA requirements — you documented the reliability, recoverability and service-level requirements your HA design must meet, derived from the LMS application specification and the LMS cloud migration requirements</w:t>
             </w:r>
           </w:p>
         </w:tc>
         <w:tc>
           <w:tcPr>
-            <w:tcW w:type="dxa" w:w="1943"/>
-          </w:tcPr>
-          <w:p>
-            <w:r>
-              <w:t>☐ Yes  ☐ No</w:t>
+            <w:tcW w:w="1943" w:type="dxa"/>
+          </w:tcPr>
+          <w:p>
+            <w:pPr>
+              <w:rPr>
+                <w:sz w:val="20"/>
+                <w:szCs w:val="20"/>
+              </w:rPr>
+            </w:pPr>
+            <w:r>
+              <w:rPr>
+                <w:sz w:val="20"/>
+                <w:szCs w:val="20"/>
+              </w:rPr>
+              <w:t xml:space="preserve">☐ </w:t>
+            </w:r>
+            <w:proofErr w:type="gramStart"/>
+            <w:r>
+              <w:rPr>
+                <w:sz w:val="20"/>
+                <w:szCs w:val="20"/>
+              </w:rPr>
+              <w:t>Yes  ☐</w:t>
+            </w:r>
+            <w:proofErr w:type="gramEnd"/>
+            <w:r>
+              <w:rPr>
+                <w:sz w:val="20"/>
+                <w:szCs w:val="20"/>
+              </w:rPr>
+              <w:t xml:space="preserve"> No</w:t>
             </w:r>
           </w:p>
         </w:tc>
@@ -1179,21 +1757,57 @@
       <w:tr>
         <w:tc>
           <w:tcPr>
-            <w:tcW w:type="dxa" w:w="8797"/>
-          </w:tcPr>
-          <w:p>
-            <w:r>
+            <w:tcW w:w="8797" w:type="dxa"/>
+          </w:tcPr>
+          <w:p>
+            <w:pPr>
+              <w:rPr>
+                <w:sz w:val="20"/>
+                <w:szCs w:val="20"/>
+              </w:rPr>
+            </w:pPr>
+            <w:r>
+              <w:rPr>
+                <w:sz w:val="20"/>
+                <w:szCs w:val="20"/>
+              </w:rPr>
               <w:t>A2 - §3.1–§3.4 Review of AT2 baseline — you reviewed the AT2 baseline architecture, identified all single points of failure, estimated current-state recovery objectives per component, and identified components requiring vertical scaling with their availability impact</w:t>
             </w:r>
           </w:p>
         </w:tc>
         <w:tc>
           <w:tcPr>
-            <w:tcW w:type="dxa" w:w="1943"/>
-          </w:tcPr>
-          <w:p>
-            <w:r>
-              <w:t>☐ Yes  ☐ No</w:t>
+            <w:tcW w:w="1943" w:type="dxa"/>
+          </w:tcPr>
+          <w:p>
+            <w:pPr>
+              <w:rPr>
+                <w:sz w:val="20"/>
+                <w:szCs w:val="20"/>
+              </w:rPr>
+            </w:pPr>
+            <w:r>
+              <w:rPr>
+                <w:sz w:val="20"/>
+                <w:szCs w:val="20"/>
+              </w:rPr>
+              <w:t xml:space="preserve">☐ </w:t>
+            </w:r>
+            <w:proofErr w:type="gramStart"/>
+            <w:r>
+              <w:rPr>
+                <w:sz w:val="20"/>
+                <w:szCs w:val="20"/>
+              </w:rPr>
+              <w:t>Yes  ☐</w:t>
+            </w:r>
+            <w:proofErr w:type="gramEnd"/>
+            <w:r>
+              <w:rPr>
+                <w:sz w:val="20"/>
+                <w:szCs w:val="20"/>
+              </w:rPr>
+              <w:t xml:space="preserve"> No</w:t>
             </w:r>
           </w:p>
         </w:tc>
@@ -1201,21 +1815,57 @@
       <w:tr>
         <w:tc>
           <w:tcPr>
-            <w:tcW w:type="dxa" w:w="8797"/>
-          </w:tcPr>
-          <w:p>
-            <w:r>
+            <w:tcW w:w="8797" w:type="dxa"/>
+          </w:tcPr>
+          <w:p>
+            <w:pPr>
+              <w:rPr>
+                <w:sz w:val="20"/>
+                <w:szCs w:val="20"/>
+              </w:rPr>
+            </w:pPr>
+            <w:r>
+              <w:rPr>
+                <w:sz w:val="20"/>
+                <w:szCs w:val="20"/>
+              </w:rPr>
               <w:t>A3 - §3.5 Review findings documented — you produced a clear summary of the review findings (the gap between AT2 baseline and the §2 HA requirements) suitable for stakeholder review</w:t>
             </w:r>
           </w:p>
         </w:tc>
         <w:tc>
           <w:tcPr>
-            <w:tcW w:type="dxa" w:w="1943"/>
-          </w:tcPr>
-          <w:p>
-            <w:r>
-              <w:t>☐ Yes  ☐ No</w:t>
+            <w:tcW w:w="1943" w:type="dxa"/>
+          </w:tcPr>
+          <w:p>
+            <w:pPr>
+              <w:rPr>
+                <w:sz w:val="20"/>
+                <w:szCs w:val="20"/>
+              </w:rPr>
+            </w:pPr>
+            <w:r>
+              <w:rPr>
+                <w:sz w:val="20"/>
+                <w:szCs w:val="20"/>
+              </w:rPr>
+              <w:t xml:space="preserve">☐ </w:t>
+            </w:r>
+            <w:proofErr w:type="gramStart"/>
+            <w:r>
+              <w:rPr>
+                <w:sz w:val="20"/>
+                <w:szCs w:val="20"/>
+              </w:rPr>
+              <w:t>Yes  ☐</w:t>
+            </w:r>
+            <w:proofErr w:type="gramEnd"/>
+            <w:r>
+              <w:rPr>
+                <w:sz w:val="20"/>
+                <w:szCs w:val="20"/>
+              </w:rPr>
+              <w:t xml:space="preserve"> No</w:t>
             </w:r>
           </w:p>
         </w:tc>
@@ -1223,21 +1873,57 @@
       <w:tr>
         <w:tc>
           <w:tcPr>
-            <w:tcW w:type="dxa" w:w="8797"/>
-          </w:tcPr>
-          <w:p>
-            <w:r>
+            <w:tcW w:w="8797" w:type="dxa"/>
+          </w:tcPr>
+          <w:p>
+            <w:pPr>
+              <w:rPr>
+                <w:sz w:val="20"/>
+                <w:szCs w:val="20"/>
+              </w:rPr>
+            </w:pPr>
+            <w:r>
+              <w:rPr>
+                <w:sz w:val="20"/>
+                <w:szCs w:val="20"/>
+              </w:rPr>
               <w:t>A4 - §4.1–§4.12 HA architecture designed — you produced an HA-equivalent architecture covering all layers (IAM, network cross-AZ, compute cross-AZ, ALB cross-AZ, RDS Multi-AZ, storage, security, monitoring HA-tuned, naming, backup)</w:t>
             </w:r>
           </w:p>
         </w:tc>
         <w:tc>
           <w:tcPr>
-            <w:tcW w:type="dxa" w:w="1943"/>
-          </w:tcPr>
-          <w:p>
-            <w:r>
-              <w:t>☐ Yes  ☐ No</w:t>
+            <w:tcW w:w="1943" w:type="dxa"/>
+          </w:tcPr>
+          <w:p>
+            <w:pPr>
+              <w:rPr>
+                <w:sz w:val="20"/>
+                <w:szCs w:val="20"/>
+              </w:rPr>
+            </w:pPr>
+            <w:r>
+              <w:rPr>
+                <w:sz w:val="20"/>
+                <w:szCs w:val="20"/>
+              </w:rPr>
+              <w:t xml:space="preserve">☐ </w:t>
+            </w:r>
+            <w:proofErr w:type="gramStart"/>
+            <w:r>
+              <w:rPr>
+                <w:sz w:val="20"/>
+                <w:szCs w:val="20"/>
+              </w:rPr>
+              <w:t>Yes  ☐</w:t>
+            </w:r>
+            <w:proofErr w:type="gramEnd"/>
+            <w:r>
+              <w:rPr>
+                <w:sz w:val="20"/>
+                <w:szCs w:val="20"/>
+              </w:rPr>
+              <w:t xml:space="preserve"> No</w:t>
             </w:r>
           </w:p>
         </w:tc>
@@ -1245,21 +1931,57 @@
       <w:tr>
         <w:tc>
           <w:tcPr>
-            <w:tcW w:type="dxa" w:w="8797"/>
-          </w:tcPr>
-          <w:p>
-            <w:r>
+            <w:tcW w:w="8797" w:type="dxa"/>
+          </w:tcPr>
+          <w:p>
+            <w:pPr>
+              <w:rPr>
+                <w:sz w:val="20"/>
+                <w:szCs w:val="20"/>
+              </w:rPr>
+            </w:pPr>
+            <w:r>
+              <w:rPr>
+                <w:sz w:val="20"/>
+                <w:szCs w:val="20"/>
+              </w:rPr>
               <w:t>A5 - §4.13–§4.15 HA design state — recovery objectives, vertical-scaling considerations, SPOFs removed — you documented the recovery objectives the HA design achieves, the components still requiring vertical scaling, and the SPOFs from the baseline that the HA design removes</w:t>
             </w:r>
           </w:p>
         </w:tc>
         <w:tc>
           <w:tcPr>
-            <w:tcW w:type="dxa" w:w="1943"/>
-          </w:tcPr>
-          <w:p>
-            <w:r>
-              <w:t>☐ Yes  ☐ No</w:t>
+            <w:tcW w:w="1943" w:type="dxa"/>
+          </w:tcPr>
+          <w:p>
+            <w:pPr>
+              <w:rPr>
+                <w:sz w:val="20"/>
+                <w:szCs w:val="20"/>
+              </w:rPr>
+            </w:pPr>
+            <w:r>
+              <w:rPr>
+                <w:sz w:val="20"/>
+                <w:szCs w:val="20"/>
+              </w:rPr>
+              <w:t xml:space="preserve">☐ </w:t>
+            </w:r>
+            <w:proofErr w:type="gramStart"/>
+            <w:r>
+              <w:rPr>
+                <w:sz w:val="20"/>
+                <w:szCs w:val="20"/>
+              </w:rPr>
+              <w:t>Yes  ☐</w:t>
+            </w:r>
+            <w:proofErr w:type="gramEnd"/>
+            <w:r>
+              <w:rPr>
+                <w:sz w:val="20"/>
+                <w:szCs w:val="20"/>
+              </w:rPr>
+              <w:t xml:space="preserve"> No</w:t>
             </w:r>
           </w:p>
         </w:tc>
@@ -1267,21 +1989,57 @@
       <w:tr>
         <w:tc>
           <w:tcPr>
-            <w:tcW w:type="dxa" w:w="8797"/>
-          </w:tcPr>
-          <w:p>
-            <w:r>
+            <w:tcW w:w="8797" w:type="dxa"/>
+          </w:tcPr>
+          <w:p>
+            <w:pPr>
+              <w:rPr>
+                <w:sz w:val="20"/>
+                <w:szCs w:val="20"/>
+              </w:rPr>
+            </w:pPr>
+            <w:r>
+              <w:rPr>
+                <w:sz w:val="20"/>
+                <w:szCs w:val="20"/>
+              </w:rPr>
               <w:t>A6 - §4 (overall) Design documented per business needs — your design is complete, internally consistent, and addresses YAT's business needs (99.9% availability, ≤1h RPO, ≤4h RTO, data residency)</w:t>
             </w:r>
           </w:p>
         </w:tc>
         <w:tc>
           <w:tcPr>
-            <w:tcW w:type="dxa" w:w="1943"/>
-          </w:tcPr>
-          <w:p>
-            <w:r>
-              <w:t>☐ Yes  ☐ No</w:t>
+            <w:tcW w:w="1943" w:type="dxa"/>
+          </w:tcPr>
+          <w:p>
+            <w:pPr>
+              <w:rPr>
+                <w:sz w:val="20"/>
+                <w:szCs w:val="20"/>
+              </w:rPr>
+            </w:pPr>
+            <w:r>
+              <w:rPr>
+                <w:sz w:val="20"/>
+                <w:szCs w:val="20"/>
+              </w:rPr>
+              <w:t xml:space="preserve">☐ </w:t>
+            </w:r>
+            <w:proofErr w:type="gramStart"/>
+            <w:r>
+              <w:rPr>
+                <w:sz w:val="20"/>
+                <w:szCs w:val="20"/>
+              </w:rPr>
+              <w:t>Yes  ☐</w:t>
+            </w:r>
+            <w:proofErr w:type="gramEnd"/>
+            <w:r>
+              <w:rPr>
+                <w:sz w:val="20"/>
+                <w:szCs w:val="20"/>
+              </w:rPr>
+              <w:t xml:space="preserve"> No</w:t>
             </w:r>
           </w:p>
         </w:tc>
@@ -1289,21 +2047,57 @@
       <w:tr>
         <w:tc>
           <w:tcPr>
-            <w:tcW w:type="dxa" w:w="8797"/>
-          </w:tcPr>
-          <w:p>
-            <w:r>
+            <w:tcW w:w="8797" w:type="dxa"/>
+          </w:tcPr>
+          <w:p>
+            <w:pPr>
+              <w:rPr>
+                <w:sz w:val="20"/>
+                <w:szCs w:val="20"/>
+              </w:rPr>
+            </w:pPr>
+            <w:r>
+              <w:rPr>
+                <w:sz w:val="20"/>
+                <w:szCs w:val="20"/>
+              </w:rPr>
               <w:t>A7 - HA Design document quality — uses plain English, appropriate technical vocabulary, structure, and depth relevant to a professional consulting design deliverable</w:t>
             </w:r>
           </w:p>
         </w:tc>
         <w:tc>
           <w:tcPr>
-            <w:tcW w:type="dxa" w:w="1943"/>
-          </w:tcPr>
-          <w:p>
-            <w:r>
-              <w:t>☐ Yes  ☐ No</w:t>
+            <w:tcW w:w="1943" w:type="dxa"/>
+          </w:tcPr>
+          <w:p>
+            <w:pPr>
+              <w:rPr>
+                <w:sz w:val="20"/>
+                <w:szCs w:val="20"/>
+              </w:rPr>
+            </w:pPr>
+            <w:r>
+              <w:rPr>
+                <w:sz w:val="20"/>
+                <w:szCs w:val="20"/>
+              </w:rPr>
+              <w:t xml:space="preserve">☐ </w:t>
+            </w:r>
+            <w:proofErr w:type="gramStart"/>
+            <w:r>
+              <w:rPr>
+                <w:sz w:val="20"/>
+                <w:szCs w:val="20"/>
+              </w:rPr>
+              <w:t>Yes  ☐</w:t>
+            </w:r>
+            <w:proofErr w:type="gramEnd"/>
+            <w:r>
+              <w:rPr>
+                <w:sz w:val="20"/>
+                <w:szCs w:val="20"/>
+              </w:rPr>
+              <w:t xml:space="preserve"> No</w:t>
             </w:r>
           </w:p>
         </w:tc>
@@ -1311,12 +2105,20 @@
       <w:tr>
         <w:tc>
           <w:tcPr>
-            <w:tcW w:type="dxa" w:w="8797"/>
-          </w:tcPr>
-          <w:p>
+            <w:tcW w:w="8797" w:type="dxa"/>
+          </w:tcPr>
+          <w:p>
+            <w:pPr>
+              <w:rPr>
+                <w:sz w:val="20"/>
+                <w:szCs w:val="20"/>
+              </w:rPr>
+            </w:pPr>
             <w:r>
               <w:rPr>
                 <w:b/>
+                <w:sz w:val="20"/>
+                <w:szCs w:val="20"/>
               </w:rPr>
               <w:t>Part B</w:t>
             </w:r>
@@ -1324,31 +2126,72 @@
         </w:tc>
         <w:tc>
           <w:tcPr>
-            <w:tcW w:type="dxa" w:w="1943"/>
-          </w:tcPr>
-          <w:p>
-            <w:r/>
+            <w:tcW w:w="1943" w:type="dxa"/>
+          </w:tcPr>
+          <w:p>
+            <w:pPr>
+              <w:rPr>
+                <w:sz w:val="20"/>
+                <w:szCs w:val="20"/>
+              </w:rPr>
+            </w:pPr>
           </w:p>
         </w:tc>
       </w:tr>
       <w:tr>
         <w:tc>
           <w:tcPr>
-            <w:tcW w:type="dxa" w:w="8797"/>
-          </w:tcPr>
-          <w:p>
-            <w:r>
+            <w:tcW w:w="8797" w:type="dxa"/>
+          </w:tcPr>
+          <w:p>
+            <w:pPr>
+              <w:rPr>
+                <w:sz w:val="20"/>
+                <w:szCs w:val="20"/>
+              </w:rPr>
+            </w:pPr>
+            <w:r>
+              <w:rPr>
+                <w:sz w:val="20"/>
+                <w:szCs w:val="20"/>
+              </w:rPr>
               <w:t>B1 - §1 Executive Summary — you produced a concise (≤ 1 page) summary of the HA hardening delivered, including the simulation outcomes in headline form</w:t>
             </w:r>
           </w:p>
         </w:tc>
         <w:tc>
           <w:tcPr>
-            <w:tcW w:type="dxa" w:w="1943"/>
-          </w:tcPr>
-          <w:p>
-            <w:r>
-              <w:t>☐ Yes  ☐ No</w:t>
+            <w:tcW w:w="1943" w:type="dxa"/>
+          </w:tcPr>
+          <w:p>
+            <w:pPr>
+              <w:rPr>
+                <w:sz w:val="20"/>
+                <w:szCs w:val="20"/>
+              </w:rPr>
+            </w:pPr>
+            <w:r>
+              <w:rPr>
+                <w:sz w:val="20"/>
+                <w:szCs w:val="20"/>
+              </w:rPr>
+              <w:t xml:space="preserve">☐ </w:t>
+            </w:r>
+            <w:proofErr w:type="gramStart"/>
+            <w:r>
+              <w:rPr>
+                <w:sz w:val="20"/>
+                <w:szCs w:val="20"/>
+              </w:rPr>
+              <w:t>Yes  ☐</w:t>
+            </w:r>
+            <w:proofErr w:type="gramEnd"/>
+            <w:r>
+              <w:rPr>
+                <w:sz w:val="20"/>
+                <w:szCs w:val="20"/>
+              </w:rPr>
+              <w:t xml:space="preserve"> No</w:t>
             </w:r>
           </w:p>
         </w:tc>
@@ -1356,21 +2199,73 @@
       <w:tr>
         <w:tc>
           <w:tcPr>
-            <w:tcW w:type="dxa" w:w="8797"/>
-          </w:tcPr>
-          <w:p>
-            <w:r>
-              <w:t>B2 - §4 Build narrative — HA implementation across all tiers (cross-AZ network, ASG cross-AZ expansion, Multi-AZ database, ALB cross-AZ targets, monitoring HA-tuning, storage adjustments) — you documented the implementation work that translated your HA Design into running infrastructure</w:t>
-            </w:r>
-          </w:p>
-        </w:tc>
-        <w:tc>
-          <w:tcPr>
-            <w:tcW w:type="dxa" w:w="1943"/>
-          </w:tcPr>
-          <w:p>
-            <w:r>
-              <w:t>☐ Yes  ☐ No</w:t>
+            <w:tcW w:w="8797" w:type="dxa"/>
+          </w:tcPr>
+          <w:p>
+            <w:pPr>
+              <w:rPr>
+                <w:sz w:val="20"/>
+                <w:szCs w:val="20"/>
+              </w:rPr>
+            </w:pPr>
+            <w:r>
+              <w:rPr>
+                <w:sz w:val="20"/>
+                <w:szCs w:val="20"/>
+              </w:rPr>
+              <w:t xml:space="preserve">B2 - §4 Build narrative — HA implementation across all tiers (cross-AZ network, ASG cross-AZ expansion, </w:t>
+            </w:r>
+            <w:proofErr w:type="gramStart"/>
+            <w:r>
+              <w:rPr>
+                <w:sz w:val="20"/>
+                <w:szCs w:val="20"/>
+              </w:rPr>
+              <w:t>Multi-AZ</w:t>
+            </w:r>
+            <w:proofErr w:type="gramEnd"/>
+            <w:r>
+              <w:rPr>
+                <w:sz w:val="20"/>
+                <w:szCs w:val="20"/>
+              </w:rPr>
+              <w:t xml:space="preserve"> database, ALB cross-AZ targets, monitoring HA-tuning, storage adjustments) — you documented the implementation work that translated your HA Design into running infrastructure</w:t>
+            </w:r>
+          </w:p>
+        </w:tc>
+        <w:tc>
+          <w:tcPr>
+            <w:tcW w:w="1943" w:type="dxa"/>
+          </w:tcPr>
+          <w:p>
+            <w:pPr>
+              <w:rPr>
+                <w:sz w:val="20"/>
+                <w:szCs w:val="20"/>
+              </w:rPr>
+            </w:pPr>
+            <w:r>
+              <w:rPr>
+                <w:sz w:val="20"/>
+                <w:szCs w:val="20"/>
+              </w:rPr>
+              <w:t xml:space="preserve">☐ </w:t>
+            </w:r>
+            <w:proofErr w:type="gramStart"/>
+            <w:r>
+              <w:rPr>
+                <w:sz w:val="20"/>
+                <w:szCs w:val="20"/>
+              </w:rPr>
+              <w:t>Yes  ☐</w:t>
+            </w:r>
+            <w:proofErr w:type="gramEnd"/>
+            <w:r>
+              <w:rPr>
+                <w:sz w:val="20"/>
+                <w:szCs w:val="20"/>
+              </w:rPr>
+              <w:t xml:space="preserve"> No</w:t>
             </w:r>
           </w:p>
         </w:tc>
@@ -1378,21 +2273,57 @@
       <w:tr>
         <w:tc>
           <w:tcPr>
-            <w:tcW w:type="dxa" w:w="8797"/>
-          </w:tcPr>
-          <w:p>
-            <w:r>
+            <w:tcW w:w="8797" w:type="dxa"/>
+          </w:tcPr>
+          <w:p>
+            <w:pPr>
+              <w:rPr>
+                <w:sz w:val="20"/>
+                <w:szCs w:val="20"/>
+              </w:rPr>
+            </w:pPr>
+            <w:r>
+              <w:rPr>
+                <w:sz w:val="20"/>
+                <w:szCs w:val="20"/>
+              </w:rPr>
               <w:t>B3 - §6.1 Connectivity tests — you verified post-implementation connectivity between resources at all tiers</w:t>
             </w:r>
           </w:p>
         </w:tc>
         <w:tc>
           <w:tcPr>
-            <w:tcW w:type="dxa" w:w="1943"/>
-          </w:tcPr>
-          <w:p>
-            <w:r>
-              <w:t>☐ Yes  ☐ No</w:t>
+            <w:tcW w:w="1943" w:type="dxa"/>
+          </w:tcPr>
+          <w:p>
+            <w:pPr>
+              <w:rPr>
+                <w:sz w:val="20"/>
+                <w:szCs w:val="20"/>
+              </w:rPr>
+            </w:pPr>
+            <w:r>
+              <w:rPr>
+                <w:sz w:val="20"/>
+                <w:szCs w:val="20"/>
+              </w:rPr>
+              <w:t xml:space="preserve">☐ </w:t>
+            </w:r>
+            <w:proofErr w:type="gramStart"/>
+            <w:r>
+              <w:rPr>
+                <w:sz w:val="20"/>
+                <w:szCs w:val="20"/>
+              </w:rPr>
+              <w:t>Yes  ☐</w:t>
+            </w:r>
+            <w:proofErr w:type="gramEnd"/>
+            <w:r>
+              <w:rPr>
+                <w:sz w:val="20"/>
+                <w:szCs w:val="20"/>
+              </w:rPr>
+              <w:t xml:space="preserve"> No</w:t>
             </w:r>
           </w:p>
         </w:tc>
@@ -1400,21 +2331,57 @@
       <w:tr>
         <w:tc>
           <w:tcPr>
-            <w:tcW w:type="dxa" w:w="8797"/>
-          </w:tcPr>
-          <w:p>
-            <w:r>
+            <w:tcW w:w="8797" w:type="dxa"/>
+          </w:tcPr>
+          <w:p>
+            <w:pPr>
+              <w:rPr>
+                <w:sz w:val="20"/>
+                <w:szCs w:val="20"/>
+              </w:rPr>
+            </w:pPr>
+            <w:r>
+              <w:rPr>
+                <w:sz w:val="20"/>
+                <w:szCs w:val="20"/>
+              </w:rPr>
               <w:t>B4 - §6.2 Failure simulation — you executed the failure simulations planned in your HA Design §6.1, observed outcomes, captured evidence</w:t>
             </w:r>
           </w:p>
         </w:tc>
         <w:tc>
           <w:tcPr>
-            <w:tcW w:type="dxa" w:w="1943"/>
-          </w:tcPr>
-          <w:p>
-            <w:r>
-              <w:t>☐ Yes  ☐ No</w:t>
+            <w:tcW w:w="1943" w:type="dxa"/>
+          </w:tcPr>
+          <w:p>
+            <w:pPr>
+              <w:rPr>
+                <w:sz w:val="20"/>
+                <w:szCs w:val="20"/>
+              </w:rPr>
+            </w:pPr>
+            <w:r>
+              <w:rPr>
+                <w:sz w:val="20"/>
+                <w:szCs w:val="20"/>
+              </w:rPr>
+              <w:t xml:space="preserve">☐ </w:t>
+            </w:r>
+            <w:proofErr w:type="gramStart"/>
+            <w:r>
+              <w:rPr>
+                <w:sz w:val="20"/>
+                <w:szCs w:val="20"/>
+              </w:rPr>
+              <w:t>Yes  ☐</w:t>
+            </w:r>
+            <w:proofErr w:type="gramEnd"/>
+            <w:r>
+              <w:rPr>
+                <w:sz w:val="20"/>
+                <w:szCs w:val="20"/>
+              </w:rPr>
+              <w:t xml:space="preserve"> No</w:t>
             </w:r>
           </w:p>
         </w:tc>
@@ -1422,21 +2389,57 @@
       <w:tr>
         <w:tc>
           <w:tcPr>
-            <w:tcW w:type="dxa" w:w="8797"/>
-          </w:tcPr>
-          <w:p>
-            <w:r>
+            <w:tcW w:w="8797" w:type="dxa"/>
+          </w:tcPr>
+          <w:p>
+            <w:pPr>
+              <w:rPr>
+                <w:sz w:val="20"/>
+                <w:szCs w:val="20"/>
+              </w:rPr>
+            </w:pPr>
+            <w:r>
+              <w:rPr>
+                <w:sz w:val="20"/>
+                <w:szCs w:val="20"/>
+              </w:rPr>
               <w:t>B5 - §6.3 Resize simulation — you executed the resize simulations planned in your HA Design §6.2, measured availability impact, captured evidence</w:t>
             </w:r>
           </w:p>
         </w:tc>
         <w:tc>
           <w:tcPr>
-            <w:tcW w:type="dxa" w:w="1943"/>
-          </w:tcPr>
-          <w:p>
-            <w:r>
-              <w:t>☐ Yes  ☐ No</w:t>
+            <w:tcW w:w="1943" w:type="dxa"/>
+          </w:tcPr>
+          <w:p>
+            <w:pPr>
+              <w:rPr>
+                <w:sz w:val="20"/>
+                <w:szCs w:val="20"/>
+              </w:rPr>
+            </w:pPr>
+            <w:r>
+              <w:rPr>
+                <w:sz w:val="20"/>
+                <w:szCs w:val="20"/>
+              </w:rPr>
+              <w:t xml:space="preserve">☐ </w:t>
+            </w:r>
+            <w:proofErr w:type="gramStart"/>
+            <w:r>
+              <w:rPr>
+                <w:sz w:val="20"/>
+                <w:szCs w:val="20"/>
+              </w:rPr>
+              <w:t>Yes  ☐</w:t>
+            </w:r>
+            <w:proofErr w:type="gramEnd"/>
+            <w:r>
+              <w:rPr>
+                <w:sz w:val="20"/>
+                <w:szCs w:val="20"/>
+              </w:rPr>
+              <w:t xml:space="preserve"> No</w:t>
             </w:r>
           </w:p>
         </w:tc>
@@ -1444,21 +2447,57 @@
       <w:tr>
         <w:tc>
           <w:tcPr>
-            <w:tcW w:type="dxa" w:w="8797"/>
-          </w:tcPr>
-          <w:p>
-            <w:r>
+            <w:tcW w:w="8797" w:type="dxa"/>
+          </w:tcPr>
+          <w:p>
+            <w:pPr>
+              <w:rPr>
+                <w:sz w:val="20"/>
+                <w:szCs w:val="20"/>
+              </w:rPr>
+            </w:pPr>
+            <w:r>
+              <w:rPr>
+                <w:sz w:val="20"/>
+                <w:szCs w:val="20"/>
+              </w:rPr>
               <w:t>B6 - §6.4 Availability measurement — you set up and used CloudWatch (or equivalent) to define, monitor, and record resource availability across the maintenance window</w:t>
             </w:r>
           </w:p>
         </w:tc>
         <w:tc>
           <w:tcPr>
-            <w:tcW w:type="dxa" w:w="1943"/>
-          </w:tcPr>
-          <w:p>
-            <w:r>
-              <w:t>☐ Yes  ☐ No</w:t>
+            <w:tcW w:w="1943" w:type="dxa"/>
+          </w:tcPr>
+          <w:p>
+            <w:pPr>
+              <w:rPr>
+                <w:sz w:val="20"/>
+                <w:szCs w:val="20"/>
+              </w:rPr>
+            </w:pPr>
+            <w:r>
+              <w:rPr>
+                <w:sz w:val="20"/>
+                <w:szCs w:val="20"/>
+              </w:rPr>
+              <w:t xml:space="preserve">☐ </w:t>
+            </w:r>
+            <w:proofErr w:type="gramStart"/>
+            <w:r>
+              <w:rPr>
+                <w:sz w:val="20"/>
+                <w:szCs w:val="20"/>
+              </w:rPr>
+              <w:t>Yes  ☐</w:t>
+            </w:r>
+            <w:proofErr w:type="gramEnd"/>
+            <w:r>
+              <w:rPr>
+                <w:sz w:val="20"/>
+                <w:szCs w:val="20"/>
+              </w:rPr>
+              <w:t xml:space="preserve"> No</w:t>
             </w:r>
           </w:p>
         </w:tc>
@@ -1466,21 +2505,57 @@
       <w:tr>
         <w:tc>
           <w:tcPr>
-            <w:tcW w:type="dxa" w:w="8797"/>
-          </w:tcPr>
-          <w:p>
-            <w:r>
+            <w:tcW w:w="8797" w:type="dxa"/>
+          </w:tcPr>
+          <w:p>
+            <w:pPr>
+              <w:rPr>
+                <w:sz w:val="20"/>
+                <w:szCs w:val="20"/>
+              </w:rPr>
+            </w:pPr>
+            <w:r>
+              <w:rPr>
+                <w:sz w:val="20"/>
+                <w:szCs w:val="20"/>
+              </w:rPr>
               <w:t>B7 - §6.5 Simulation findings vs design — you compared the actual simulation outcomes against the expected outcomes specified in your HA Design §6 simulation plan, and documented the comparison</w:t>
             </w:r>
           </w:p>
         </w:tc>
         <w:tc>
           <w:tcPr>
-            <w:tcW w:type="dxa" w:w="1943"/>
-          </w:tcPr>
-          <w:p>
-            <w:r>
-              <w:t>☐ Yes  ☐ No</w:t>
+            <w:tcW w:w="1943" w:type="dxa"/>
+          </w:tcPr>
+          <w:p>
+            <w:pPr>
+              <w:rPr>
+                <w:sz w:val="20"/>
+                <w:szCs w:val="20"/>
+              </w:rPr>
+            </w:pPr>
+            <w:r>
+              <w:rPr>
+                <w:sz w:val="20"/>
+                <w:szCs w:val="20"/>
+              </w:rPr>
+              <w:t xml:space="preserve">☐ </w:t>
+            </w:r>
+            <w:proofErr w:type="gramStart"/>
+            <w:r>
+              <w:rPr>
+                <w:sz w:val="20"/>
+                <w:szCs w:val="20"/>
+              </w:rPr>
+              <w:t>Yes  ☐</w:t>
+            </w:r>
+            <w:proofErr w:type="gramEnd"/>
+            <w:r>
+              <w:rPr>
+                <w:sz w:val="20"/>
+                <w:szCs w:val="20"/>
+              </w:rPr>
+              <w:t xml:space="preserve"> No</w:t>
             </w:r>
           </w:p>
         </w:tc>
@@ -1488,21 +2563,66 @@
       <w:tr>
         <w:tc>
           <w:tcPr>
-            <w:tcW w:type="dxa" w:w="8797"/>
-          </w:tcPr>
-          <w:p>
-            <w:r>
-              <w:t>B8 - §6.6 Adjustments per simulations — you documented any adjustments made to the architecture, configuration, or monitoring based on simulation outcomes (or explicitly justified that no adjustments were needed)</w:t>
-            </w:r>
-          </w:p>
-        </w:tc>
-        <w:tc>
-          <w:tcPr>
-            <w:tcW w:type="dxa" w:w="1943"/>
-          </w:tcPr>
-          <w:p>
-            <w:r>
-              <w:t>☐ Yes  ☐ No</w:t>
+            <w:tcW w:w="8797" w:type="dxa"/>
+          </w:tcPr>
+          <w:p>
+            <w:pPr>
+              <w:rPr>
+                <w:sz w:val="20"/>
+                <w:szCs w:val="20"/>
+              </w:rPr>
+            </w:pPr>
+            <w:r>
+              <w:rPr>
+                <w:sz w:val="20"/>
+                <w:szCs w:val="20"/>
+              </w:rPr>
+              <w:t xml:space="preserve">B8 - §6.6 Adjustments per simulations — you documented any adjustments made to the architecture, configuration, or monitoring based on simulation outcomes (or explicitly justified that no adjustments </w:t>
+            </w:r>
+            <w:r>
+              <w:rPr>
+                <w:sz w:val="20"/>
+                <w:szCs w:val="20"/>
+              </w:rPr>
+              <w:lastRenderedPageBreak/>
+              <w:t>were needed)</w:t>
+            </w:r>
+          </w:p>
+        </w:tc>
+        <w:tc>
+          <w:tcPr>
+            <w:tcW w:w="1943" w:type="dxa"/>
+          </w:tcPr>
+          <w:p>
+            <w:pPr>
+              <w:rPr>
+                <w:sz w:val="20"/>
+                <w:szCs w:val="20"/>
+              </w:rPr>
+            </w:pPr>
+            <w:r>
+              <w:rPr>
+                <w:sz w:val="20"/>
+                <w:szCs w:val="20"/>
+              </w:rPr>
+              <w:lastRenderedPageBreak/>
+              <w:t xml:space="preserve">☐ </w:t>
+            </w:r>
+            <w:proofErr w:type="gramStart"/>
+            <w:r>
+              <w:rPr>
+                <w:sz w:val="20"/>
+                <w:szCs w:val="20"/>
+              </w:rPr>
+              <w:t>Yes  ☐</w:t>
+            </w:r>
+            <w:proofErr w:type="gramEnd"/>
+            <w:r>
+              <w:rPr>
+                <w:sz w:val="20"/>
+                <w:szCs w:val="20"/>
+              </w:rPr>
+              <w:t xml:space="preserve"> No</w:t>
             </w:r>
           </w:p>
         </w:tc>
@@ -1510,21 +2630,57 @@
       <w:tr>
         <w:tc>
           <w:tcPr>
-            <w:tcW w:type="dxa" w:w="8797"/>
-          </w:tcPr>
-          <w:p>
-            <w:r>
+            <w:tcW w:w="8797" w:type="dxa"/>
+          </w:tcPr>
+          <w:p>
+            <w:pPr>
+              <w:rPr>
+                <w:sz w:val="20"/>
+                <w:szCs w:val="20"/>
+              </w:rPr>
+            </w:pPr>
+            <w:r>
+              <w:rPr>
+                <w:sz w:val="20"/>
+                <w:szCs w:val="20"/>
+              </w:rPr>
               <w:t>B9 - §7.4 Documentation filed per organisational policies — you documented the filing of the HA Design + HA Deployment Report + appendices per YAT's records management procedures</w:t>
             </w:r>
           </w:p>
         </w:tc>
         <w:tc>
           <w:tcPr>
-            <w:tcW w:type="dxa" w:w="1943"/>
-          </w:tcPr>
-          <w:p>
-            <w:r>
-              <w:t>☐ Yes  ☐ No</w:t>
+            <w:tcW w:w="1943" w:type="dxa"/>
+          </w:tcPr>
+          <w:p>
+            <w:pPr>
+              <w:rPr>
+                <w:sz w:val="20"/>
+                <w:szCs w:val="20"/>
+              </w:rPr>
+            </w:pPr>
+            <w:r>
+              <w:rPr>
+                <w:sz w:val="20"/>
+                <w:szCs w:val="20"/>
+              </w:rPr>
+              <w:t xml:space="preserve">☐ </w:t>
+            </w:r>
+            <w:proofErr w:type="gramStart"/>
+            <w:r>
+              <w:rPr>
+                <w:sz w:val="20"/>
+                <w:szCs w:val="20"/>
+              </w:rPr>
+              <w:t>Yes  ☐</w:t>
+            </w:r>
+            <w:proofErr w:type="gramEnd"/>
+            <w:r>
+              <w:rPr>
+                <w:sz w:val="20"/>
+                <w:szCs w:val="20"/>
+              </w:rPr>
+              <w:t xml:space="preserve"> No</w:t>
             </w:r>
           </w:p>
         </w:tc>
@@ -1532,21 +2688,57 @@
       <w:tr>
         <w:tc>
           <w:tcPr>
-            <w:tcW w:type="dxa" w:w="8797"/>
-          </w:tcPr>
-          <w:p>
-            <w:r>
+            <w:tcW w:w="8797" w:type="dxa"/>
+          </w:tcPr>
+          <w:p>
+            <w:pPr>
+              <w:rPr>
+                <w:sz w:val="20"/>
+                <w:szCs w:val="20"/>
+              </w:rPr>
+            </w:pPr>
+            <w:r>
+              <w:rPr>
+                <w:sz w:val="20"/>
+                <w:szCs w:val="20"/>
+              </w:rPr>
               <w:t>B10 - §7.5 Feedback record — you captured the feedback received from the role-played YAT ICT Manager / MTS Senior Consultant on the HA Design and HA implementation, including your response</w:t>
             </w:r>
           </w:p>
         </w:tc>
         <w:tc>
           <w:tcPr>
-            <w:tcW w:type="dxa" w:w="1943"/>
-          </w:tcPr>
-          <w:p>
-            <w:r>
-              <w:t>☐ Yes  ☐ No</w:t>
+            <w:tcW w:w="1943" w:type="dxa"/>
+          </w:tcPr>
+          <w:p>
+            <w:pPr>
+              <w:rPr>
+                <w:sz w:val="20"/>
+                <w:szCs w:val="20"/>
+              </w:rPr>
+            </w:pPr>
+            <w:r>
+              <w:rPr>
+                <w:sz w:val="20"/>
+                <w:szCs w:val="20"/>
+              </w:rPr>
+              <w:t xml:space="preserve">☐ </w:t>
+            </w:r>
+            <w:proofErr w:type="gramStart"/>
+            <w:r>
+              <w:rPr>
+                <w:sz w:val="20"/>
+                <w:szCs w:val="20"/>
+              </w:rPr>
+              <w:t>Yes  ☐</w:t>
+            </w:r>
+            <w:proofErr w:type="gramEnd"/>
+            <w:r>
+              <w:rPr>
+                <w:sz w:val="20"/>
+                <w:szCs w:val="20"/>
+              </w:rPr>
+              <w:t xml:space="preserve"> No</w:t>
             </w:r>
           </w:p>
         </w:tc>
@@ -1554,21 +2746,57 @@
       <w:tr>
         <w:tc>
           <w:tcPr>
-            <w:tcW w:type="dxa" w:w="8797"/>
-          </w:tcPr>
-          <w:p>
-            <w:r>
+            <w:tcW w:w="8797" w:type="dxa"/>
+          </w:tcPr>
+          <w:p>
+            <w:pPr>
+              <w:rPr>
+                <w:sz w:val="20"/>
+                <w:szCs w:val="20"/>
+              </w:rPr>
+            </w:pPr>
+            <w:r>
+              <w:rPr>
+                <w:sz w:val="20"/>
+                <w:szCs w:val="20"/>
+              </w:rPr>
               <w:t>B11 - §7.6 Final sign-off obtained — the role-played YAT ICT Manager has signed off on the HA hardening; the sign-off block in §7.6 is populated and signed</w:t>
             </w:r>
           </w:p>
         </w:tc>
         <w:tc>
           <w:tcPr>
-            <w:tcW w:type="dxa" w:w="1943"/>
-          </w:tcPr>
-          <w:p>
-            <w:r>
-              <w:t>☐ Yes  ☐ No</w:t>
+            <w:tcW w:w="1943" w:type="dxa"/>
+          </w:tcPr>
+          <w:p>
+            <w:pPr>
+              <w:rPr>
+                <w:sz w:val="20"/>
+                <w:szCs w:val="20"/>
+              </w:rPr>
+            </w:pPr>
+            <w:r>
+              <w:rPr>
+                <w:sz w:val="20"/>
+                <w:szCs w:val="20"/>
+              </w:rPr>
+              <w:t xml:space="preserve">☐ </w:t>
+            </w:r>
+            <w:proofErr w:type="gramStart"/>
+            <w:r>
+              <w:rPr>
+                <w:sz w:val="20"/>
+                <w:szCs w:val="20"/>
+              </w:rPr>
+              <w:t>Yes  ☐</w:t>
+            </w:r>
+            <w:proofErr w:type="gramEnd"/>
+            <w:r>
+              <w:rPr>
+                <w:sz w:val="20"/>
+                <w:szCs w:val="20"/>
+              </w:rPr>
+              <w:t xml:space="preserve"> No</w:t>
             </w:r>
           </w:p>
         </w:tc>
@@ -1576,21 +2804,57 @@
       <w:tr>
         <w:tc>
           <w:tcPr>
-            <w:tcW w:type="dxa" w:w="8797"/>
-          </w:tcPr>
-          <w:p>
-            <w:r>
+            <w:tcW w:w="8797" w:type="dxa"/>
+          </w:tcPr>
+          <w:p>
+            <w:pPr>
+              <w:rPr>
+                <w:sz w:val="20"/>
+                <w:szCs w:val="20"/>
+              </w:rPr>
+            </w:pPr>
+            <w:r>
+              <w:rPr>
+                <w:sz w:val="20"/>
+                <w:szCs w:val="20"/>
+              </w:rPr>
               <w:t>B12 - §8 Knowledge Evidence Responses — you answered all 6 KE questions with specific reference to your own HA design and implementation, not generic textbook answers</w:t>
             </w:r>
           </w:p>
         </w:tc>
         <w:tc>
           <w:tcPr>
-            <w:tcW w:type="dxa" w:w="1943"/>
-          </w:tcPr>
-          <w:p>
-            <w:r>
-              <w:t>☐ Yes  ☐ No</w:t>
+            <w:tcW w:w="1943" w:type="dxa"/>
+          </w:tcPr>
+          <w:p>
+            <w:pPr>
+              <w:rPr>
+                <w:sz w:val="20"/>
+                <w:szCs w:val="20"/>
+              </w:rPr>
+            </w:pPr>
+            <w:r>
+              <w:rPr>
+                <w:sz w:val="20"/>
+                <w:szCs w:val="20"/>
+              </w:rPr>
+              <w:t xml:space="preserve">☐ </w:t>
+            </w:r>
+            <w:proofErr w:type="gramStart"/>
+            <w:r>
+              <w:rPr>
+                <w:sz w:val="20"/>
+                <w:szCs w:val="20"/>
+              </w:rPr>
+              <w:t>Yes  ☐</w:t>
+            </w:r>
+            <w:proofErr w:type="gramEnd"/>
+            <w:r>
+              <w:rPr>
+                <w:sz w:val="20"/>
+                <w:szCs w:val="20"/>
+              </w:rPr>
+              <w:t xml:space="preserve"> No</w:t>
             </w:r>
           </w:p>
         </w:tc>
@@ -1598,21 +2862,73 @@
       <w:tr>
         <w:tc>
           <w:tcPr>
-            <w:tcW w:type="dxa" w:w="8797"/>
-          </w:tcPr>
-          <w:p>
-            <w:r>
-              <w:t>B13 - Appendix A Build Evidence — all named screenshots present (cross-AZ subnets, Multi-AZ RDS, cross-AZ ASG instances, HA-tuned alarms, etc.), correct AWS region visible, named items visible per the template's requirements</w:t>
-            </w:r>
-          </w:p>
-        </w:tc>
-        <w:tc>
-          <w:tcPr>
-            <w:tcW w:type="dxa" w:w="1943"/>
-          </w:tcPr>
-          <w:p>
-            <w:r>
-              <w:t>☐ Yes  ☐ No</w:t>
+            <w:tcW w:w="8797" w:type="dxa"/>
+          </w:tcPr>
+          <w:p>
+            <w:pPr>
+              <w:rPr>
+                <w:sz w:val="20"/>
+                <w:szCs w:val="20"/>
+              </w:rPr>
+            </w:pPr>
+            <w:r>
+              <w:rPr>
+                <w:sz w:val="20"/>
+                <w:szCs w:val="20"/>
+              </w:rPr>
+              <w:t xml:space="preserve">B13 - Appendix A Build Evidence — all named screenshots present (cross-AZ subnets, </w:t>
+            </w:r>
+            <w:proofErr w:type="gramStart"/>
+            <w:r>
+              <w:rPr>
+                <w:sz w:val="20"/>
+                <w:szCs w:val="20"/>
+              </w:rPr>
+              <w:t>Multi-AZ RDS</w:t>
+            </w:r>
+            <w:proofErr w:type="gramEnd"/>
+            <w:r>
+              <w:rPr>
+                <w:sz w:val="20"/>
+                <w:szCs w:val="20"/>
+              </w:rPr>
+              <w:t>, cross-AZ ASG instances, HA-tuned alarms, etc.), correct AWS region visible, named items visible per the template's requirements</w:t>
+            </w:r>
+          </w:p>
+        </w:tc>
+        <w:tc>
+          <w:tcPr>
+            <w:tcW w:w="1943" w:type="dxa"/>
+          </w:tcPr>
+          <w:p>
+            <w:pPr>
+              <w:rPr>
+                <w:sz w:val="20"/>
+                <w:szCs w:val="20"/>
+              </w:rPr>
+            </w:pPr>
+            <w:r>
+              <w:rPr>
+                <w:sz w:val="20"/>
+                <w:szCs w:val="20"/>
+              </w:rPr>
+              <w:t xml:space="preserve">☐ </w:t>
+            </w:r>
+            <w:proofErr w:type="gramStart"/>
+            <w:r>
+              <w:rPr>
+                <w:sz w:val="20"/>
+                <w:szCs w:val="20"/>
+              </w:rPr>
+              <w:t>Yes  ☐</w:t>
+            </w:r>
+            <w:proofErr w:type="gramEnd"/>
+            <w:r>
+              <w:rPr>
+                <w:sz w:val="20"/>
+                <w:szCs w:val="20"/>
+              </w:rPr>
+              <w:t xml:space="preserve"> No</w:t>
             </w:r>
           </w:p>
         </w:tc>
@@ -1620,21 +2936,57 @@
       <w:tr>
         <w:tc>
           <w:tcPr>
-            <w:tcW w:type="dxa" w:w="8797"/>
-          </w:tcPr>
-          <w:p>
-            <w:r>
+            <w:tcW w:w="8797" w:type="dxa"/>
+          </w:tcPr>
+          <w:p>
+            <w:pPr>
+              <w:rPr>
+                <w:sz w:val="20"/>
+                <w:szCs w:val="20"/>
+              </w:rPr>
+            </w:pPr>
+            <w:r>
+              <w:rPr>
+                <w:sz w:val="20"/>
+                <w:szCs w:val="20"/>
+              </w:rPr>
               <w:t>B14 - Appendix C Simulation Evidence — all simulation evidence items present and consistent with the §6 narrative outcomes</w:t>
             </w:r>
           </w:p>
         </w:tc>
         <w:tc>
           <w:tcPr>
-            <w:tcW w:type="dxa" w:w="1943"/>
-          </w:tcPr>
-          <w:p>
-            <w:r>
-              <w:t>☐ Yes  ☐ No</w:t>
+            <w:tcW w:w="1943" w:type="dxa"/>
+          </w:tcPr>
+          <w:p>
+            <w:pPr>
+              <w:rPr>
+                <w:sz w:val="20"/>
+                <w:szCs w:val="20"/>
+              </w:rPr>
+            </w:pPr>
+            <w:r>
+              <w:rPr>
+                <w:sz w:val="20"/>
+                <w:szCs w:val="20"/>
+              </w:rPr>
+              <w:t xml:space="preserve">☐ </w:t>
+            </w:r>
+            <w:proofErr w:type="gramStart"/>
+            <w:r>
+              <w:rPr>
+                <w:sz w:val="20"/>
+                <w:szCs w:val="20"/>
+              </w:rPr>
+              <w:t>Yes  ☐</w:t>
+            </w:r>
+            <w:proofErr w:type="gramEnd"/>
+            <w:r>
+              <w:rPr>
+                <w:sz w:val="20"/>
+                <w:szCs w:val="20"/>
+              </w:rPr>
+              <w:t xml:space="preserve"> No</w:t>
             </w:r>
           </w:p>
         </w:tc>
@@ -1642,21 +2994,57 @@
       <w:tr>
         <w:tc>
           <w:tcPr>
-            <w:tcW w:type="dxa" w:w="8797"/>
-          </w:tcPr>
-          <w:p>
-            <w:r>
+            <w:tcW w:w="8797" w:type="dxa"/>
+          </w:tcPr>
+          <w:p>
+            <w:pPr>
+              <w:rPr>
+                <w:sz w:val="20"/>
+                <w:szCs w:val="20"/>
+              </w:rPr>
+            </w:pPr>
+            <w:r>
+              <w:rPr>
+                <w:sz w:val="20"/>
+                <w:szCs w:val="20"/>
+              </w:rPr>
               <w:t>B15 - Appendix D Reflections — two honest reflective responses present (decisions in hindsight + problem solving under time pressure), both specific to your own HA work</w:t>
             </w:r>
           </w:p>
         </w:tc>
         <w:tc>
           <w:tcPr>
-            <w:tcW w:type="dxa" w:w="1943"/>
-          </w:tcPr>
-          <w:p>
-            <w:r>
-              <w:t>☐ Yes  ☐ No</w:t>
+            <w:tcW w:w="1943" w:type="dxa"/>
+          </w:tcPr>
+          <w:p>
+            <w:pPr>
+              <w:rPr>
+                <w:sz w:val="20"/>
+                <w:szCs w:val="20"/>
+              </w:rPr>
+            </w:pPr>
+            <w:r>
+              <w:rPr>
+                <w:sz w:val="20"/>
+                <w:szCs w:val="20"/>
+              </w:rPr>
+              <w:t xml:space="preserve">☐ </w:t>
+            </w:r>
+            <w:proofErr w:type="gramStart"/>
+            <w:r>
+              <w:rPr>
+                <w:sz w:val="20"/>
+                <w:szCs w:val="20"/>
+              </w:rPr>
+              <w:t>Yes  ☐</w:t>
+            </w:r>
+            <w:proofErr w:type="gramEnd"/>
+            <w:r>
+              <w:rPr>
+                <w:sz w:val="20"/>
+                <w:szCs w:val="20"/>
+              </w:rPr>
+              <w:t xml:space="preserve"> No</w:t>
             </w:r>
           </w:p>
         </w:tc>
@@ -1664,43 +3052,89 @@
       <w:tr>
         <w:tc>
           <w:tcPr>
-            <w:tcW w:type="dxa" w:w="8797"/>
-          </w:tcPr>
-          <w:p>
-            <w:r>
+            <w:tcW w:w="8797" w:type="dxa"/>
+          </w:tcPr>
+          <w:p>
+            <w:pPr>
+              <w:rPr>
+                <w:sz w:val="20"/>
+                <w:szCs w:val="20"/>
+              </w:rPr>
+            </w:pPr>
+            <w:r>
+              <w:rPr>
+                <w:sz w:val="20"/>
+                <w:szCs w:val="20"/>
+              </w:rPr>
               <w:t>B16 - HA Deployment Report document quality — uses plain English, appropriate technical vocabulary, structure, formatting, and depth relevant to a professional consulting deliverable</w:t>
             </w:r>
           </w:p>
         </w:tc>
         <w:tc>
           <w:tcPr>
-            <w:tcW w:type="dxa" w:w="1943"/>
-          </w:tcPr>
-          <w:p>
-            <w:r>
-              <w:t>☐ Yes  ☐ No</w:t>
+            <w:tcW w:w="1943" w:type="dxa"/>
+          </w:tcPr>
+          <w:p>
+            <w:pPr>
+              <w:rPr>
+                <w:sz w:val="20"/>
+                <w:szCs w:val="20"/>
+              </w:rPr>
+            </w:pPr>
+            <w:r>
+              <w:rPr>
+                <w:sz w:val="20"/>
+                <w:szCs w:val="20"/>
+              </w:rPr>
+              <w:t xml:space="preserve">☐ </w:t>
+            </w:r>
+            <w:proofErr w:type="gramStart"/>
+            <w:r>
+              <w:rPr>
+                <w:sz w:val="20"/>
+                <w:szCs w:val="20"/>
+              </w:rPr>
+              <w:t>Yes  ☐</w:t>
+            </w:r>
+            <w:proofErr w:type="gramEnd"/>
+            <w:r>
+              <w:rPr>
+                <w:sz w:val="20"/>
+                <w:szCs w:val="20"/>
+              </w:rPr>
+              <w:t xml:space="preserve"> No</w:t>
             </w:r>
           </w:p>
         </w:tc>
       </w:tr>
+      <w:bookmarkEnd w:id="5"/>
     </w:tbl>
-    <w:p>
-      <w:pPr>
-        <w:pStyle w:val="Assessortext"/>
-      </w:pPr>
-    </w:p>
-    <w:bookmarkEnd w:id="5"/>
     <w:p/>
     <w:p>
       <w:pPr>
         <w:pStyle w:val="Assessortext"/>
-      </w:pPr>
-      <w:r>
+        <w:rPr>
+          <w:color w:val="000000" w:themeColor="text1"/>
+          <w:sz w:val="20"/>
+          <w:szCs w:val="20"/>
+        </w:rPr>
+      </w:pPr>
+      <w:r>
+        <w:rPr>
+          <w:color w:val="000000" w:themeColor="text1"/>
+          <w:sz w:val="20"/>
+          <w:szCs w:val="20"/>
+        </w:rPr>
         <w:t>Note: §2 (Engagement Context), §3 (Scope of Deployment), §5 (Configuration Decisions), §7.1–§7.3 (Access, Runbook, Limitations) are required template sections — you must complete them — but they are not separately graded above. Their quality manifests in criterion B16 (Document quality).</w:t>
       </w:r>
     </w:p>
     <w:p>
       <w:pPr>
+        <w:pStyle w:val="Assessortext"/>
+      </w:pPr>
+    </w:p>
+    <w:p>
+      <w:pPr>
         <w:pStyle w:val="Heading1"/>
       </w:pPr>
       <w:r>
@@ -1710,56 +3144,205 @@
     <w:p>
       <w:pPr>
         <w:pStyle w:val="Assessortext"/>
-      </w:pPr>
-      <w:r>
+        <w:rPr>
+          <w:b/>
+          <w:bCs/>
+          <w:color w:val="000000" w:themeColor="text1"/>
+          <w:sz w:val="20"/>
+          <w:szCs w:val="20"/>
+        </w:rPr>
+      </w:pPr>
+      <w:r>
+        <w:rPr>
+          <w:b/>
+          <w:bCs/>
+          <w:color w:val="000000" w:themeColor="text1"/>
+          <w:sz w:val="20"/>
+          <w:szCs w:val="20"/>
+        </w:rPr>
         <w:t>The engagement — picking up where AT2 left off</w:t>
       </w:r>
     </w:p>
     <w:p>
       <w:pPr>
         <w:pStyle w:val="Assessortext"/>
-      </w:pPr>
-      <w:r>
+        <w:rPr>
+          <w:color w:val="000000" w:themeColor="text1"/>
+          <w:sz w:val="20"/>
+          <w:szCs w:val="20"/>
+        </w:rPr>
+      </w:pPr>
+      <w:r>
+        <w:rPr>
+          <w:color w:val="000000" w:themeColor="text1"/>
+          <w:sz w:val="20"/>
+          <w:szCs w:val="20"/>
+        </w:rPr>
         <w:t>YAT College is migrating their mission-critical Learning Management System (LMS) from on-premises to AWS. You are an MTS Consultant on this engagement, reporting to Pat Lin (MTS Senior Consultant). Sam Walker (YAT ICT Manager) is your primary YAT-side stakeholder.</w:t>
       </w:r>
     </w:p>
     <w:p>
       <w:pPr>
         <w:pStyle w:val="Assessortext"/>
-      </w:pPr>
-      <w:r>
-        <w:t>At the end of AT2 you handed YAT the cloud foundation — single-AZ, non-HA, ready to operate but not yet meeting YAT's strategic 99.9% availability target. YAT IT deployed the LMS application on the infrastructure you provided and ran the cutover; the LMS is now in production on AWS. After reviewing your AT2 Deployment Report, the YAT board has approved the next phase: HA hardening. You are returning to MTS to lead this final phase of the engagement.</w:t>
-      </w:r>
-    </w:p>
-    <w:p>
-      <w:pPr>
-        <w:pStyle w:val="Assessortext"/>
-      </w:pPr>
-      <w:r>
+        <w:rPr>
+          <w:color w:val="000000" w:themeColor="text1"/>
+          <w:sz w:val="20"/>
+          <w:szCs w:val="20"/>
+        </w:rPr>
+      </w:pPr>
+    </w:p>
+    <w:p>
+      <w:pPr>
+        <w:pStyle w:val="Assessortext"/>
+        <w:rPr>
+          <w:color w:val="000000" w:themeColor="text1"/>
+          <w:sz w:val="20"/>
+          <w:szCs w:val="20"/>
+        </w:rPr>
+      </w:pPr>
+      <w:r>
+        <w:rPr>
+          <w:color w:val="000000" w:themeColor="text1"/>
+          <w:sz w:val="20"/>
+          <w:szCs w:val="20"/>
+        </w:rPr>
+        <w:t>At the end of AT2 you handed YAT the cloud foundation — single-AZ, non-HA, ready to operate but not yet meeting YAT's strategic 99.9% availability target. The board, after reviewing the AT2 Deployment Report, has approved the next phase: HA hardening. You are returning to MTS to lead this final phase of the engagement.</w:t>
+      </w:r>
+    </w:p>
+    <w:p>
+      <w:pPr>
+        <w:pStyle w:val="Assessortext"/>
+        <w:rPr>
+          <w:color w:val="000000" w:themeColor="text1"/>
+          <w:sz w:val="20"/>
+          <w:szCs w:val="20"/>
+        </w:rPr>
+      </w:pPr>
+    </w:p>
+    <w:p>
+      <w:pPr>
+        <w:pStyle w:val="Assessortext"/>
+        <w:rPr>
+          <w:b/>
+          <w:bCs/>
+          <w:color w:val="000000" w:themeColor="text1"/>
+          <w:sz w:val="20"/>
+          <w:szCs w:val="20"/>
+        </w:rPr>
+      </w:pPr>
+      <w:r>
+        <w:rPr>
+          <w:b/>
+          <w:bCs/>
+          <w:color w:val="000000" w:themeColor="text1"/>
+          <w:sz w:val="20"/>
+          <w:szCs w:val="20"/>
+        </w:rPr>
         <w:t>Scope of your work in this assessment</w:t>
       </w:r>
     </w:p>
     <w:p>
       <w:pPr>
         <w:pStyle w:val="Assessortext"/>
-      </w:pPr>
-      <w:r>
-        <w:t>The LMS application is already deployed (by YAT IT after the AT2 handover) and is running in production on the AWS infrastructure you built in AT2. Your AT3 work is HA hardening of the existing running infrastructure — Multi-AZ database, cross-AZ compute, HA-tuned monitoring, and so on — performed in-place during the simulated maintenance window. No application re-deployment, data migration, or cutover is required: those happened in earlier phases.</w:t>
-      </w:r>
-    </w:p>
-    <w:p>
-      <w:pPr>
-        <w:pStyle w:val="Assessortext"/>
-      </w:pPr>
-      <w:r>
-        <w:t>What remains YAT IT's responsibility post-handover: re-validating the LMS application against your HA-hardened infrastructure (e.g. verifying DOODLE behaves correctly during a Multi-AZ database failover, tuning session-affinity at the application layer if needed). That re-validation is out of MTS scope for this assessment per the LMS Migration Role Brief on the YAT intranet.</w:t>
-      </w:r>
-    </w:p>
-    <w:p>
-      <w:pPr>
-        <w:pStyle w:val="Assessortext"/>
-      </w:pPr>
-      <w:r>
+        <w:rPr>
+          <w:color w:val="000000" w:themeColor="text1"/>
+          <w:sz w:val="20"/>
+          <w:szCs w:val="20"/>
+        </w:rPr>
+      </w:pPr>
+      <w:r>
+        <w:rPr>
+          <w:color w:val="000000" w:themeColor="text1"/>
+          <w:sz w:val="20"/>
+          <w:szCs w:val="20"/>
+        </w:rPr>
+        <w:t xml:space="preserve">The LMS application is already deployed (by YAT IT after the AT2 handover) and is running in production on the AWS infrastructure you built in AT2. Your AT3 work is HA hardening of the existing running infrastructure — </w:t>
+      </w:r>
+      <w:proofErr w:type="gramStart"/>
+      <w:r>
+        <w:rPr>
+          <w:color w:val="000000" w:themeColor="text1"/>
+          <w:sz w:val="20"/>
+          <w:szCs w:val="20"/>
+        </w:rPr>
+        <w:t>Multi-AZ</w:t>
+      </w:r>
+      <w:proofErr w:type="gramEnd"/>
+      <w:r>
+        <w:rPr>
+          <w:color w:val="000000" w:themeColor="text1"/>
+          <w:sz w:val="20"/>
+          <w:szCs w:val="20"/>
+        </w:rPr>
+        <w:t xml:space="preserve"> database, cross-AZ compute, HA-tuned monitoring, and so on — performed in-place during the simulated maintenance window. No application re-deployment, data migration, or cutover is required: those happened in earlier phases.</w:t>
+      </w:r>
+    </w:p>
+    <w:p>
+      <w:pPr>
+        <w:pStyle w:val="Assessortext"/>
+        <w:rPr>
+          <w:color w:val="000000" w:themeColor="text1"/>
+          <w:sz w:val="20"/>
+          <w:szCs w:val="20"/>
+        </w:rPr>
+      </w:pPr>
+    </w:p>
+    <w:p>
+      <w:pPr>
+        <w:pStyle w:val="Assessortext"/>
+        <w:rPr>
+          <w:color w:val="000000" w:themeColor="text1"/>
+          <w:sz w:val="20"/>
+          <w:szCs w:val="20"/>
+        </w:rPr>
+      </w:pPr>
+      <w:r>
+        <w:rPr>
+          <w:color w:val="000000" w:themeColor="text1"/>
+          <w:sz w:val="20"/>
+          <w:szCs w:val="20"/>
+        </w:rPr>
+        <w:t xml:space="preserve">What remains YAT IT's responsibility post-handover: re-validating the LMS application against your HA-hardened infrastructure (e.g. verifying DOODLE behaves correctly during a </w:t>
+      </w:r>
+      <w:proofErr w:type="gramStart"/>
+      <w:r>
+        <w:rPr>
+          <w:color w:val="000000" w:themeColor="text1"/>
+          <w:sz w:val="20"/>
+          <w:szCs w:val="20"/>
+        </w:rPr>
+        <w:t>Multi-AZ</w:t>
+      </w:r>
+      <w:proofErr w:type="gramEnd"/>
+      <w:r>
+        <w:rPr>
+          <w:color w:val="000000" w:themeColor="text1"/>
+          <w:sz w:val="20"/>
+          <w:szCs w:val="20"/>
+        </w:rPr>
+        <w:t xml:space="preserve"> database failover, tuning session-affinity at the application layer if needed). That re-validation is out of MTS scope for this assessment per the LMS Migration Role Brief on the YAT intranet.</w:t>
+      </w:r>
+    </w:p>
+    <w:p>
+      <w:pPr>
+        <w:pStyle w:val="Assessortext"/>
+      </w:pPr>
+    </w:p>
+    <w:p>
+      <w:pPr>
+        <w:pStyle w:val="Assessortext"/>
+        <w:rPr>
+          <w:color w:val="000000" w:themeColor="text1"/>
+          <w:sz w:val="20"/>
+          <w:szCs w:val="20"/>
+        </w:rPr>
+      </w:pPr>
+      <w:r>
+        <w:rPr>
+          <w:color w:val="000000" w:themeColor="text1"/>
+          <w:sz w:val="20"/>
+          <w:szCs w:val="20"/>
+        </w:rPr>
         <w:t>Your AT3 deliverable stops at HA-hardened infrastructure handed over to YAT IT. You design the HA improvements, implement them in-place, run the simulations, capture feedback, obtain sign-off, file the documentation — and the engagement closes.</w:t>
       </w:r>
     </w:p>
@@ -1767,207 +3350,588 @@
       <w:pPr>
         <w:pStyle w:val="Assessortext"/>
       </w:pPr>
-      <w:r>
-        <w:t>Part 1 — HA Design (Part A)</w:t>
-      </w:r>
-    </w:p>
-    <w:p>
-      <w:pPr>
-        <w:pStyle w:val="Assessortext"/>
-      </w:pPr>
-      <w:r>
-        <w:t>Download the HA Design template from the YAT intranet's Templates section. The template mirrors the same section structure as the AT2 supplied design (internal-lms-cloud-architecture-design-S1-CL1-AT2.md) — so you have a worked example of what a good design looks like, and you know exactly what shape your design needs to take.</w:t>
-      </w:r>
-    </w:p>
-    <w:p>
-      <w:pPr>
-        <w:pStyle w:val="Assessortext"/>
-      </w:pPr>
-      <w:r>
-        <w:t>Cover in your design:</w:t>
-      </w:r>
-    </w:p>
-    <w:p>
-      <w:pPr>
-        <w:pStyle w:val="Assessortext"/>
-      </w:pPr>
-      <w:r>
-        <w:t>§2 The HA requirements you must meet (from the LMS application spec + cloud migration requirements — 99.9% availability, RPO ≤ 1h, RTO ≤ 4h)</w:t>
-      </w:r>
-    </w:p>
-    <w:p>
-      <w:pPr>
-        <w:pStyle w:val="Assessortext"/>
-      </w:pPr>
-      <w:r>
-        <w:t xml:space="preserve">§3 A review of the AT2 baseline: </w:t>
-      </w:r>
-    </w:p>
-    <w:p>
-      <w:pPr>
-        <w:pStyle w:val="Assessortext"/>
-      </w:pPr>
-      <w:r>
-        <w:t>§3.1 Architecture review against HA requirements</w:t>
-      </w:r>
-    </w:p>
-    <w:p>
-      <w:pPr>
-        <w:pStyle w:val="Assessortext"/>
-      </w:pPr>
-      <w:r>
-        <w:t>§3.2 Single points of failure identified (this is the hardest section — be thorough)</w:t>
-      </w:r>
-    </w:p>
-    <w:p>
-      <w:pPr>
-        <w:pStyle w:val="Assessortext"/>
-      </w:pPr>
-      <w:r>
-        <w:t>§3.3 Recovery objectives the baseline currently achieves (quantified per component)</w:t>
-      </w:r>
-    </w:p>
-    <w:p>
-      <w:pPr>
-        <w:pStyle w:val="Assessortext"/>
-      </w:pPr>
-      <w:r>
-        <w:t>§3.4 Components requiring vertical scaling, with availability impact</w:t>
-      </w:r>
-    </w:p>
-    <w:p>
-      <w:pPr>
-        <w:pStyle w:val="Assessortext"/>
-      </w:pPr>
-      <w:r>
-        <w:t>§3.5 Summary of the gap between baseline and HA requirements</w:t>
-      </w:r>
-    </w:p>
-    <w:p>
-      <w:pPr>
-        <w:pStyle w:val="Assessortext"/>
-      </w:pPr>
-      <w:r>
-        <w:t xml:space="preserve">§4 Your HA-equivalent architecture: </w:t>
-      </w:r>
-    </w:p>
-    <w:p>
-      <w:pPr>
-        <w:pStyle w:val="Assessortext"/>
-      </w:pPr>
-      <w:r>
-        <w:t>§4.1–§4.12 Each layer of the design (IAM, network cross-AZ, compute cross-AZ ASG, ALB cross-AZ, RDS Multi-AZ, storage, security, monitoring HA-tuned, naming, backup baseline)</w:t>
-      </w:r>
-    </w:p>
-    <w:p>
-      <w:pPr>
-        <w:pStyle w:val="Assessortext"/>
-      </w:pPr>
-      <w:r>
-        <w:t>§4.13 Recovery objectives the HA design achieves</w:t>
-      </w:r>
-    </w:p>
-    <w:p>
-      <w:pPr>
-        <w:pStyle w:val="Assessortext"/>
-      </w:pPr>
-      <w:r>
-        <w:t>§4.14 Components still requiring vertical scaling (post-HA)</w:t>
-      </w:r>
-    </w:p>
-    <w:p>
-      <w:pPr>
-        <w:pStyle w:val="Assessortext"/>
-      </w:pPr>
-      <w:r>
-        <w:t>§4.15 Single points of failure removed (cross-referenced to §3.2)</w:t>
-      </w:r>
-    </w:p>
-    <w:p>
-      <w:pPr>
-        <w:pStyle w:val="Assessortext"/>
-      </w:pPr>
-      <w:r>
-        <w:t>§5 Implementation sequencing — the order you'll apply changes during the maintenance window</w:t>
-      </w:r>
-    </w:p>
-    <w:p>
-      <w:pPr>
-        <w:pStyle w:val="Assessortext"/>
-      </w:pPr>
-      <w:r>
-        <w:t>§6 Simulation plan — the failure and resize simulations you'll run to verify the HA design works</w:t>
-      </w:r>
-    </w:p>
-    <w:p>
-      <w:pPr>
-        <w:pStyle w:val="Assessortext"/>
-      </w:pPr>
-      <w:r>
-        <w:t>Read the AT2 supplied design end-to-end first. Your HA Design follows the same shape but addresses the HA gap. Your AT2 design is your reference — you're building the HA-equivalent of it.</w:t>
-      </w:r>
-    </w:p>
-    <w:p>
-      <w:pPr>
-        <w:pStyle w:val="Assessortext"/>
-      </w:pPr>
-      <w:r>
-        <w:t>Part 2 — HA Deployment Report (Part B)</w:t>
-      </w:r>
-    </w:p>
-    <w:p>
-      <w:pPr>
-        <w:pStyle w:val="Assessortext"/>
-      </w:pPr>
-      <w:r>
-        <w:t>After your HA Design is complete and ready for implementation, you start the maintenance-window work. You implement the HA design in the AWS Academy lab and document everything in the HA Deployment Report.</w:t>
-      </w:r>
-    </w:p>
-    <w:p>
-      <w:pPr>
-        <w:pStyle w:val="Assessortext"/>
-      </w:pPr>
-      <w:r>
+    </w:p>
+    <w:p>
+      <w:pPr>
+        <w:pStyle w:val="Assessortext"/>
+        <w:rPr>
+          <w:b/>
+          <w:bCs/>
+          <w:color w:val="000000" w:themeColor="text1"/>
+          <w:sz w:val="20"/>
+          <w:szCs w:val="20"/>
+        </w:rPr>
+      </w:pPr>
+      <w:r>
+        <w:rPr>
+          <w:b/>
+          <w:bCs/>
+          <w:color w:val="000000" w:themeColor="text1"/>
+          <w:sz w:val="20"/>
+          <w:szCs w:val="20"/>
+        </w:rPr>
+        <w:t>The two parts of this assessment</w:t>
+      </w:r>
+    </w:p>
+    <w:p>
+      <w:pPr>
+        <w:pStyle w:val="Assessortext"/>
+        <w:rPr>
+          <w:b/>
+          <w:bCs/>
+          <w:color w:val="000000" w:themeColor="text1"/>
+          <w:sz w:val="20"/>
+          <w:szCs w:val="20"/>
+        </w:rPr>
+      </w:pPr>
+    </w:p>
+    <w:p>
+      <w:pPr>
+        <w:pStyle w:val="Assessortext"/>
+        <w:rPr>
+          <w:b/>
+          <w:bCs/>
+          <w:color w:val="000000" w:themeColor="text1"/>
+          <w:sz w:val="20"/>
+          <w:szCs w:val="20"/>
+        </w:rPr>
+      </w:pPr>
+      <w:r>
+        <w:rPr>
+          <w:b/>
+          <w:bCs/>
+          <w:color w:val="000000" w:themeColor="text1"/>
+          <w:sz w:val="20"/>
+          <w:szCs w:val="20"/>
+        </w:rPr>
+        <w:t>Part A — HA Design</w:t>
+      </w:r>
+    </w:p>
+    <w:p>
+      <w:pPr>
+        <w:pStyle w:val="Assessortext"/>
+        <w:rPr>
+          <w:color w:val="000000" w:themeColor="text1"/>
+          <w:sz w:val="20"/>
+          <w:szCs w:val="20"/>
+        </w:rPr>
+      </w:pPr>
+      <w:r>
+        <w:rPr>
+          <w:color w:val="000000" w:themeColor="text1"/>
+          <w:sz w:val="20"/>
+          <w:szCs w:val="20"/>
+        </w:rPr>
+        <w:t>Produce an HA Design document using the YAT-provided HA Design template (available on the YAT intranet's Templates section). Cover:</w:t>
+      </w:r>
+    </w:p>
+    <w:p>
+      <w:pPr>
+        <w:pStyle w:val="Assessortext"/>
+        <w:numPr>
+          <w:ilvl w:val="0"/>
+          <w:numId w:val="8"/>
+        </w:numPr>
+        <w:rPr>
+          <w:color w:val="000000" w:themeColor="text1"/>
+          <w:sz w:val="20"/>
+          <w:szCs w:val="20"/>
+        </w:rPr>
+      </w:pPr>
+      <w:r>
+        <w:rPr>
+          <w:color w:val="000000" w:themeColor="text1"/>
+          <w:sz w:val="20"/>
+          <w:szCs w:val="20"/>
+        </w:rPr>
+        <w:t>The HA requirements you're designing against (from the LMS application spec + cloud migration requirements)</w:t>
+      </w:r>
+    </w:p>
+    <w:p>
+      <w:pPr>
+        <w:pStyle w:val="Assessortext"/>
+        <w:numPr>
+          <w:ilvl w:val="0"/>
+          <w:numId w:val="8"/>
+        </w:numPr>
+        <w:rPr>
+          <w:color w:val="000000" w:themeColor="text1"/>
+          <w:sz w:val="20"/>
+          <w:szCs w:val="20"/>
+        </w:rPr>
+      </w:pPr>
+      <w:r>
+        <w:rPr>
+          <w:color w:val="000000" w:themeColor="text1"/>
+          <w:sz w:val="20"/>
+          <w:szCs w:val="20"/>
+        </w:rPr>
+        <w:lastRenderedPageBreak/>
+        <w:t>A review of the AT2 baseline architecture — identifying single points of failure, estimating current recovery objectives, identifying vertical-scaling components and their availability impact</w:t>
+      </w:r>
+    </w:p>
+    <w:p>
+      <w:pPr>
+        <w:pStyle w:val="Assessortext"/>
+        <w:numPr>
+          <w:ilvl w:val="0"/>
+          <w:numId w:val="8"/>
+        </w:numPr>
+        <w:rPr>
+          <w:color w:val="000000" w:themeColor="text1"/>
+          <w:sz w:val="20"/>
+          <w:szCs w:val="20"/>
+        </w:rPr>
+      </w:pPr>
+      <w:r>
+        <w:rPr>
+          <w:color w:val="000000" w:themeColor="text1"/>
+          <w:sz w:val="20"/>
+          <w:szCs w:val="20"/>
+        </w:rPr>
+        <w:t>The HA-equivalent architecture you propose — across all layers (network cross-AZ, compute cross-AZ + ASG expansion, ALB cross-AZ, RDS Multi-AZ, monitoring HA-tuned, storage if applicable)</w:t>
+      </w:r>
+    </w:p>
+    <w:p>
+      <w:pPr>
+        <w:pStyle w:val="Assessortext"/>
+        <w:numPr>
+          <w:ilvl w:val="0"/>
+          <w:numId w:val="8"/>
+        </w:numPr>
+        <w:rPr>
+          <w:color w:val="000000" w:themeColor="text1"/>
+          <w:sz w:val="20"/>
+          <w:szCs w:val="20"/>
+        </w:rPr>
+      </w:pPr>
+      <w:r>
+        <w:rPr>
+          <w:color w:val="000000" w:themeColor="text1"/>
+          <w:sz w:val="20"/>
+          <w:szCs w:val="20"/>
+        </w:rPr>
+        <w:t>The recovery objectives, scaling considerations, and SPOFs-removed in your designed state</w:t>
+      </w:r>
+    </w:p>
+    <w:p>
+      <w:pPr>
+        <w:pStyle w:val="Assessortext"/>
+        <w:numPr>
+          <w:ilvl w:val="0"/>
+          <w:numId w:val="8"/>
+        </w:numPr>
+        <w:rPr>
+          <w:color w:val="000000" w:themeColor="text1"/>
+          <w:sz w:val="20"/>
+          <w:szCs w:val="20"/>
+        </w:rPr>
+      </w:pPr>
+      <w:r>
+        <w:rPr>
+          <w:color w:val="000000" w:themeColor="text1"/>
+          <w:sz w:val="20"/>
+          <w:szCs w:val="20"/>
+        </w:rPr>
+        <w:t>An implementation sequencing plan (the order you'll apply the changes during the maintenance window)</w:t>
+      </w:r>
+    </w:p>
+    <w:p>
+      <w:pPr>
+        <w:pStyle w:val="Assessortext"/>
+        <w:numPr>
+          <w:ilvl w:val="0"/>
+          <w:numId w:val="8"/>
+        </w:numPr>
+        <w:rPr>
+          <w:color w:val="000000" w:themeColor="text1"/>
+          <w:sz w:val="20"/>
+          <w:szCs w:val="20"/>
+        </w:rPr>
+      </w:pPr>
+      <w:r>
+        <w:rPr>
+          <w:color w:val="000000" w:themeColor="text1"/>
+          <w:sz w:val="20"/>
+          <w:szCs w:val="20"/>
+        </w:rPr>
+        <w:t>A simulation plan (the failure and resize simulations you'll run to verify the design works)</w:t>
+      </w:r>
+    </w:p>
+    <w:p>
+      <w:pPr>
+        <w:pStyle w:val="Assessortext"/>
+        <w:rPr>
+          <w:color w:val="000000" w:themeColor="text1"/>
+          <w:sz w:val="20"/>
+          <w:szCs w:val="20"/>
+        </w:rPr>
+      </w:pPr>
+      <w:r>
+        <w:rPr>
+          <w:color w:val="000000" w:themeColor="text1"/>
+          <w:sz w:val="20"/>
+          <w:szCs w:val="20"/>
+        </w:rPr>
+        <w:t>The HA Design uses the same shape as the AT2 supplied design — but this time you're the author.</w:t>
+      </w:r>
+    </w:p>
+    <w:p>
+      <w:pPr>
+        <w:pStyle w:val="Assessortext"/>
+      </w:pPr>
+    </w:p>
+    <w:p>
+      <w:pPr>
+        <w:pStyle w:val="Assessortext"/>
+        <w:rPr>
+          <w:b/>
+          <w:bCs/>
+          <w:color w:val="000000" w:themeColor="text1"/>
+          <w:sz w:val="20"/>
+          <w:szCs w:val="20"/>
+        </w:rPr>
+      </w:pPr>
+      <w:r>
+        <w:rPr>
+          <w:b/>
+          <w:bCs/>
+          <w:color w:val="000000" w:themeColor="text1"/>
+          <w:sz w:val="20"/>
+          <w:szCs w:val="20"/>
+        </w:rPr>
+        <w:t>Part B — HA Deployment Report</w:t>
+      </w:r>
+    </w:p>
+    <w:p>
+      <w:pPr>
+        <w:pStyle w:val="Assessortext"/>
+        <w:rPr>
+          <w:color w:val="000000" w:themeColor="text1"/>
+          <w:sz w:val="20"/>
+          <w:szCs w:val="20"/>
+        </w:rPr>
+      </w:pPr>
+      <w:r>
+        <w:rPr>
+          <w:color w:val="000000" w:themeColor="text1"/>
+          <w:sz w:val="20"/>
+          <w:szCs w:val="20"/>
+        </w:rPr>
+        <w:t>After producing the HA Design, you implement it in the AWS Academy lab during a simulated Saturday late-night maintenance window of approximately 3.5 hours. You then document everything in the HA Deployment Report using the YAT-provided HA Deployment Report template (available on the YAT intranet's Templates section).</w:t>
+      </w:r>
+    </w:p>
+    <w:p>
+      <w:pPr>
+        <w:pStyle w:val="Assessortext"/>
+        <w:rPr>
+          <w:color w:val="000000" w:themeColor="text1"/>
+          <w:sz w:val="20"/>
+          <w:szCs w:val="20"/>
+        </w:rPr>
+      </w:pPr>
+    </w:p>
+    <w:p>
+      <w:pPr>
+        <w:pStyle w:val="Assessortext"/>
+        <w:rPr>
+          <w:color w:val="000000" w:themeColor="text1"/>
+          <w:sz w:val="20"/>
+          <w:szCs w:val="20"/>
+        </w:rPr>
+      </w:pPr>
+      <w:r>
+        <w:rPr>
+          <w:color w:val="000000" w:themeColor="text1"/>
+          <w:sz w:val="20"/>
+          <w:szCs w:val="20"/>
+        </w:rPr>
+        <w:t>The report mirrors the same shape as the AT2 Deployment Report — but the content within each section is HA-specific:</w:t>
+      </w:r>
+    </w:p>
+    <w:p>
+      <w:pPr>
+        <w:pStyle w:val="Assessortext"/>
+        <w:numPr>
+          <w:ilvl w:val="0"/>
+          <w:numId w:val="3"/>
+        </w:numPr>
+        <w:rPr>
+          <w:color w:val="000000" w:themeColor="text1"/>
+          <w:sz w:val="20"/>
+          <w:szCs w:val="20"/>
+        </w:rPr>
+      </w:pPr>
+      <w:r>
+        <w:rPr>
+          <w:color w:val="000000" w:themeColor="text1"/>
+          <w:sz w:val="20"/>
+          <w:szCs w:val="20"/>
+        </w:rPr>
+        <w:t>Build narrative documents the HA changes (not full builds)</w:t>
+      </w:r>
+    </w:p>
+    <w:p>
+      <w:pPr>
+        <w:pStyle w:val="Assessortext"/>
+        <w:numPr>
+          <w:ilvl w:val="0"/>
+          <w:numId w:val="3"/>
+        </w:numPr>
+        <w:rPr>
+          <w:color w:val="000000" w:themeColor="text1"/>
+          <w:sz w:val="20"/>
+          <w:szCs w:val="20"/>
+        </w:rPr>
+      </w:pPr>
+      <w:r>
+        <w:rPr>
+          <w:color w:val="000000" w:themeColor="text1"/>
+          <w:sz w:val="20"/>
+          <w:szCs w:val="20"/>
+        </w:rPr>
+        <w:t>Testing section is dominated by the failure simulation + resize simulation (the core of HA verification)</w:t>
+      </w:r>
+    </w:p>
+    <w:p>
+      <w:pPr>
+        <w:pStyle w:val="Assessortext"/>
+        <w:numPr>
+          <w:ilvl w:val="0"/>
+          <w:numId w:val="3"/>
+        </w:numPr>
+        <w:rPr>
+          <w:color w:val="000000" w:themeColor="text1"/>
+          <w:sz w:val="20"/>
+          <w:szCs w:val="20"/>
+        </w:rPr>
+      </w:pPr>
+      <w:r>
+        <w:rPr>
+          <w:color w:val="000000" w:themeColor="text1"/>
+          <w:sz w:val="20"/>
+          <w:szCs w:val="20"/>
+        </w:rPr>
+        <w:t>Includes feedback record + final sign-off sections (closing the engagement)</w:t>
+      </w:r>
+    </w:p>
+    <w:p>
+      <w:pPr>
+        <w:pStyle w:val="Assessortext"/>
+        <w:numPr>
+          <w:ilvl w:val="0"/>
+          <w:numId w:val="3"/>
+        </w:numPr>
+        <w:rPr>
+          <w:color w:val="000000" w:themeColor="text1"/>
+          <w:sz w:val="20"/>
+          <w:szCs w:val="20"/>
+        </w:rPr>
+      </w:pPr>
+      <w:r>
+        <w:rPr>
+          <w:color w:val="000000" w:themeColor="text1"/>
+          <w:sz w:val="20"/>
+          <w:szCs w:val="20"/>
+        </w:rPr>
+        <w:t>Knowledge Evidence questions cover HA concepts (RTO/RPO, SPOFs, MTTF/MTTR, FT, load balancing for availability, monitoring metrics)</w:t>
+      </w:r>
+    </w:p>
+    <w:p>
+      <w:pPr>
+        <w:pStyle w:val="Assessortext"/>
+        <w:numPr>
+          <w:ilvl w:val="0"/>
+          <w:numId w:val="3"/>
+        </w:numPr>
+        <w:rPr>
+          <w:color w:val="000000" w:themeColor="text1"/>
+          <w:sz w:val="20"/>
+          <w:szCs w:val="20"/>
+        </w:rPr>
+      </w:pPr>
+      <w:r>
+        <w:rPr>
+          <w:color w:val="000000" w:themeColor="text1"/>
+          <w:sz w:val="20"/>
+          <w:szCs w:val="20"/>
+        </w:rPr>
+        <w:t>Appendices include HA-specific screenshots (</w:t>
+      </w:r>
+      <w:proofErr w:type="gramStart"/>
+      <w:r>
+        <w:rPr>
+          <w:color w:val="000000" w:themeColor="text1"/>
+          <w:sz w:val="20"/>
+          <w:szCs w:val="20"/>
+        </w:rPr>
+        <w:t>Multi-AZ</w:t>
+      </w:r>
+      <w:proofErr w:type="gramEnd"/>
+      <w:r>
+        <w:rPr>
+          <w:color w:val="000000" w:themeColor="text1"/>
+          <w:sz w:val="20"/>
+          <w:szCs w:val="20"/>
+        </w:rPr>
+        <w:t xml:space="preserve"> status, cross-AZ targets, simulation events) and simulation evidence</w:t>
+      </w:r>
+    </w:p>
+    <w:p>
+      <w:pPr>
+        <w:pStyle w:val="Assessortext"/>
+      </w:pPr>
+    </w:p>
+    <w:p>
+      <w:pPr>
+        <w:pStyle w:val="Assessortext"/>
+        <w:rPr>
+          <w:b/>
+          <w:bCs/>
+          <w:color w:val="000000" w:themeColor="text1"/>
+          <w:sz w:val="20"/>
+          <w:szCs w:val="20"/>
+        </w:rPr>
+      </w:pPr>
+      <w:r>
+        <w:rPr>
+          <w:b/>
+          <w:bCs/>
+          <w:color w:val="000000" w:themeColor="text1"/>
+          <w:sz w:val="20"/>
+          <w:szCs w:val="20"/>
+        </w:rPr>
         <w:t>Maintenance window framing</w:t>
       </w:r>
     </w:p>
     <w:p>
       <w:pPr>
         <w:pStyle w:val="Assessortext"/>
-      </w:pPr>
-      <w:r>
-        <w:t>For the implementation work, you have a simulated Saturday late-night maintenance window of approximately 3.5 hours, framed as the YAT LMS being in its lowest-traffic period.</w:t>
-      </w:r>
-    </w:p>
-    <w:p>
-      <w:pPr>
-        <w:pStyle w:val="Assessortext"/>
-      </w:pPr>
-      <w:r>
-        <w:t>Plan your changes to minimise service disruption — most HA changes on AWS are non-disruptive (adding subnets, expanding ASGs, adjusting monitoring), but the RDS Single-AZ → Multi-AZ conversion incurs a brief failover blip (~30–60 seconds)</w:t>
-      </w:r>
-    </w:p>
-    <w:p>
-      <w:pPr>
-        <w:pStyle w:val="Assessortext"/>
-      </w:pPr>
-      <w:r>
-        <w:t>Brief service blips within the window are acceptable. A few seconds of LMS unreachability during the RDS failover, or during an ALB target re-registration, is normal HA-hardening behaviour</w:t>
-      </w:r>
-    </w:p>
-    <w:p>
-      <w:pPr>
-        <w:pStyle w:val="Assessortext"/>
-      </w:pPr>
-      <w:r>
+        <w:rPr>
+          <w:color w:val="000000" w:themeColor="text1"/>
+          <w:sz w:val="20"/>
+          <w:szCs w:val="20"/>
+        </w:rPr>
+      </w:pPr>
+      <w:r>
+        <w:rPr>
+          <w:color w:val="000000" w:themeColor="text1"/>
+          <w:sz w:val="20"/>
+          <w:szCs w:val="20"/>
+        </w:rPr>
+        <w:t xml:space="preserve">For Part B's implementation work, you have a simulated Saturday late-night maintenance window of approximately 3.5 hours. Plan your changes to minimise service disruption — most HA changes on AWS are non-disruptive, but the RDS Single-AZ → </w:t>
+      </w:r>
+      <w:proofErr w:type="gramStart"/>
+      <w:r>
+        <w:rPr>
+          <w:color w:val="000000" w:themeColor="text1"/>
+          <w:sz w:val="20"/>
+          <w:szCs w:val="20"/>
+        </w:rPr>
+        <w:t>Multi-AZ</w:t>
+      </w:r>
+      <w:proofErr w:type="gramEnd"/>
+      <w:r>
+        <w:rPr>
+          <w:color w:val="000000" w:themeColor="text1"/>
+          <w:sz w:val="20"/>
+          <w:szCs w:val="20"/>
+        </w:rPr>
+        <w:t xml:space="preserve"> conversion incurs a brief failover blip. </w:t>
+      </w:r>
+    </w:p>
+    <w:p>
+      <w:pPr>
+        <w:pStyle w:val="Assessortext"/>
+        <w:rPr>
+          <w:color w:val="000000" w:themeColor="text1"/>
+          <w:sz w:val="20"/>
+          <w:szCs w:val="20"/>
+        </w:rPr>
+      </w:pPr>
+    </w:p>
+    <w:p>
+      <w:pPr>
+        <w:pStyle w:val="Assessortext"/>
+        <w:rPr>
+          <w:color w:val="000000" w:themeColor="text1"/>
+          <w:sz w:val="20"/>
+          <w:szCs w:val="20"/>
+        </w:rPr>
+      </w:pPr>
+      <w:r>
+        <w:rPr>
+          <w:color w:val="000000" w:themeColor="text1"/>
+          <w:sz w:val="20"/>
+          <w:szCs w:val="20"/>
+        </w:rPr>
+        <w:t>Brief service blips</w:t>
+      </w:r>
+      <w:r>
+        <w:rPr>
+          <w:color w:val="000000" w:themeColor="text1"/>
+          <w:sz w:val="20"/>
+          <w:szCs w:val="20"/>
+        </w:rPr>
+        <w:t xml:space="preserve"> (~30-60 seconds)</w:t>
+      </w:r>
+      <w:r>
+        <w:rPr>
+          <w:color w:val="000000" w:themeColor="text1"/>
+          <w:sz w:val="20"/>
+          <w:szCs w:val="20"/>
+        </w:rPr>
+        <w:t xml:space="preserve"> within the window are acceptable. At the end of the window the LMS infrastructure must be back online either with HA hardening complete or rolled back to the pre-window state.</w:t>
+      </w:r>
+    </w:p>
+    <w:p>
+      <w:pPr>
+        <w:pStyle w:val="Assessortext"/>
+      </w:pPr>
+    </w:p>
+    <w:p>
+      <w:pPr>
+        <w:pStyle w:val="Assessortext"/>
+        <w:rPr>
+          <w:color w:val="000000" w:themeColor="text1"/>
+          <w:sz w:val="20"/>
+          <w:szCs w:val="20"/>
+        </w:rPr>
+      </w:pPr>
+      <w:r>
+        <w:rPr>
+          <w:color w:val="000000" w:themeColor="text1"/>
+          <w:sz w:val="20"/>
+          <w:szCs w:val="20"/>
+        </w:rPr>
         <w:t>At the end of the window, the LMS infrastructure must be back online — either with HA hardening complete or rolled back to the pre-window state. Leaving it half-done is not acceptable</w:t>
       </w:r>
     </w:p>
     <w:p>
       <w:pPr>
         <w:pStyle w:val="Assessortext"/>
-      </w:pPr>
-      <w:r>
+        <w:rPr>
+          <w:color w:val="000000" w:themeColor="text1"/>
+          <w:sz w:val="20"/>
+          <w:szCs w:val="20"/>
+        </w:rPr>
+      </w:pPr>
+    </w:p>
+    <w:p>
+      <w:pPr>
+        <w:pStyle w:val="Assessortext"/>
+        <w:rPr>
+          <w:color w:val="000000" w:themeColor="text1"/>
+          <w:sz w:val="20"/>
+          <w:szCs w:val="20"/>
+        </w:rPr>
+      </w:pPr>
+      <w:r>
+        <w:rPr>
+          <w:color w:val="000000" w:themeColor="text1"/>
+          <w:sz w:val="20"/>
+          <w:szCs w:val="20"/>
+        </w:rPr>
         <w:t>If you reach the 2.5-hour mark and aren't yet stable, plan your rollback rather than push to completion</w:t>
       </w:r>
     </w:p>
@@ -1975,319 +3939,465 @@
       <w:pPr>
         <w:pStyle w:val="Assessortext"/>
       </w:pPr>
-      <w:r>
-        <w:t>This framing is deliberate. At this qualification level, if you were doing this on truly mission-critical infrastructure, you would be supervised by a senior engineer; the simulated maintenance window is a fair proxy for the real-world risk envelope you'll experience early in your career.</w:t>
-      </w:r>
-    </w:p>
-    <w:p>
-      <w:pPr>
-        <w:pStyle w:val="Assessortext"/>
-      </w:pPr>
-      <w:r>
+    </w:p>
+    <w:p>
+      <w:pPr>
+        <w:pStyle w:val="Assessortext"/>
+        <w:rPr>
+          <w:color w:val="000000" w:themeColor="text1"/>
+          <w:sz w:val="20"/>
+          <w:szCs w:val="20"/>
+        </w:rPr>
+      </w:pPr>
+      <w:r>
+        <w:rPr>
+          <w:color w:val="000000" w:themeColor="text1"/>
+          <w:sz w:val="20"/>
+          <w:szCs w:val="20"/>
+        </w:rPr>
+        <w:t>This is a deliberate framing — at this qualification level, a student working on truly mission-critical infrastructure would be supervised by a senior engineer; the simulated maintenance window is a fair proxy for the real-world risk envelope you will experience.</w:t>
+      </w:r>
+    </w:p>
+    <w:p>
+      <w:pPr>
+        <w:pStyle w:val="Assessortext"/>
+      </w:pPr>
+    </w:p>
+    <w:p>
+      <w:pPr>
+        <w:pStyle w:val="Assessortext"/>
+        <w:rPr>
+          <w:b/>
+          <w:bCs/>
+          <w:color w:val="000000" w:themeColor="text1"/>
+          <w:sz w:val="20"/>
+          <w:szCs w:val="20"/>
+        </w:rPr>
+      </w:pPr>
+      <w:r>
+        <w:rPr>
+          <w:b/>
+          <w:bCs/>
+          <w:color w:val="000000" w:themeColor="text1"/>
+          <w:sz w:val="20"/>
+          <w:szCs w:val="20"/>
+        </w:rPr>
         <w:t>What you do during the window</w:t>
       </w:r>
     </w:p>
     <w:p>
       <w:pPr>
         <w:pStyle w:val="Assessortext"/>
-      </w:pPr>
-      <w:r>
+        <w:numPr>
+          <w:ilvl w:val="0"/>
+          <w:numId w:val="7"/>
+        </w:numPr>
+        <w:rPr>
+          <w:color w:val="000000" w:themeColor="text1"/>
+          <w:sz w:val="20"/>
+          <w:szCs w:val="20"/>
+        </w:rPr>
+      </w:pPr>
+      <w:r>
+        <w:rPr>
+          <w:color w:val="000000" w:themeColor="text1"/>
+          <w:sz w:val="20"/>
+          <w:szCs w:val="20"/>
+        </w:rPr>
         <w:t>Execute your implementation sequence from HA Design §5 — apply the HA changes one at a time, verifying each before proceeding</w:t>
       </w:r>
     </w:p>
     <w:p>
       <w:pPr>
         <w:pStyle w:val="Assessortext"/>
-      </w:pPr>
-      <w:r>
-        <w:t>Take screenshots as you go (Appendix A of the Deployment Report has the list — capture them at the moment they exist, not retrospectively)</w:t>
-      </w:r>
-    </w:p>
-    <w:p>
-      <w:pPr>
-        <w:pStyle w:val="Assessortext"/>
-      </w:pPr>
-      <w:r>
+        <w:numPr>
+          <w:ilvl w:val="0"/>
+          <w:numId w:val="7"/>
+        </w:numPr>
+        <w:rPr>
+          <w:color w:val="000000" w:themeColor="text1"/>
+          <w:sz w:val="20"/>
+          <w:szCs w:val="20"/>
+        </w:rPr>
+      </w:pPr>
+      <w:r>
+        <w:rPr>
+          <w:color w:val="000000" w:themeColor="text1"/>
+          <w:sz w:val="20"/>
+          <w:szCs w:val="20"/>
+        </w:rPr>
+        <w:t xml:space="preserve">Take screenshots as you go (Appendix A of the Deployment Report has the list — capture them </w:t>
+      </w:r>
+      <w:proofErr w:type="gramStart"/>
+      <w:r>
+        <w:rPr>
+          <w:color w:val="000000" w:themeColor="text1"/>
+          <w:sz w:val="20"/>
+          <w:szCs w:val="20"/>
+        </w:rPr>
+        <w:t>at the moment</w:t>
+      </w:r>
+      <w:proofErr w:type="gramEnd"/>
+      <w:r>
+        <w:rPr>
+          <w:color w:val="000000" w:themeColor="text1"/>
+          <w:sz w:val="20"/>
+          <w:szCs w:val="20"/>
+        </w:rPr>
+        <w:t xml:space="preserve"> they exist, not retrospectively)</w:t>
+      </w:r>
+    </w:p>
+    <w:p>
+      <w:pPr>
+        <w:pStyle w:val="Assessortext"/>
+        <w:numPr>
+          <w:ilvl w:val="0"/>
+          <w:numId w:val="7"/>
+        </w:numPr>
+        <w:rPr>
+          <w:color w:val="000000" w:themeColor="text1"/>
+          <w:sz w:val="20"/>
+          <w:szCs w:val="20"/>
+        </w:rPr>
+      </w:pPr>
+      <w:r>
+        <w:rPr>
+          <w:color w:val="000000" w:themeColor="text1"/>
+          <w:sz w:val="20"/>
+          <w:szCs w:val="20"/>
+        </w:rPr>
         <w:t>Run your simulations (failure sim + resize sim) per HA Design §6</w:t>
       </w:r>
     </w:p>
     <w:p>
       <w:pPr>
         <w:pStyle w:val="Assessortext"/>
-      </w:pPr>
-      <w:r>
+        <w:numPr>
+          <w:ilvl w:val="0"/>
+          <w:numId w:val="7"/>
+        </w:numPr>
+        <w:rPr>
+          <w:color w:val="000000" w:themeColor="text1"/>
+          <w:sz w:val="20"/>
+          <w:szCs w:val="20"/>
+        </w:rPr>
+      </w:pPr>
+      <w:r>
+        <w:rPr>
+          <w:color w:val="000000" w:themeColor="text1"/>
+          <w:sz w:val="20"/>
+          <w:szCs w:val="20"/>
+        </w:rPr>
         <w:t>Measure availability across the window using CloudWatch</w:t>
       </w:r>
     </w:p>
     <w:p>
       <w:pPr>
         <w:pStyle w:val="Assessortext"/>
-      </w:pPr>
-      <w:r>
+        <w:numPr>
+          <w:ilvl w:val="0"/>
+          <w:numId w:val="7"/>
+        </w:numPr>
+        <w:rPr>
+          <w:color w:val="000000" w:themeColor="text1"/>
+          <w:sz w:val="20"/>
+          <w:szCs w:val="20"/>
+        </w:rPr>
+      </w:pPr>
+      <w:r>
+        <w:rPr>
+          <w:color w:val="000000" w:themeColor="text1"/>
+          <w:sz w:val="20"/>
+          <w:szCs w:val="20"/>
+        </w:rPr>
         <w:t>Adjust the architecture if simulations reveal gaps (or explicitly justify that no adjustments were needed)</w:t>
       </w:r>
     </w:p>
     <w:p>
       <w:pPr>
         <w:pStyle w:val="Assessortext"/>
-      </w:pPr>
-      <w:r>
+        <w:numPr>
+          <w:ilvl w:val="0"/>
+          <w:numId w:val="7"/>
+        </w:numPr>
+        <w:rPr>
+          <w:color w:val="000000" w:themeColor="text1"/>
+          <w:sz w:val="20"/>
+          <w:szCs w:val="20"/>
+        </w:rPr>
+      </w:pPr>
+      <w:r>
+        <w:rPr>
+          <w:color w:val="000000" w:themeColor="text1"/>
+          <w:sz w:val="20"/>
+          <w:szCs w:val="20"/>
+        </w:rPr>
         <w:t>What you document in the Deployment Report</w:t>
       </w:r>
     </w:p>
     <w:p>
       <w:pPr>
         <w:pStyle w:val="Assessortext"/>
-      </w:pPr>
-      <w:r>
-        <w:t>Use the YAT-provided HA Deployment Report template. The structure mirrors the AT2 Deployment Report (same sections in the same places) with HA-specific content inside each section. Cover:</w:t>
-      </w:r>
-    </w:p>
-    <w:p>
-      <w:pPr>
-        <w:pStyle w:val="Assessortext"/>
-      </w:pPr>
-      <w:r>
-        <w:t>§1 Executive Summary (write this last)</w:t>
-      </w:r>
-    </w:p>
-    <w:p>
-      <w:pPr>
-        <w:pStyle w:val="Assessortext"/>
-      </w:pPr>
-      <w:r>
-        <w:t>§2 Engagement Context (references AT1, AT2, and your HA Design)</w:t>
-      </w:r>
-    </w:p>
-    <w:p>
-      <w:pPr>
-        <w:pStyle w:val="Assessortext"/>
-      </w:pPr>
-      <w:r>
-        <w:t>§3 Scope of Deployment (what HA work is in this phase)</w:t>
-      </w:r>
-    </w:p>
-    <w:p>
-      <w:pPr>
-        <w:pStyle w:val="Assessortext"/>
-      </w:pPr>
-      <w:r>
-        <w:t>§4 Build narrative (HA implementation across all tiers)</w:t>
-      </w:r>
-    </w:p>
-    <w:p>
-      <w:pPr>
-        <w:pStyle w:val="Assessortext"/>
-      </w:pPr>
-      <w:r>
-        <w:t>§5 Configuration decisions made during implementation</w:t>
-      </w:r>
-    </w:p>
-    <w:p>
-      <w:pPr>
-        <w:pStyle w:val="Assessortext"/>
-      </w:pPr>
-      <w:r>
-        <w:t xml:space="preserve">§6 Testing, Simulation and Validation — the heart of the AT3 evidence: </w:t>
-      </w:r>
-    </w:p>
-    <w:p>
-      <w:pPr>
-        <w:pStyle w:val="Assessortext"/>
-      </w:pPr>
-      <w:r>
-        <w:t>§6.1 Post-implementation connectivity tests</w:t>
-      </w:r>
-    </w:p>
-    <w:p>
-      <w:pPr>
-        <w:pStyle w:val="Assessortext"/>
-      </w:pPr>
-      <w:r>
-        <w:t>§6.2 Failure simulation outcomes</w:t>
-      </w:r>
-    </w:p>
-    <w:p>
-      <w:pPr>
-        <w:pStyle w:val="Assessortext"/>
-      </w:pPr>
-      <w:r>
-        <w:t>§6.3 Resize simulation outcomes</w:t>
-      </w:r>
-    </w:p>
-    <w:p>
-      <w:pPr>
-        <w:pStyle w:val="Assessortext"/>
-      </w:pPr>
-      <w:r>
-        <w:t>§6.4 Availability measurement across the maintenance window</w:t>
-      </w:r>
-    </w:p>
-    <w:p>
-      <w:pPr>
-        <w:pStyle w:val="Assessortext"/>
-      </w:pPr>
-      <w:r>
-        <w:t>§6.5 Simulation findings compared against the HA Design's expected outcomes</w:t>
-      </w:r>
-    </w:p>
-    <w:p>
-      <w:pPr>
-        <w:pStyle w:val="Assessortext"/>
-      </w:pPr>
-      <w:r>
-        <w:t>§6.6 Adjustments made per simulation results (or justified statement that none were needed)</w:t>
-      </w:r>
-    </w:p>
-    <w:p>
-      <w:pPr>
-        <w:pStyle w:val="Assessortext"/>
-      </w:pPr>
-      <w:r>
-        <w:t xml:space="preserve">§7 Operational Handover: </w:t>
-      </w:r>
-    </w:p>
-    <w:p>
-      <w:pPr>
-        <w:pStyle w:val="Assessortext"/>
-      </w:pPr>
-      <w:r>
-        <w:t>§7.1–§7.3 Access, runbook references, known limitations</w:t>
-      </w:r>
-    </w:p>
-    <w:p>
-      <w:pPr>
-        <w:pStyle w:val="Assessortext"/>
-      </w:pPr>
-      <w:r>
-        <w:t>§7.4 Documentation filed per YAT's records procedures</w:t>
-      </w:r>
-    </w:p>
-    <w:p>
-      <w:pPr>
-        <w:pStyle w:val="Assessortext"/>
-      </w:pPr>
-      <w:r>
-        <w:t>§7.5 Feedback record from the role-played stakeholders</w:t>
-      </w:r>
-    </w:p>
-    <w:p>
-      <w:pPr>
-        <w:pStyle w:val="Assessortext"/>
-      </w:pPr>
-      <w:r>
-        <w:t>§7.6 Final sign-off block — signed by the role-played YAT ICT Manager</w:t>
-      </w:r>
-    </w:p>
-    <w:p>
-      <w:pPr>
-        <w:pStyle w:val="Assessortext"/>
-      </w:pPr>
-      <w:r>
-        <w:t>§8 Knowledge Evidence responses (six contextual questions about HA concepts applied to your own work)</w:t>
-      </w:r>
-    </w:p>
-    <w:p>
-      <w:pPr>
-        <w:pStyle w:val="Assessortext"/>
-      </w:pPr>
-      <w:r>
-        <w:t>Appendix A — HA build evidence (screenshots)</w:t>
-      </w:r>
-    </w:p>
-    <w:p>
-      <w:pPr>
-        <w:pStyle w:val="Assessortext"/>
-      </w:pPr>
-      <w:r>
-        <w:t>Appendix B — Configuration exports</w:t>
-      </w:r>
-    </w:p>
-    <w:p>
-      <w:pPr>
-        <w:pStyle w:val="Assessortext"/>
-      </w:pPr>
-      <w:r>
-        <w:t>Appendix C — Simulation evidence (failure sim, resize sim, availability data)</w:t>
-      </w:r>
-    </w:p>
-    <w:p>
-      <w:pPr>
-        <w:pStyle w:val="Assessortext"/>
-      </w:pPr>
-      <w:r>
-        <w:t>Appendix D — Reflections (two short responses on your own learning during this phase)</w:t>
-      </w:r>
-    </w:p>
-    <w:p>
-      <w:pPr>
-        <w:pStyle w:val="Assessortext"/>
-      </w:pPr>
-      <w:r>
+        <w:numPr>
+          <w:ilvl w:val="0"/>
+          <w:numId w:val="7"/>
+        </w:numPr>
+        <w:rPr>
+          <w:color w:val="000000" w:themeColor="text1"/>
+          <w:sz w:val="20"/>
+          <w:szCs w:val="20"/>
+        </w:rPr>
+      </w:pPr>
+      <w:r>
+        <w:rPr>
+          <w:color w:val="000000" w:themeColor="text1"/>
+          <w:sz w:val="20"/>
+          <w:szCs w:val="20"/>
+        </w:rPr>
+        <w:t xml:space="preserve">Use the YAT-provided HA Deployment Report template. The structure mirrors the AT2 Deployment Report (same sections in the same places) with HA-specific content inside each section. </w:t>
+      </w:r>
+    </w:p>
+    <w:p>
+      <w:pPr>
+        <w:pStyle w:val="Assessortext"/>
+      </w:pPr>
+    </w:p>
+    <w:p>
+      <w:pPr>
+        <w:pStyle w:val="Assessortext"/>
+        <w:rPr>
+          <w:b/>
+          <w:bCs/>
+          <w:color w:val="000000" w:themeColor="text1"/>
+          <w:sz w:val="20"/>
+          <w:szCs w:val="20"/>
+        </w:rPr>
+      </w:pPr>
+      <w:r>
+        <w:rPr>
+          <w:b/>
+          <w:bCs/>
+          <w:color w:val="000000" w:themeColor="text1"/>
+          <w:sz w:val="20"/>
+          <w:szCs w:val="20"/>
+        </w:rPr>
         <w:t>AT2 baseline starting state</w:t>
       </w:r>
     </w:p>
     <w:p>
       <w:pPr>
         <w:pStyle w:val="Assessortext"/>
-      </w:pPr>
-      <w:r>
+        <w:rPr>
+          <w:color w:val="000000" w:themeColor="text1"/>
+          <w:sz w:val="20"/>
+          <w:szCs w:val="20"/>
+        </w:rPr>
+      </w:pPr>
+      <w:r>
+        <w:rPr>
+          <w:color w:val="000000" w:themeColor="text1"/>
+          <w:sz w:val="20"/>
+          <w:szCs w:val="20"/>
+        </w:rPr>
         <w:t>Your assessor will provide a CloudFormation template at the start of the assessment day. Deploy it in your AWS Academy lab during the morning prep slot — this instantiates the AT2 baseline (single-AZ, non-HA) so you start the afternoon HA work from a consistent known state.</w:t>
       </w:r>
     </w:p>
     <w:p>
       <w:pPr>
         <w:pStyle w:val="Assessortext"/>
-      </w:pPr>
-      <w:r>
+        <w:rPr>
+          <w:color w:val="000000" w:themeColor="text1"/>
+          <w:sz w:val="20"/>
+          <w:szCs w:val="20"/>
+        </w:rPr>
+      </w:pPr>
+    </w:p>
+    <w:p>
+      <w:pPr>
+        <w:pStyle w:val="Assessortext"/>
+        <w:rPr>
+          <w:b/>
+          <w:bCs/>
+          <w:color w:val="000000" w:themeColor="text1"/>
+          <w:sz w:val="20"/>
+          <w:szCs w:val="20"/>
+        </w:rPr>
+      </w:pPr>
+      <w:r>
+        <w:rPr>
+          <w:b/>
+          <w:bCs/>
+          <w:color w:val="000000" w:themeColor="text1"/>
+          <w:sz w:val="20"/>
+          <w:szCs w:val="20"/>
+        </w:rPr>
         <w:t>Steps:</w:t>
       </w:r>
     </w:p>
     <w:p>
       <w:pPr>
         <w:pStyle w:val="Assessortext"/>
-      </w:pPr>
-      <w:r>
-        <w:t>Download the CloudFormation template (.yaml) from where your assessor provides it</w:t>
-      </w:r>
-    </w:p>
-    <w:p>
-      <w:pPr>
-        <w:pStyle w:val="Assessortext"/>
-      </w:pPr>
-      <w:r>
-        <w:t>AWS Academy → AWS Console → CloudFormation → Create stack → Upload template</w:t>
-      </w:r>
-    </w:p>
-    <w:p>
-      <w:pPr>
-        <w:pStyle w:val="Assessortext"/>
-      </w:pPr>
-      <w:r>
+        <w:numPr>
+          <w:ilvl w:val="0"/>
+          <w:numId w:val="4"/>
+        </w:numPr>
+        <w:rPr>
+          <w:color w:val="000000" w:themeColor="text1"/>
+          <w:sz w:val="20"/>
+          <w:szCs w:val="20"/>
+        </w:rPr>
+      </w:pPr>
+      <w:r>
+        <w:rPr>
+          <w:color w:val="000000" w:themeColor="text1"/>
+          <w:sz w:val="20"/>
+          <w:szCs w:val="20"/>
+        </w:rPr>
+        <w:t>Download the CloudFormation template (.</w:t>
+      </w:r>
+      <w:proofErr w:type="spellStart"/>
+      <w:r>
+        <w:rPr>
+          <w:color w:val="000000" w:themeColor="text1"/>
+          <w:sz w:val="20"/>
+          <w:szCs w:val="20"/>
+        </w:rPr>
+        <w:t>yaml</w:t>
+      </w:r>
+      <w:proofErr w:type="spellEnd"/>
+      <w:r>
+        <w:rPr>
+          <w:color w:val="000000" w:themeColor="text1"/>
+          <w:sz w:val="20"/>
+          <w:szCs w:val="20"/>
+        </w:rPr>
+        <w:t>) from where your assessor provides it</w:t>
+      </w:r>
+    </w:p>
+    <w:p>
+      <w:pPr>
+        <w:pStyle w:val="Assessortext"/>
+        <w:numPr>
+          <w:ilvl w:val="0"/>
+          <w:numId w:val="4"/>
+        </w:numPr>
+        <w:rPr>
+          <w:color w:val="000000" w:themeColor="text1"/>
+          <w:sz w:val="20"/>
+          <w:szCs w:val="20"/>
+        </w:rPr>
+      </w:pPr>
+      <w:r>
+        <w:rPr>
+          <w:color w:val="000000" w:themeColor="text1"/>
+          <w:sz w:val="20"/>
+          <w:szCs w:val="20"/>
+        </w:rPr>
+        <w:t xml:space="preserve">AWS </w:t>
+      </w:r>
+      <w:r>
+        <w:rPr>
+          <w:color w:val="000000" w:themeColor="text1"/>
+          <w:sz w:val="20"/>
+          <w:szCs w:val="20"/>
+        </w:rPr>
+        <w:t>Learner Lab</w:t>
+      </w:r>
+      <w:r>
+        <w:rPr>
+          <w:color w:val="000000" w:themeColor="text1"/>
+          <w:sz w:val="20"/>
+          <w:szCs w:val="20"/>
+        </w:rPr>
+        <w:t xml:space="preserve"> → AWS Console → CloudFormation → Create stack → Upload template</w:t>
+      </w:r>
+    </w:p>
+    <w:p>
+      <w:pPr>
+        <w:pStyle w:val="Assessortext"/>
+        <w:numPr>
+          <w:ilvl w:val="0"/>
+          <w:numId w:val="4"/>
+        </w:numPr>
+        <w:rPr>
+          <w:color w:val="000000" w:themeColor="text1"/>
+          <w:sz w:val="20"/>
+          <w:szCs w:val="20"/>
+        </w:rPr>
+      </w:pPr>
+      <w:r>
+        <w:rPr>
+          <w:color w:val="000000" w:themeColor="text1"/>
+          <w:sz w:val="20"/>
+          <w:szCs w:val="20"/>
+        </w:rPr>
+        <w:lastRenderedPageBreak/>
         <w:t>Provide any parameters (stack name, key pair, etc.) and launch</w:t>
       </w:r>
     </w:p>
     <w:p>
       <w:pPr>
         <w:pStyle w:val="Assessortext"/>
-      </w:pPr>
-      <w:r>
+        <w:numPr>
+          <w:ilvl w:val="0"/>
+          <w:numId w:val="4"/>
+        </w:numPr>
+        <w:rPr>
+          <w:color w:val="000000" w:themeColor="text1"/>
+          <w:sz w:val="20"/>
+          <w:szCs w:val="20"/>
+        </w:rPr>
+      </w:pPr>
+      <w:r>
+        <w:rPr>
+          <w:color w:val="000000" w:themeColor="text1"/>
+          <w:sz w:val="20"/>
+          <w:szCs w:val="20"/>
+        </w:rPr>
         <w:t>Wait ~10–15 minutes for deployment to complete</w:t>
       </w:r>
     </w:p>
     <w:p>
       <w:pPr>
         <w:pStyle w:val="Assessortext"/>
-      </w:pPr>
-      <w:r>
+        <w:numPr>
+          <w:ilvl w:val="0"/>
+          <w:numId w:val="4"/>
+        </w:numPr>
+        <w:rPr>
+          <w:color w:val="000000" w:themeColor="text1"/>
+          <w:sz w:val="20"/>
+          <w:szCs w:val="20"/>
+        </w:rPr>
+      </w:pPr>
+      <w:r>
+        <w:rPr>
+          <w:color w:val="000000" w:themeColor="text1"/>
+          <w:sz w:val="20"/>
+          <w:szCs w:val="20"/>
+        </w:rPr>
         <w:t>Verify the baseline is healthy (curl the ALB DNS name; check RDS is available)</w:t>
       </w:r>
     </w:p>
     <w:p>
       <w:pPr>
         <w:pStyle w:val="Assessortext"/>
-      </w:pPr>
-      <w:r>
+        <w:numPr>
+          <w:ilvl w:val="0"/>
+          <w:numId w:val="4"/>
+        </w:numPr>
+        <w:rPr>
+          <w:color w:val="000000" w:themeColor="text1"/>
+          <w:sz w:val="20"/>
+          <w:szCs w:val="20"/>
+        </w:rPr>
+      </w:pPr>
+      <w:r>
+        <w:rPr>
+          <w:color w:val="000000" w:themeColor="text1"/>
+          <w:sz w:val="20"/>
+          <w:szCs w:val="20"/>
+        </w:rPr>
         <w:t>Take a break, then return for the afternoon HA work</w:t>
       </w:r>
     </w:p>
@@ -2295,119 +4405,353 @@
       <w:pPr>
         <w:pStyle w:val="Assessortext"/>
       </w:pPr>
-      <w:r>
+    </w:p>
+    <w:p>
+      <w:pPr>
+        <w:pStyle w:val="Assessortext"/>
+        <w:rPr>
+          <w:b/>
+          <w:bCs/>
+          <w:color w:val="000000" w:themeColor="text1"/>
+          <w:sz w:val="20"/>
+          <w:szCs w:val="20"/>
+        </w:rPr>
+      </w:pPr>
+      <w:r>
+        <w:rPr>
+          <w:b/>
+          <w:bCs/>
+          <w:color w:val="000000" w:themeColor="text1"/>
+          <w:sz w:val="20"/>
+          <w:szCs w:val="20"/>
+        </w:rPr>
         <w:t>Submit</w:t>
       </w:r>
     </w:p>
     <w:p>
       <w:pPr>
         <w:pStyle w:val="Assessortext"/>
-      </w:pPr>
-      <w:r>
-        <w:t>Submit both deliverables together via the LMS at the end of the assessment:</w:t>
-      </w:r>
-    </w:p>
-    <w:p>
-      <w:pPr>
-        <w:pStyle w:val="Assessortext"/>
-      </w:pPr>
-      <w:r>
-        <w:t>HA Design document (.docx) — Part A</w:t>
-      </w:r>
-    </w:p>
-    <w:p>
-      <w:pPr>
-        <w:pStyle w:val="Assessortext"/>
-      </w:pPr>
-      <w:r>
-        <w:t>HA Deployment Report (.docx) — Part B, with all four appendices populated</w:t>
-      </w:r>
-    </w:p>
-    <w:p>
-      <w:pPr>
-        <w:pStyle w:val="Assessortext"/>
-      </w:pPr>
-      <w:r>
+        <w:rPr>
+          <w:color w:val="000000" w:themeColor="text1"/>
+          <w:sz w:val="20"/>
+          <w:szCs w:val="20"/>
+        </w:rPr>
+      </w:pPr>
+      <w:r>
+        <w:rPr>
+          <w:color w:val="000000" w:themeColor="text1"/>
+          <w:sz w:val="20"/>
+          <w:szCs w:val="20"/>
+        </w:rPr>
+        <w:t>Submit both deliverables together via the LMS:</w:t>
+      </w:r>
+    </w:p>
+    <w:p>
+      <w:pPr>
+        <w:pStyle w:val="Assessortext"/>
+        <w:numPr>
+          <w:ilvl w:val="0"/>
+          <w:numId w:val="6"/>
+        </w:numPr>
+        <w:rPr>
+          <w:color w:val="000000" w:themeColor="text1"/>
+          <w:sz w:val="20"/>
+          <w:szCs w:val="20"/>
+        </w:rPr>
+      </w:pPr>
+      <w:r>
+        <w:rPr>
+          <w:color w:val="000000" w:themeColor="text1"/>
+          <w:sz w:val="20"/>
+          <w:szCs w:val="20"/>
+        </w:rPr>
+        <w:t>HA Design document (.docx)</w:t>
+      </w:r>
+    </w:p>
+    <w:p>
+      <w:pPr>
+        <w:pStyle w:val="Assessortext"/>
+        <w:numPr>
+          <w:ilvl w:val="0"/>
+          <w:numId w:val="6"/>
+        </w:numPr>
+        <w:rPr>
+          <w:color w:val="000000" w:themeColor="text1"/>
+          <w:sz w:val="20"/>
+          <w:szCs w:val="20"/>
+        </w:rPr>
+      </w:pPr>
+      <w:r>
+        <w:rPr>
+          <w:color w:val="000000" w:themeColor="text1"/>
+          <w:sz w:val="20"/>
+          <w:szCs w:val="20"/>
+        </w:rPr>
+        <w:t>HA Deployment Report (.docx) — including all appendices populated</w:t>
+      </w:r>
+    </w:p>
+    <w:p>
+      <w:pPr>
+        <w:pStyle w:val="Assessortext"/>
+      </w:pPr>
+    </w:p>
+    <w:p>
+      <w:pPr>
+        <w:pStyle w:val="Assessortext"/>
+        <w:rPr>
+          <w:b/>
+          <w:bCs/>
+          <w:color w:val="000000" w:themeColor="text1"/>
+          <w:sz w:val="20"/>
+          <w:szCs w:val="20"/>
+        </w:rPr>
+      </w:pPr>
+      <w:r>
+        <w:rPr>
+          <w:b/>
+          <w:bCs/>
+          <w:color w:val="000000" w:themeColor="text1"/>
+          <w:sz w:val="20"/>
+          <w:szCs w:val="20"/>
+        </w:rPr>
         <w:t>Tips for success</w:t>
       </w:r>
     </w:p>
     <w:p>
       <w:pPr>
         <w:pStyle w:val="Assessortext"/>
-      </w:pPr>
-      <w:r>
+        <w:numPr>
+          <w:ilvl w:val="0"/>
+          <w:numId w:val="5"/>
+        </w:numPr>
+        <w:rPr>
+          <w:color w:val="000000" w:themeColor="text1"/>
+          <w:sz w:val="20"/>
+          <w:szCs w:val="20"/>
+        </w:rPr>
+      </w:pPr>
+      <w:r>
+        <w:rPr>
+          <w:color w:val="000000" w:themeColor="text1"/>
+          <w:sz w:val="20"/>
+          <w:szCs w:val="20"/>
+        </w:rPr>
         <w:t>Read the AT2 supplied design + your own AT2 Deployment Report first. They are the inputs to your HA Design — the baseline you're hardening</w:t>
       </w:r>
     </w:p>
     <w:p>
       <w:pPr>
         <w:pStyle w:val="Assessortext"/>
-      </w:pPr>
-      <w:r>
-        <w:t>The architecture review in HA Design §3 is the hardest section to do well. Take time to identify SPOFs carefully — every one you miss is one your simulation will fail to catch</w:t>
-      </w:r>
-    </w:p>
-    <w:p>
-      <w:pPr>
-        <w:pStyle w:val="Assessortext"/>
-      </w:pPr>
-      <w:r>
+        <w:numPr>
+          <w:ilvl w:val="0"/>
+          <w:numId w:val="5"/>
+        </w:numPr>
+        <w:rPr>
+          <w:color w:val="000000" w:themeColor="text1"/>
+          <w:sz w:val="20"/>
+          <w:szCs w:val="20"/>
+        </w:rPr>
+      </w:pPr>
+      <w:r>
+        <w:rPr>
+          <w:color w:val="000000" w:themeColor="text1"/>
+          <w:sz w:val="20"/>
+          <w:szCs w:val="20"/>
+        </w:rPr>
+        <w:t xml:space="preserve">The architecture review in HA Design §3 is the hardest section to do well. Take time to identify SPOFs carefully — </w:t>
+      </w:r>
+      <w:proofErr w:type="gramStart"/>
+      <w:r>
+        <w:rPr>
+          <w:color w:val="000000" w:themeColor="text1"/>
+          <w:sz w:val="20"/>
+          <w:szCs w:val="20"/>
+        </w:rPr>
+        <w:t>every one</w:t>
+      </w:r>
+      <w:proofErr w:type="gramEnd"/>
+      <w:r>
+        <w:rPr>
+          <w:color w:val="000000" w:themeColor="text1"/>
+          <w:sz w:val="20"/>
+          <w:szCs w:val="20"/>
+        </w:rPr>
+        <w:t xml:space="preserve"> you miss is one your simulation will fail to catch</w:t>
+      </w:r>
+    </w:p>
+    <w:p>
+      <w:pPr>
+        <w:pStyle w:val="Assessortext"/>
+        <w:numPr>
+          <w:ilvl w:val="0"/>
+          <w:numId w:val="5"/>
+        </w:numPr>
+        <w:rPr>
+          <w:color w:val="000000" w:themeColor="text1"/>
+          <w:sz w:val="20"/>
+          <w:szCs w:val="20"/>
+        </w:rPr>
+      </w:pPr>
+      <w:r>
+        <w:rPr>
+          <w:color w:val="000000" w:themeColor="text1"/>
+          <w:sz w:val="20"/>
+          <w:szCs w:val="20"/>
+        </w:rPr>
         <w:t>Recovery objectives must be quantified. "Better than before" is not an answer. Cite specific RPO/RTO targets and what your design delivers</w:t>
       </w:r>
     </w:p>
     <w:p>
       <w:pPr>
         <w:pStyle w:val="Assessortext"/>
-      </w:pPr>
-      <w:r>
+        <w:numPr>
+          <w:ilvl w:val="0"/>
+          <w:numId w:val="5"/>
+        </w:numPr>
+        <w:rPr>
+          <w:color w:val="000000" w:themeColor="text1"/>
+          <w:sz w:val="20"/>
+          <w:szCs w:val="20"/>
+        </w:rPr>
+      </w:pPr>
+      <w:r>
+        <w:rPr>
+          <w:color w:val="000000" w:themeColor="text1"/>
+          <w:sz w:val="20"/>
+          <w:szCs w:val="20"/>
+        </w:rPr>
         <w:t>The implementation sequence matters. Plan additive changes first (new subnets, ASG capacity); leave the RDS Multi-AZ conversion until after you've added the new AZ infrastructure</w:t>
       </w:r>
     </w:p>
     <w:p>
       <w:pPr>
         <w:pStyle w:val="Assessortext"/>
-      </w:pPr>
-      <w:r>
+        <w:numPr>
+          <w:ilvl w:val="0"/>
+          <w:numId w:val="5"/>
+        </w:numPr>
+        <w:rPr>
+          <w:color w:val="000000" w:themeColor="text1"/>
+          <w:sz w:val="20"/>
+          <w:szCs w:val="20"/>
+        </w:rPr>
+      </w:pPr>
+      <w:r>
+        <w:rPr>
+          <w:color w:val="000000" w:themeColor="text1"/>
+          <w:sz w:val="20"/>
+          <w:szCs w:val="20"/>
+        </w:rPr>
         <w:t>Simulate honestly. A simulation that confirms the design works is great; a simulation that exposes a gap is also great — both demonstrate competent engineering. Don't fake outcomes</w:t>
       </w:r>
     </w:p>
     <w:p>
       <w:pPr>
         <w:pStyle w:val="Assessortext"/>
-      </w:pPr>
-      <w:r>
+        <w:numPr>
+          <w:ilvl w:val="0"/>
+          <w:numId w:val="5"/>
+        </w:numPr>
+        <w:rPr>
+          <w:color w:val="000000" w:themeColor="text1"/>
+          <w:sz w:val="20"/>
+          <w:szCs w:val="20"/>
+        </w:rPr>
+      </w:pPr>
+      <w:r>
+        <w:rPr>
+          <w:color w:val="000000" w:themeColor="text1"/>
+          <w:sz w:val="20"/>
+          <w:szCs w:val="20"/>
+        </w:rPr>
         <w:t>Watch the clock during the maintenance window. If you're 2.5 hours in and not yet stable, start the rollback rather than push to completion</w:t>
       </w:r>
     </w:p>
     <w:p>
       <w:pPr>
         <w:pStyle w:val="Assessortext"/>
-      </w:pPr>
-      <w:r>
+        <w:numPr>
+          <w:ilvl w:val="0"/>
+          <w:numId w:val="5"/>
+        </w:numPr>
+        <w:rPr>
+          <w:color w:val="000000" w:themeColor="text1"/>
+          <w:sz w:val="20"/>
+          <w:szCs w:val="20"/>
+        </w:rPr>
+      </w:pPr>
+      <w:r>
+        <w:rPr>
+          <w:color w:val="000000" w:themeColor="text1"/>
+          <w:sz w:val="20"/>
+          <w:szCs w:val="20"/>
+        </w:rPr>
         <w:t>Knowledge Evidence responses (§8) are about your own work. Generic textbook answers don't pass</w:t>
       </w:r>
     </w:p>
     <w:p>
       <w:pPr>
         <w:pStyle w:val="Assessortext"/>
-      </w:pPr>
-      <w:r>
+        <w:numPr>
+          <w:ilvl w:val="0"/>
+          <w:numId w:val="5"/>
+        </w:numPr>
+        <w:rPr>
+          <w:color w:val="000000" w:themeColor="text1"/>
+          <w:sz w:val="20"/>
+          <w:szCs w:val="20"/>
+        </w:rPr>
+      </w:pPr>
+      <w:r>
+        <w:rPr>
+          <w:color w:val="000000" w:themeColor="text1"/>
+          <w:sz w:val="20"/>
+          <w:szCs w:val="20"/>
+        </w:rPr>
         <w:t>File the report per YAT's records procedures (§7.4) — this is part of what's being assessed</w:t>
       </w:r>
     </w:p>
     <w:p>
       <w:pPr>
         <w:pStyle w:val="Assessortext"/>
-      </w:pPr>
-      <w:r>
+        <w:numPr>
+          <w:ilvl w:val="0"/>
+          <w:numId w:val="5"/>
+        </w:numPr>
+        <w:rPr>
+          <w:color w:val="000000" w:themeColor="text1"/>
+          <w:sz w:val="20"/>
+          <w:szCs w:val="20"/>
+        </w:rPr>
+      </w:pPr>
+      <w:r>
+        <w:rPr>
+          <w:color w:val="000000" w:themeColor="text1"/>
+          <w:sz w:val="20"/>
+          <w:szCs w:val="20"/>
+        </w:rPr>
         <w:t>Get the sign-off block (§7.6) signed at the end of the engagement — without it Part B cannot be Satisfactory</w:t>
       </w:r>
     </w:p>
     <w:p>
       <w:pPr>
         <w:pStyle w:val="Assessortext"/>
-      </w:pPr>
-      <w:r>
+        <w:numPr>
+          <w:ilvl w:val="0"/>
+          <w:numId w:val="5"/>
+        </w:numPr>
+        <w:rPr>
+          <w:color w:val="000000" w:themeColor="text1"/>
+          <w:sz w:val="20"/>
+          <w:szCs w:val="20"/>
+        </w:rPr>
+      </w:pPr>
+      <w:r>
+        <w:rPr>
+          <w:color w:val="000000" w:themeColor="text1"/>
+          <w:sz w:val="20"/>
+          <w:szCs w:val="20"/>
+        </w:rPr>
         <w:t>Take screenshots as you go, not at the end. This is the single most common failure mode</w:t>
       </w:r>
     </w:p>
@@ -2426,7 +4770,7 @@
 </file>
 
 <file path=word/endnotes.xml><?xml version="1.0" encoding="utf-8"?>
-<w:endnotes xmlns:wpc="http://schemas.microsoft.com/office/word/2010/wordprocessingCanvas" xmlns:cx="http://schemas.microsoft.com/office/drawing/2014/chartex" xmlns:cx1="http://schemas.microsoft.com/office/drawing/2015/9/8/chartex" xmlns:cx2="http://schemas.microsoft.com/office/drawing/2015/10/21/chartex" xmlns:cx3="http://schemas.microsoft.com/office/drawing/2016/5/9/chartex" xmlns:cx4="http://schemas.microsoft.com/office/drawing/2016/5/10/chartex" xmlns:cx5="http://schemas.microsoft.com/office/drawing/2016/5/11/chartex" xmlns:cx6="http://schemas.microsoft.com/office/drawing/2016/5/12/chartex" xmlns:cx7="http://schemas.microsoft.com/office/drawing/2016/5/13/chartex" xmlns:cx8="http://schemas.microsoft.com/office/drawing/2016/5/14/chartex" xmlns:mc="http://schemas.openxmlformats.org/markup-compatibility/2006" xmlns:aink="http://schemas.microsoft.com/office/drawing/2016/ink" xmlns:am3d="http://schemas.microsoft.com/office/drawing/2017/model3d" xmlns:o="urn:schemas-microsoft-com:office:office" xmlns:oel="http://schemas.microsoft.com/office/2019/extlst" xmlns:r="http://schemas.openxmlformats.org/officeDocument/2006/relationships" xmlns:m="http://schemas.openxmlformats.org/officeDocument/2006/math" xmlns:v="urn:schemas-microsoft-com:vml" xmlns:wp14="http://schemas.microsoft.com/office/word/2010/wordprocessingDrawing" xmlns:wp="http://schemas.openxmlformats.org/drawingml/2006/wordprocessingDrawing" xmlns:w10="urn:schemas-microsoft-com:office:word" xmlns:w="http://schemas.openxmlformats.org/wordprocessingml/2006/main" xmlns:w14="http://schemas.microsoft.com/office/word/2010/wordml" xmlns:w15="http://schemas.microsoft.com/office/word/2012/wordml" xmlns:w16cex="http://schemas.microsoft.com/office/word/2018/wordml/cex" xmlns:w16cid="http://schemas.microsoft.com/office/word/2016/wordml/cid" xmlns:w16="http://schemas.microsoft.com/office/word/2018/wordml" xmlns:w16sdtdh="http://schemas.microsoft.com/office/word/2020/wordml/sdtdatahash" xmlns:w16se="http://schemas.microsoft.com/office/word/2015/wordml/symex" xmlns:wpg="http://schemas.microsoft.com/office/word/2010/wordprocessingGroup" xmlns:wpi="http://schemas.microsoft.com/office/word/2010/wordprocessingInk" xmlns:wne="http://schemas.microsoft.com/office/word/2006/wordml" xmlns:wps="http://schemas.microsoft.com/office/word/2010/wordprocessingShape" mc:Ignorable="w14 w15 w16se w16cid w16 w16cex w16sdtdh wp14">
+<w:endnotes xmlns:wpc="http://schemas.microsoft.com/office/word/2010/wordprocessingCanvas" xmlns:cx="http://schemas.microsoft.com/office/drawing/2014/chartex" xmlns:cx1="http://schemas.microsoft.com/office/drawing/2015/9/8/chartex" xmlns:cx2="http://schemas.microsoft.com/office/drawing/2015/10/21/chartex" xmlns:cx3="http://schemas.microsoft.com/office/drawing/2016/5/9/chartex" xmlns:cx4="http://schemas.microsoft.com/office/drawing/2016/5/10/chartex" xmlns:cx5="http://schemas.microsoft.com/office/drawing/2016/5/11/chartex" xmlns:cx6="http://schemas.microsoft.com/office/drawing/2016/5/12/chartex" xmlns:cx7="http://schemas.microsoft.com/office/drawing/2016/5/13/chartex" xmlns:cx8="http://schemas.microsoft.com/office/drawing/2016/5/14/chartex" xmlns:mc="http://schemas.openxmlformats.org/markup-compatibility/2006" xmlns:m="http://schemas.openxmlformats.org/officeDocument/2006/math" xmlns:aink="http://schemas.microsoft.com/office/drawing/2016/ink" xmlns:am3d="http://schemas.microsoft.com/office/drawing/2017/model3d" xmlns:oel="http://schemas.microsoft.com/office/2019/extlst" xmlns:r="http://schemas.openxmlformats.org/officeDocument/2006/relationships" xmlns:wp14="http://schemas.microsoft.com/office/word/2010/wordprocessingDrawing" xmlns:wp="http://schemas.openxmlformats.org/drawingml/2006/wordprocessingDrawing" xmlns:wpg="http://schemas.microsoft.com/office/word/2010/wordprocessingGroup" xmlns:wpi="http://schemas.microsoft.com/office/word/2010/wordprocessingInk" xmlns:wps="http://schemas.microsoft.com/office/word/2010/wordprocessingShape" xmlns:o="urn:schemas-microsoft-com:office:office" xmlns:v="urn:schemas-microsoft-com:vml" xmlns:w10="urn:schemas-microsoft-com:office:word" xmlns:w="http://schemas.openxmlformats.org/wordprocessingml/2006/main" xmlns:w14="http://schemas.microsoft.com/office/word/2010/wordml" xmlns:w15="http://schemas.microsoft.com/office/word/2012/wordml" xmlns:w16cex="http://schemas.microsoft.com/office/word/2018/wordml/cex" xmlns:w16cid="http://schemas.microsoft.com/office/word/2016/wordml/cid" xmlns:w16="http://schemas.microsoft.com/office/word/2018/wordml" xmlns:w16sdtdh="http://schemas.microsoft.com/office/word/2020/wordml/sdtdatahash" xmlns:w16sdtfl="http://schemas.microsoft.com/office/word/2024/wordml/sdtformatlock" xmlns:w16se="http://schemas.microsoft.com/office/word/2015/wordml/symex" xmlns:w16du="http://schemas.microsoft.com/office/word/2023/wordml/word16du" xmlns:wne="http://schemas.microsoft.com/office/word/2006/wordml" mc:Ignorable="w14 w15 w16se w16cid w16 w16cex w16sdtdh w16sdtfl w16du wp14">
   <w:endnote w:type="separator" w:id="-1">
     <w:p>
       <w:r>
@@ -2445,7 +4789,7 @@
 </file>
 
 <file path=word/footer1.xml><?xml version="1.0" encoding="utf-8"?>
-<w:ftr xmlns:wpc="http://schemas.microsoft.com/office/word/2010/wordprocessingCanvas" xmlns:cx="http://schemas.microsoft.com/office/drawing/2014/chartex" xmlns:cx1="http://schemas.microsoft.com/office/drawing/2015/9/8/chartex" xmlns:cx2="http://schemas.microsoft.com/office/drawing/2015/10/21/chartex" xmlns:cx3="http://schemas.microsoft.com/office/drawing/2016/5/9/chartex" xmlns:cx4="http://schemas.microsoft.com/office/drawing/2016/5/10/chartex" xmlns:cx5="http://schemas.microsoft.com/office/drawing/2016/5/11/chartex" xmlns:cx6="http://schemas.microsoft.com/office/drawing/2016/5/12/chartex" xmlns:cx7="http://schemas.microsoft.com/office/drawing/2016/5/13/chartex" xmlns:cx8="http://schemas.microsoft.com/office/drawing/2016/5/14/chartex" xmlns:mc="http://schemas.openxmlformats.org/markup-compatibility/2006" xmlns:aink="http://schemas.microsoft.com/office/drawing/2016/ink" xmlns:am3d="http://schemas.microsoft.com/office/drawing/2017/model3d" xmlns:o="urn:schemas-microsoft-com:office:office" xmlns:oel="http://schemas.microsoft.com/office/2019/extlst" xmlns:r="http://schemas.openxmlformats.org/officeDocument/2006/relationships" xmlns:m="http://schemas.openxmlformats.org/officeDocument/2006/math" xmlns:v="urn:schemas-microsoft-com:vml" xmlns:wp14="http://schemas.microsoft.com/office/word/2010/wordprocessingDrawing" xmlns:wp="http://schemas.openxmlformats.org/drawingml/2006/wordprocessingDrawing" xmlns:w10="urn:schemas-microsoft-com:office:word" xmlns:w="http://schemas.openxmlformats.org/wordprocessingml/2006/main" xmlns:w14="http://schemas.microsoft.com/office/word/2010/wordml" xmlns:w15="http://schemas.microsoft.com/office/word/2012/wordml" xmlns:w16cex="http://schemas.microsoft.com/office/word/2018/wordml/cex" xmlns:w16cid="http://schemas.microsoft.com/office/word/2016/wordml/cid" xmlns:w16="http://schemas.microsoft.com/office/word/2018/wordml" xmlns:w16sdtdh="http://schemas.microsoft.com/office/word/2020/wordml/sdtdatahash" xmlns:w16se="http://schemas.microsoft.com/office/word/2015/wordml/symex" xmlns:wpg="http://schemas.microsoft.com/office/word/2010/wordprocessingGroup" xmlns:wpi="http://schemas.microsoft.com/office/word/2010/wordprocessingInk" xmlns:wne="http://schemas.microsoft.com/office/word/2006/wordml" xmlns:wps="http://schemas.microsoft.com/office/word/2010/wordprocessingShape" mc:Ignorable="w14 w15 w16se w16cid w16 w16cex w16sdtdh wp14">
+<w:ftr xmlns:wpc="http://schemas.microsoft.com/office/word/2010/wordprocessingCanvas" xmlns:cx="http://schemas.microsoft.com/office/drawing/2014/chartex" xmlns:cx1="http://schemas.microsoft.com/office/drawing/2015/9/8/chartex" xmlns:cx2="http://schemas.microsoft.com/office/drawing/2015/10/21/chartex" xmlns:cx3="http://schemas.microsoft.com/office/drawing/2016/5/9/chartex" xmlns:cx4="http://schemas.microsoft.com/office/drawing/2016/5/10/chartex" xmlns:cx5="http://schemas.microsoft.com/office/drawing/2016/5/11/chartex" xmlns:cx6="http://schemas.microsoft.com/office/drawing/2016/5/12/chartex" xmlns:cx7="http://schemas.microsoft.com/office/drawing/2016/5/13/chartex" xmlns:cx8="http://schemas.microsoft.com/office/drawing/2016/5/14/chartex" xmlns:mc="http://schemas.openxmlformats.org/markup-compatibility/2006" xmlns:m="http://schemas.openxmlformats.org/officeDocument/2006/math" xmlns:aink="http://schemas.microsoft.com/office/drawing/2016/ink" xmlns:am3d="http://schemas.microsoft.com/office/drawing/2017/model3d" xmlns:oel="http://schemas.microsoft.com/office/2019/extlst" xmlns:r="http://schemas.openxmlformats.org/officeDocument/2006/relationships" xmlns:wp14="http://schemas.microsoft.com/office/word/2010/wordprocessingDrawing" xmlns:wp="http://schemas.openxmlformats.org/drawingml/2006/wordprocessingDrawing" xmlns:wpg="http://schemas.microsoft.com/office/word/2010/wordprocessingGroup" xmlns:wpi="http://schemas.microsoft.com/office/word/2010/wordprocessingInk" xmlns:wps="http://schemas.microsoft.com/office/word/2010/wordprocessingShape" xmlns:o="urn:schemas-microsoft-com:office:office" xmlns:v="urn:schemas-microsoft-com:vml" xmlns:w10="urn:schemas-microsoft-com:office:word" xmlns:w="http://schemas.openxmlformats.org/wordprocessingml/2006/main" xmlns:w14="http://schemas.microsoft.com/office/word/2010/wordml" xmlns:w15="http://schemas.microsoft.com/office/word/2012/wordml" xmlns:w16cex="http://schemas.microsoft.com/office/word/2018/wordml/cex" xmlns:w16cid="http://schemas.microsoft.com/office/word/2016/wordml/cid" xmlns:w16="http://schemas.microsoft.com/office/word/2018/wordml" xmlns:w16sdtdh="http://schemas.microsoft.com/office/word/2020/wordml/sdtdatahash" xmlns:w16sdtfl="http://schemas.microsoft.com/office/word/2024/wordml/sdtformatlock" xmlns:w16se="http://schemas.microsoft.com/office/word/2015/wordml/symex" xmlns:w16du="http://schemas.microsoft.com/office/word/2023/wordml/word16du" xmlns:wne="http://schemas.microsoft.com/office/word/2006/wordml" mc:Ignorable="w14 w15 w16se w16cid w16 w16cex w16sdtdh w16sdtfl w16du wp14">
   <w:p>
     <w:pPr>
       <w:pStyle w:val="Footer"/>
@@ -2478,11 +4822,19 @@
     <w:r>
       <w:t>0</w:t>
     </w:r>
+    <w:proofErr w:type="gramStart"/>
     <w:r>
       <w:rPr>
         <w:rStyle w:val="FooterChar"/>
       </w:rPr>
-      <w:t xml:space="preserve">   (Template Version 1.3)</w:t>
+      <w:t xml:space="preserve">   (</w:t>
+    </w:r>
+    <w:proofErr w:type="gramEnd"/>
+    <w:r>
+      <w:rPr>
+        <w:rStyle w:val="FooterChar"/>
+      </w:rPr>
+      <w:t>Template Version 1.3)</w:t>
     </w:r>
     <w:r>
       <w:tab/>
@@ -2501,7 +4853,7 @@
       <w:rPr>
         <w:noProof/>
       </w:rPr>
-      <w:t>13 April 2022</w:t>
+      <w:t>9 July 2026</w:t>
     </w:r>
     <w:r>
       <w:fldChar w:fldCharType="end"/>
@@ -2544,7 +4896,7 @@
 </file>
 
 <file path=word/footnotes.xml><?xml version="1.0" encoding="utf-8"?>
-<w:footnotes xmlns:wpc="http://schemas.microsoft.com/office/word/2010/wordprocessingCanvas" xmlns:cx="http://schemas.microsoft.com/office/drawing/2014/chartex" xmlns:cx1="http://schemas.microsoft.com/office/drawing/2015/9/8/chartex" xmlns:cx2="http://schemas.microsoft.com/office/drawing/2015/10/21/chartex" xmlns:cx3="http://schemas.microsoft.com/office/drawing/2016/5/9/chartex" xmlns:cx4="http://schemas.microsoft.com/office/drawing/2016/5/10/chartex" xmlns:cx5="http://schemas.microsoft.com/office/drawing/2016/5/11/chartex" xmlns:cx6="http://schemas.microsoft.com/office/drawing/2016/5/12/chartex" xmlns:cx7="http://schemas.microsoft.com/office/drawing/2016/5/13/chartex" xmlns:cx8="http://schemas.microsoft.com/office/drawing/2016/5/14/chartex" xmlns:mc="http://schemas.openxmlformats.org/markup-compatibility/2006" xmlns:aink="http://schemas.microsoft.com/office/drawing/2016/ink" xmlns:am3d="http://schemas.microsoft.com/office/drawing/2017/model3d" xmlns:o="urn:schemas-microsoft-com:office:office" xmlns:oel="http://schemas.microsoft.com/office/2019/extlst" xmlns:r="http://schemas.openxmlformats.org/officeDocument/2006/relationships" xmlns:m="http://schemas.openxmlformats.org/officeDocument/2006/math" xmlns:v="urn:schemas-microsoft-com:vml" xmlns:wp14="http://schemas.microsoft.com/office/word/2010/wordprocessingDrawing" xmlns:wp="http://schemas.openxmlformats.org/drawingml/2006/wordprocessingDrawing" xmlns:w10="urn:schemas-microsoft-com:office:word" xmlns:w="http://schemas.openxmlformats.org/wordprocessingml/2006/main" xmlns:w14="http://schemas.microsoft.com/office/word/2010/wordml" xmlns:w15="http://schemas.microsoft.com/office/word/2012/wordml" xmlns:w16cex="http://schemas.microsoft.com/office/word/2018/wordml/cex" xmlns:w16cid="http://schemas.microsoft.com/office/word/2016/wordml/cid" xmlns:w16="http://schemas.microsoft.com/office/word/2018/wordml" xmlns:w16sdtdh="http://schemas.microsoft.com/office/word/2020/wordml/sdtdatahash" xmlns:w16se="http://schemas.microsoft.com/office/word/2015/wordml/symex" xmlns:wpg="http://schemas.microsoft.com/office/word/2010/wordprocessingGroup" xmlns:wpi="http://schemas.microsoft.com/office/word/2010/wordprocessingInk" xmlns:wne="http://schemas.microsoft.com/office/word/2006/wordml" xmlns:wps="http://schemas.microsoft.com/office/word/2010/wordprocessingShape" mc:Ignorable="w14 w15 w16se w16cid w16 w16cex w16sdtdh wp14">
+<w:footnotes xmlns:wpc="http://schemas.microsoft.com/office/word/2010/wordprocessingCanvas" xmlns:cx="http://schemas.microsoft.com/office/drawing/2014/chartex" xmlns:cx1="http://schemas.microsoft.com/office/drawing/2015/9/8/chartex" xmlns:cx2="http://schemas.microsoft.com/office/drawing/2015/10/21/chartex" xmlns:cx3="http://schemas.microsoft.com/office/drawing/2016/5/9/chartex" xmlns:cx4="http://schemas.microsoft.com/office/drawing/2016/5/10/chartex" xmlns:cx5="http://schemas.microsoft.com/office/drawing/2016/5/11/chartex" xmlns:cx6="http://schemas.microsoft.com/office/drawing/2016/5/12/chartex" xmlns:cx7="http://schemas.microsoft.com/office/drawing/2016/5/13/chartex" xmlns:cx8="http://schemas.microsoft.com/office/drawing/2016/5/14/chartex" xmlns:mc="http://schemas.openxmlformats.org/markup-compatibility/2006" xmlns:m="http://schemas.openxmlformats.org/officeDocument/2006/math" xmlns:aink="http://schemas.microsoft.com/office/drawing/2016/ink" xmlns:am3d="http://schemas.microsoft.com/office/drawing/2017/model3d" xmlns:oel="http://schemas.microsoft.com/office/2019/extlst" xmlns:r="http://schemas.openxmlformats.org/officeDocument/2006/relationships" xmlns:wp14="http://schemas.microsoft.com/office/word/2010/wordprocessingDrawing" xmlns:wp="http://schemas.openxmlformats.org/drawingml/2006/wordprocessingDrawing" xmlns:wpg="http://schemas.microsoft.com/office/word/2010/wordprocessingGroup" xmlns:wpi="http://schemas.microsoft.com/office/word/2010/wordprocessingInk" xmlns:wps="http://schemas.microsoft.com/office/word/2010/wordprocessingShape" xmlns:o="urn:schemas-microsoft-com:office:office" xmlns:v="urn:schemas-microsoft-com:vml" xmlns:w10="urn:schemas-microsoft-com:office:word" xmlns:w="http://schemas.openxmlformats.org/wordprocessingml/2006/main" xmlns:w14="http://schemas.microsoft.com/office/word/2010/wordml" xmlns:w15="http://schemas.microsoft.com/office/word/2012/wordml" xmlns:w16cex="http://schemas.microsoft.com/office/word/2018/wordml/cex" xmlns:w16cid="http://schemas.microsoft.com/office/word/2016/wordml/cid" xmlns:w16="http://schemas.microsoft.com/office/word/2018/wordml" xmlns:w16sdtdh="http://schemas.microsoft.com/office/word/2020/wordml/sdtdatahash" xmlns:w16sdtfl="http://schemas.microsoft.com/office/word/2024/wordml/sdtformatlock" xmlns:w16se="http://schemas.microsoft.com/office/word/2015/wordml/symex" xmlns:w16du="http://schemas.microsoft.com/office/word/2023/wordml/word16du" xmlns:wne="http://schemas.microsoft.com/office/word/2006/wordml" mc:Ignorable="w14 w15 w16se w16cid w16 w16cex w16sdtdh w16sdtfl w16du wp14">
   <w:footnote w:type="separator" w:id="-1">
     <w:p>
       <w:r>
@@ -2563,7 +4915,7 @@
 </file>
 
 <file path=word/header1.xml><?xml version="1.0" encoding="utf-8"?>
-<w:hdr xmlns:wpc="http://schemas.microsoft.com/office/word/2010/wordprocessingCanvas" xmlns:cx="http://schemas.microsoft.com/office/drawing/2014/chartex" xmlns:cx1="http://schemas.microsoft.com/office/drawing/2015/9/8/chartex" xmlns:cx2="http://schemas.microsoft.com/office/drawing/2015/10/21/chartex" xmlns:cx3="http://schemas.microsoft.com/office/drawing/2016/5/9/chartex" xmlns:cx4="http://schemas.microsoft.com/office/drawing/2016/5/10/chartex" xmlns:cx5="http://schemas.microsoft.com/office/drawing/2016/5/11/chartex" xmlns:cx6="http://schemas.microsoft.com/office/drawing/2016/5/12/chartex" xmlns:cx7="http://schemas.microsoft.com/office/drawing/2016/5/13/chartex" xmlns:cx8="http://schemas.microsoft.com/office/drawing/2016/5/14/chartex" xmlns:mc="http://schemas.openxmlformats.org/markup-compatibility/2006" xmlns:aink="http://schemas.microsoft.com/office/drawing/2016/ink" xmlns:am3d="http://schemas.microsoft.com/office/drawing/2017/model3d" xmlns:o="urn:schemas-microsoft-com:office:office" xmlns:oel="http://schemas.microsoft.com/office/2019/extlst" xmlns:r="http://schemas.openxmlformats.org/officeDocument/2006/relationships" xmlns:m="http://schemas.openxmlformats.org/officeDocument/2006/math" xmlns:v="urn:schemas-microsoft-com:vml" xmlns:wp14="http://schemas.microsoft.com/office/word/2010/wordprocessingDrawing" xmlns:wp="http://schemas.openxmlformats.org/drawingml/2006/wordprocessingDrawing" xmlns:w10="urn:schemas-microsoft-com:office:word" xmlns:w="http://schemas.openxmlformats.org/wordprocessingml/2006/main" xmlns:w14="http://schemas.microsoft.com/office/word/2010/wordml" xmlns:w15="http://schemas.microsoft.com/office/word/2012/wordml" xmlns:w16cex="http://schemas.microsoft.com/office/word/2018/wordml/cex" xmlns:w16cid="http://schemas.microsoft.com/office/word/2016/wordml/cid" xmlns:w16="http://schemas.microsoft.com/office/word/2018/wordml" xmlns:w16sdtdh="http://schemas.microsoft.com/office/word/2020/wordml/sdtdatahash" xmlns:w16se="http://schemas.microsoft.com/office/word/2015/wordml/symex" xmlns:wpg="http://schemas.microsoft.com/office/word/2010/wordprocessingGroup" xmlns:wpi="http://schemas.microsoft.com/office/word/2010/wordprocessingInk" xmlns:wne="http://schemas.microsoft.com/office/word/2006/wordml" xmlns:wps="http://schemas.microsoft.com/office/word/2010/wordprocessingShape" mc:Ignorable="w14 w15 w16se w16cid w16 w16cex w16sdtdh wp14">
+<w:hdr xmlns:wpc="http://schemas.microsoft.com/office/word/2010/wordprocessingCanvas" xmlns:cx="http://schemas.microsoft.com/office/drawing/2014/chartex" xmlns:cx1="http://schemas.microsoft.com/office/drawing/2015/9/8/chartex" xmlns:cx2="http://schemas.microsoft.com/office/drawing/2015/10/21/chartex" xmlns:cx3="http://schemas.microsoft.com/office/drawing/2016/5/9/chartex" xmlns:cx4="http://schemas.microsoft.com/office/drawing/2016/5/10/chartex" xmlns:cx5="http://schemas.microsoft.com/office/drawing/2016/5/11/chartex" xmlns:cx6="http://schemas.microsoft.com/office/drawing/2016/5/12/chartex" xmlns:cx7="http://schemas.microsoft.com/office/drawing/2016/5/13/chartex" xmlns:cx8="http://schemas.microsoft.com/office/drawing/2016/5/14/chartex" xmlns:mc="http://schemas.openxmlformats.org/markup-compatibility/2006" xmlns:m="http://schemas.openxmlformats.org/officeDocument/2006/math" xmlns:aink="http://schemas.microsoft.com/office/drawing/2016/ink" xmlns:am3d="http://schemas.microsoft.com/office/drawing/2017/model3d" xmlns:oel="http://schemas.microsoft.com/office/2019/extlst" xmlns:r="http://schemas.openxmlformats.org/officeDocument/2006/relationships" xmlns:wp14="http://schemas.microsoft.com/office/word/2010/wordprocessingDrawing" xmlns:wp="http://schemas.openxmlformats.org/drawingml/2006/wordprocessingDrawing" xmlns:wpg="http://schemas.microsoft.com/office/word/2010/wordprocessingGroup" xmlns:wpi="http://schemas.microsoft.com/office/word/2010/wordprocessingInk" xmlns:wps="http://schemas.microsoft.com/office/word/2010/wordprocessingShape" xmlns:o="urn:schemas-microsoft-com:office:office" xmlns:v="urn:schemas-microsoft-com:vml" xmlns:w10="urn:schemas-microsoft-com:office:word" xmlns:w="http://schemas.openxmlformats.org/wordprocessingml/2006/main" xmlns:w14="http://schemas.microsoft.com/office/word/2010/wordml" xmlns:w15="http://schemas.microsoft.com/office/word/2012/wordml" xmlns:w16cex="http://schemas.microsoft.com/office/word/2018/wordml/cex" xmlns:w16cid="http://schemas.microsoft.com/office/word/2016/wordml/cid" xmlns:w16="http://schemas.microsoft.com/office/word/2018/wordml" xmlns:w16sdtdh="http://schemas.microsoft.com/office/word/2020/wordml/sdtdatahash" xmlns:w16sdtfl="http://schemas.microsoft.com/office/word/2024/wordml/sdtformatlock" xmlns:w16se="http://schemas.microsoft.com/office/word/2015/wordml/symex" xmlns:w16du="http://schemas.microsoft.com/office/word/2023/wordml/word16du" xmlns:wne="http://schemas.microsoft.com/office/word/2006/wordml" mc:Ignorable="w14 w15 w16se w16cid w16 w16cex w16sdtdh w16sdtfl w16du wp14">
   <w:p>
     <w:pPr>
       <w:pStyle w:val="Header"/>
@@ -2654,8 +5006,7 @@
               <v:stroke joinstyle="miter"/>
               <v:path gradientshapeok="t" o:connecttype="rect"/>
             </v:shapetype>
-            <v:shape id="Text Box 2" o:spid="_x0000_s1026" type="#_x0000_t202" alt="OFFICIAL" style="position:absolute;margin-left:0;margin-top:0;width:34.95pt;height:34.95pt;z-index:251659264;visibility:visible;mso-wrap-style:none;mso-wrap-distance-left:0;mso-wrap-distance-top:0;mso-wrap-distance-right:0;mso-wrap-distance-bottom:0;mso-position-horizontal:center;mso-position-horizontal-relative:page;mso-position-vertical:top;mso-position-vertical-relative:page;v-text-anchor:top" o:gfxdata="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" filled="f" stroked="f">
-              <v:fill o:detectmouseclick="t"/>
+            <v:shape id="Text Box 2" o:spid="_x0000_s1026" type="#_x0000_t202" alt="OFFICIAL" style="position:absolute;margin-left:0;margin-top:0;width:34.95pt;height:34.95pt;z-index:251659264;visibility:visible;mso-wrap-style:none;mso-wrap-distance-left:0;mso-wrap-distance-top:0;mso-wrap-distance-right:0;mso-wrap-distance-bottom:0;mso-position-horizontal:center;mso-position-horizontal-relative:page;mso-position-vertical:top;mso-position-vertical-relative:page;v-text-anchor:top" o:gfxdata="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" filled="f" stroked="f">
               <v:textbox style="mso-fit-shape-to-text:t" inset="0,15pt,0,0">
                 <w:txbxContent>
                   <w:p>
@@ -2692,7 +5043,7 @@
 </file>
 
 <file path=word/header2.xml><?xml version="1.0" encoding="utf-8"?>
-<w:hdr xmlns:wpc="http://schemas.microsoft.com/office/word/2010/wordprocessingCanvas" xmlns:cx="http://schemas.microsoft.com/office/drawing/2014/chartex" xmlns:cx1="http://schemas.microsoft.com/office/drawing/2015/9/8/chartex" xmlns:cx2="http://schemas.microsoft.com/office/drawing/2015/10/21/chartex" xmlns:cx3="http://schemas.microsoft.com/office/drawing/2016/5/9/chartex" xmlns:cx4="http://schemas.microsoft.com/office/drawing/2016/5/10/chartex" xmlns:cx5="http://schemas.microsoft.com/office/drawing/2016/5/11/chartex" xmlns:cx6="http://schemas.microsoft.com/office/drawing/2016/5/12/chartex" xmlns:cx7="http://schemas.microsoft.com/office/drawing/2016/5/13/chartex" xmlns:cx8="http://schemas.microsoft.com/office/drawing/2016/5/14/chartex" xmlns:mc="http://schemas.openxmlformats.org/markup-compatibility/2006" xmlns:aink="http://schemas.microsoft.com/office/drawing/2016/ink" xmlns:am3d="http://schemas.microsoft.com/office/drawing/2017/model3d" xmlns:o="urn:schemas-microsoft-com:office:office" xmlns:oel="http://schemas.microsoft.com/office/2019/extlst" xmlns:r="http://schemas.openxmlformats.org/officeDocument/2006/relationships" xmlns:m="http://schemas.openxmlformats.org/officeDocument/2006/math" xmlns:v="urn:schemas-microsoft-com:vml" xmlns:wp14="http://schemas.microsoft.com/office/word/2010/wordprocessingDrawing" xmlns:wp="http://schemas.openxmlformats.org/drawingml/2006/wordprocessingDrawing" xmlns:w10="urn:schemas-microsoft-com:office:word" xmlns:w="http://schemas.openxmlformats.org/wordprocessingml/2006/main" xmlns:w14="http://schemas.microsoft.com/office/word/2010/wordml" xmlns:w15="http://schemas.microsoft.com/office/word/2012/wordml" xmlns:w16cex="http://schemas.microsoft.com/office/word/2018/wordml/cex" xmlns:w16cid="http://schemas.microsoft.com/office/word/2016/wordml/cid" xmlns:w16="http://schemas.microsoft.com/office/word/2018/wordml" xmlns:w16sdtdh="http://schemas.microsoft.com/office/word/2020/wordml/sdtdatahash" xmlns:w16se="http://schemas.microsoft.com/office/word/2015/wordml/symex" xmlns:wpg="http://schemas.microsoft.com/office/word/2010/wordprocessingGroup" xmlns:wpi="http://schemas.microsoft.com/office/word/2010/wordprocessingInk" xmlns:wne="http://schemas.microsoft.com/office/word/2006/wordml" xmlns:wps="http://schemas.microsoft.com/office/word/2010/wordprocessingShape" mc:Ignorable="w14 w15 w16se w16cid w16 w16cex w16sdtdh wp14">
+<w:hdr xmlns:wpc="http://schemas.microsoft.com/office/word/2010/wordprocessingCanvas" xmlns:cx="http://schemas.microsoft.com/office/drawing/2014/chartex" xmlns:cx1="http://schemas.microsoft.com/office/drawing/2015/9/8/chartex" xmlns:cx2="http://schemas.microsoft.com/office/drawing/2015/10/21/chartex" xmlns:cx3="http://schemas.microsoft.com/office/drawing/2016/5/9/chartex" xmlns:cx4="http://schemas.microsoft.com/office/drawing/2016/5/10/chartex" xmlns:cx5="http://schemas.microsoft.com/office/drawing/2016/5/11/chartex" xmlns:cx6="http://schemas.microsoft.com/office/drawing/2016/5/12/chartex" xmlns:cx7="http://schemas.microsoft.com/office/drawing/2016/5/13/chartex" xmlns:cx8="http://schemas.microsoft.com/office/drawing/2016/5/14/chartex" xmlns:mc="http://schemas.openxmlformats.org/markup-compatibility/2006" xmlns:m="http://schemas.openxmlformats.org/officeDocument/2006/math" xmlns:aink="http://schemas.microsoft.com/office/drawing/2016/ink" xmlns:am3d="http://schemas.microsoft.com/office/drawing/2017/model3d" xmlns:oel="http://schemas.microsoft.com/office/2019/extlst" xmlns:r="http://schemas.openxmlformats.org/officeDocument/2006/relationships" xmlns:wp14="http://schemas.microsoft.com/office/word/2010/wordprocessingDrawing" xmlns:wp="http://schemas.openxmlformats.org/drawingml/2006/wordprocessingDrawing" xmlns:wpg="http://schemas.microsoft.com/office/word/2010/wordprocessingGroup" xmlns:wpi="http://schemas.microsoft.com/office/word/2010/wordprocessingInk" xmlns:wps="http://schemas.microsoft.com/office/word/2010/wordprocessingShape" xmlns:o="urn:schemas-microsoft-com:office:office" xmlns:v="urn:schemas-microsoft-com:vml" xmlns:w10="urn:schemas-microsoft-com:office:word" xmlns:w="http://schemas.openxmlformats.org/wordprocessingml/2006/main" xmlns:w14="http://schemas.microsoft.com/office/word/2010/wordml" xmlns:w15="http://schemas.microsoft.com/office/word/2012/wordml" xmlns:w16cex="http://schemas.microsoft.com/office/word/2018/wordml/cex" xmlns:w16cid="http://schemas.microsoft.com/office/word/2016/wordml/cid" xmlns:w16="http://schemas.microsoft.com/office/word/2018/wordml" xmlns:w16sdtdh="http://schemas.microsoft.com/office/word/2020/wordml/sdtdatahash" xmlns:w16sdtfl="http://schemas.microsoft.com/office/word/2024/wordml/sdtformatlock" xmlns:w16se="http://schemas.microsoft.com/office/word/2015/wordml/symex" xmlns:w16du="http://schemas.microsoft.com/office/word/2023/wordml/word16du" xmlns:wne="http://schemas.microsoft.com/office/word/2006/wordml" mc:Ignorable="w14 w15 w16se w16cid w16 w16cex w16sdtdh w16sdtfl w16du wp14">
   <w:p>
     <w:pPr>
       <w:pStyle w:val="Header"/>
@@ -2783,8 +5134,7 @@
               <v:stroke joinstyle="miter"/>
               <v:path gradientshapeok="t" o:connecttype="rect"/>
             </v:shapetype>
-            <v:shape id="Text Box 3" o:spid="_x0000_s1027" type="#_x0000_t202" alt="OFFICIAL" style="position:absolute;margin-left:0;margin-top:0;width:34.95pt;height:34.95pt;z-index:251660288;visibility:visible;mso-wrap-style:none;mso-wrap-distance-left:0;mso-wrap-distance-top:0;mso-wrap-distance-right:0;mso-wrap-distance-bottom:0;mso-position-horizontal:center;mso-position-horizontal-relative:page;mso-position-vertical:top;mso-position-vertical-relative:page;v-text-anchor:top" o:gfxdata="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" filled="f" stroked="f">
-              <v:fill o:detectmouseclick="t"/>
+            <v:shape id="Text Box 3" o:spid="_x0000_s1027" type="#_x0000_t202" alt="OFFICIAL" style="position:absolute;margin-left:0;margin-top:0;width:34.95pt;height:34.95pt;z-index:251660288;visibility:visible;mso-wrap-style:none;mso-wrap-distance-left:0;mso-wrap-distance-top:0;mso-wrap-distance-right:0;mso-wrap-distance-bottom:0;mso-position-horizontal:center;mso-position-horizontal-relative:page;mso-position-vertical:top;mso-position-vertical-relative:page;v-text-anchor:top" o:gfxdata="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" filled="f" stroked="f">
               <v:textbox style="mso-fit-shape-to-text:t" inset="0,15pt,0,0">
                 <w:txbxContent>
                   <w:p>
@@ -2821,7 +5171,7 @@
 </file>
 
 <file path=word/header3.xml><?xml version="1.0" encoding="utf-8"?>
-<w:hdr xmlns:wpc="http://schemas.microsoft.com/office/word/2010/wordprocessingCanvas" xmlns:cx="http://schemas.microsoft.com/office/drawing/2014/chartex" xmlns:cx1="http://schemas.microsoft.com/office/drawing/2015/9/8/chartex" xmlns:cx2="http://schemas.microsoft.com/office/drawing/2015/10/21/chartex" xmlns:cx3="http://schemas.microsoft.com/office/drawing/2016/5/9/chartex" xmlns:cx4="http://schemas.microsoft.com/office/drawing/2016/5/10/chartex" xmlns:cx5="http://schemas.microsoft.com/office/drawing/2016/5/11/chartex" xmlns:cx6="http://schemas.microsoft.com/office/drawing/2016/5/12/chartex" xmlns:cx7="http://schemas.microsoft.com/office/drawing/2016/5/13/chartex" xmlns:cx8="http://schemas.microsoft.com/office/drawing/2016/5/14/chartex" xmlns:mc="http://schemas.openxmlformats.org/markup-compatibility/2006" xmlns:aink="http://schemas.microsoft.com/office/drawing/2016/ink" xmlns:am3d="http://schemas.microsoft.com/office/drawing/2017/model3d" xmlns:o="urn:schemas-microsoft-com:office:office" xmlns:oel="http://schemas.microsoft.com/office/2019/extlst" xmlns:r="http://schemas.openxmlformats.org/officeDocument/2006/relationships" xmlns:m="http://schemas.openxmlformats.org/officeDocument/2006/math" xmlns:v="urn:schemas-microsoft-com:vml" xmlns:wp14="http://schemas.microsoft.com/office/word/2010/wordprocessingDrawing" xmlns:wp="http://schemas.openxmlformats.org/drawingml/2006/wordprocessingDrawing" xmlns:w10="urn:schemas-microsoft-com:office:word" xmlns:w="http://schemas.openxmlformats.org/wordprocessingml/2006/main" xmlns:w14="http://schemas.microsoft.com/office/word/2010/wordml" xmlns:w15="http://schemas.microsoft.com/office/word/2012/wordml" xmlns:w16cex="http://schemas.microsoft.com/office/word/2018/wordml/cex" xmlns:w16cid="http://schemas.microsoft.com/office/word/2016/wordml/cid" xmlns:w16="http://schemas.microsoft.com/office/word/2018/wordml" xmlns:w16sdtdh="http://schemas.microsoft.com/office/word/2020/wordml/sdtdatahash" xmlns:w16se="http://schemas.microsoft.com/office/word/2015/wordml/symex" xmlns:wpg="http://schemas.microsoft.com/office/word/2010/wordprocessingGroup" xmlns:wpi="http://schemas.microsoft.com/office/word/2010/wordprocessingInk" xmlns:wne="http://schemas.microsoft.com/office/word/2006/wordml" xmlns:wps="http://schemas.microsoft.com/office/word/2010/wordprocessingShape" mc:Ignorable="w14 w15 w16se w16cid w16 w16cex w16sdtdh wp14">
+<w:hdr xmlns:wpc="http://schemas.microsoft.com/office/word/2010/wordprocessingCanvas" xmlns:cx="http://schemas.microsoft.com/office/drawing/2014/chartex" xmlns:cx1="http://schemas.microsoft.com/office/drawing/2015/9/8/chartex" xmlns:cx2="http://schemas.microsoft.com/office/drawing/2015/10/21/chartex" xmlns:cx3="http://schemas.microsoft.com/office/drawing/2016/5/9/chartex" xmlns:cx4="http://schemas.microsoft.com/office/drawing/2016/5/10/chartex" xmlns:cx5="http://schemas.microsoft.com/office/drawing/2016/5/11/chartex" xmlns:cx6="http://schemas.microsoft.com/office/drawing/2016/5/12/chartex" xmlns:cx7="http://schemas.microsoft.com/office/drawing/2016/5/13/chartex" xmlns:cx8="http://schemas.microsoft.com/office/drawing/2016/5/14/chartex" xmlns:mc="http://schemas.openxmlformats.org/markup-compatibility/2006" xmlns:m="http://schemas.openxmlformats.org/officeDocument/2006/math" xmlns:aink="http://schemas.microsoft.com/office/drawing/2016/ink" xmlns:am3d="http://schemas.microsoft.com/office/drawing/2017/model3d" xmlns:oel="http://schemas.microsoft.com/office/2019/extlst" xmlns:r="http://schemas.openxmlformats.org/officeDocument/2006/relationships" xmlns:wp14="http://schemas.microsoft.com/office/word/2010/wordprocessingDrawing" xmlns:wp="http://schemas.openxmlformats.org/drawingml/2006/wordprocessingDrawing" xmlns:wpg="http://schemas.microsoft.com/office/word/2010/wordprocessingGroup" xmlns:wpi="http://schemas.microsoft.com/office/word/2010/wordprocessingInk" xmlns:wps="http://schemas.microsoft.com/office/word/2010/wordprocessingShape" xmlns:o="urn:schemas-microsoft-com:office:office" xmlns:v="urn:schemas-microsoft-com:vml" xmlns:w10="urn:schemas-microsoft-com:office:word" xmlns:w="http://schemas.openxmlformats.org/wordprocessingml/2006/main" xmlns:w14="http://schemas.microsoft.com/office/word/2010/wordml" xmlns:w15="http://schemas.microsoft.com/office/word/2012/wordml" xmlns:w16cex="http://schemas.microsoft.com/office/word/2018/wordml/cex" xmlns:w16cid="http://schemas.microsoft.com/office/word/2016/wordml/cid" xmlns:w16="http://schemas.microsoft.com/office/word/2018/wordml" xmlns:w16sdtdh="http://schemas.microsoft.com/office/word/2020/wordml/sdtdatahash" xmlns:w16sdtfl="http://schemas.microsoft.com/office/word/2024/wordml/sdtformatlock" xmlns:w16se="http://schemas.microsoft.com/office/word/2015/wordml/symex" xmlns:w16du="http://schemas.microsoft.com/office/word/2023/wordml/word16du" xmlns:wne="http://schemas.microsoft.com/office/word/2006/wordml" mc:Ignorable="w14 w15 w16se w16cid w16 w16cex w16sdtdh w16sdtfl w16du wp14">
   <w:p>
     <w:pPr>
       <w:pStyle w:val="Header"/>
@@ -2912,8 +5262,7 @@
               <v:stroke joinstyle="miter"/>
               <v:path gradientshapeok="t" o:connecttype="rect"/>
             </v:shapetype>
-            <v:shape id="Text Box 1" o:spid="_x0000_s1028" type="#_x0000_t202" alt="OFFICIAL" style="position:absolute;margin-left:0;margin-top:0;width:34.95pt;height:34.95pt;z-index:251658240;visibility:visible;mso-wrap-style:none;mso-wrap-distance-left:0;mso-wrap-distance-top:0;mso-wrap-distance-right:0;mso-wrap-distance-bottom:0;mso-position-horizontal:center;mso-position-horizontal-relative:page;mso-position-vertical:top;mso-position-vertical-relative:page;v-text-anchor:top" o:gfxdata="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" filled="f" stroked="f">
-              <v:fill o:detectmouseclick="t"/>
+            <v:shape id="Text Box 1" o:spid="_x0000_s1028" type="#_x0000_t202" alt="OFFICIAL" style="position:absolute;margin-left:0;margin-top:0;width:34.95pt;height:34.95pt;z-index:251658240;visibility:visible;mso-wrap-style:none;mso-wrap-distance-left:0;mso-wrap-distance-top:0;mso-wrap-distance-right:0;mso-wrap-distance-bottom:0;mso-position-horizontal:center;mso-position-horizontal-relative:page;mso-position-vertical:top;mso-position-vertical-relative:page;v-text-anchor:top" o:gfxdata="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" filled="f" stroked="f">
               <v:textbox style="mso-fit-shape-to-text:t" inset="0,15pt,0,0">
                 <w:txbxContent>
                   <w:p>
@@ -2950,7 +5299,7 @@
 </file>
 
 <file path=word/numbering.xml><?xml version="1.0" encoding="utf-8"?>
-<w:numbering xmlns:wpc="http://schemas.microsoft.com/office/word/2010/wordprocessingCanvas" xmlns:cx="http://schemas.microsoft.com/office/drawing/2014/chartex" xmlns:cx1="http://schemas.microsoft.com/office/drawing/2015/9/8/chartex" xmlns:cx2="http://schemas.microsoft.com/office/drawing/2015/10/21/chartex" xmlns:cx3="http://schemas.microsoft.com/office/drawing/2016/5/9/chartex" xmlns:cx4="http://schemas.microsoft.com/office/drawing/2016/5/10/chartex" xmlns:cx5="http://schemas.microsoft.com/office/drawing/2016/5/11/chartex" xmlns:cx6="http://schemas.microsoft.com/office/drawing/2016/5/12/chartex" xmlns:cx7="http://schemas.microsoft.com/office/drawing/2016/5/13/chartex" xmlns:cx8="http://schemas.microsoft.com/office/drawing/2016/5/14/chartex" xmlns:mc="http://schemas.openxmlformats.org/markup-compatibility/2006" xmlns:aink="http://schemas.microsoft.com/office/drawing/2016/ink" xmlns:am3d="http://schemas.microsoft.com/office/drawing/2017/model3d" xmlns:o="urn:schemas-microsoft-com:office:office" xmlns:oel="http://schemas.microsoft.com/office/2019/extlst" xmlns:r="http://schemas.openxmlformats.org/officeDocument/2006/relationships" xmlns:m="http://schemas.openxmlformats.org/officeDocument/2006/math" xmlns:v="urn:schemas-microsoft-com:vml" xmlns:wp14="http://schemas.microsoft.com/office/word/2010/wordprocessingDrawing" xmlns:wp="http://schemas.openxmlformats.org/drawingml/2006/wordprocessingDrawing" xmlns:w10="urn:schemas-microsoft-com:office:word" xmlns:w="http://schemas.openxmlformats.org/wordprocessingml/2006/main" xmlns:w14="http://schemas.microsoft.com/office/word/2010/wordml" xmlns:w15="http://schemas.microsoft.com/office/word/2012/wordml" xmlns:w16cex="http://schemas.microsoft.com/office/word/2018/wordml/cex" xmlns:w16cid="http://schemas.microsoft.com/office/word/2016/wordml/cid" xmlns:w16="http://schemas.microsoft.com/office/word/2018/wordml" xmlns:w16sdtdh="http://schemas.microsoft.com/office/word/2020/wordml/sdtdatahash" xmlns:w16se="http://schemas.microsoft.com/office/word/2015/wordml/symex" xmlns:wpg="http://schemas.microsoft.com/office/word/2010/wordprocessingGroup" xmlns:wpi="http://schemas.microsoft.com/office/word/2010/wordprocessingInk" xmlns:wne="http://schemas.microsoft.com/office/word/2006/wordml" xmlns:wps="http://schemas.microsoft.com/office/word/2010/wordprocessingShape" mc:Ignorable="w14 w15 w16se w16cid w16 w16cex w16sdtdh wp14">
+<w:numbering xmlns:wpc="http://schemas.microsoft.com/office/word/2010/wordprocessingCanvas" xmlns:cx="http://schemas.microsoft.com/office/drawing/2014/chartex" xmlns:cx1="http://schemas.microsoft.com/office/drawing/2015/9/8/chartex" xmlns:cx2="http://schemas.microsoft.com/office/drawing/2015/10/21/chartex" xmlns:cx3="http://schemas.microsoft.com/office/drawing/2016/5/9/chartex" xmlns:cx4="http://schemas.microsoft.com/office/drawing/2016/5/10/chartex" xmlns:cx5="http://schemas.microsoft.com/office/drawing/2016/5/11/chartex" xmlns:cx6="http://schemas.microsoft.com/office/drawing/2016/5/12/chartex" xmlns:cx7="http://schemas.microsoft.com/office/drawing/2016/5/13/chartex" xmlns:cx8="http://schemas.microsoft.com/office/drawing/2016/5/14/chartex" xmlns:mc="http://schemas.openxmlformats.org/markup-compatibility/2006" xmlns:m="http://schemas.openxmlformats.org/officeDocument/2006/math" xmlns:aink="http://schemas.microsoft.com/office/drawing/2016/ink" xmlns:am3d="http://schemas.microsoft.com/office/drawing/2017/model3d" xmlns:oel="http://schemas.microsoft.com/office/2019/extlst" xmlns:r="http://schemas.openxmlformats.org/officeDocument/2006/relationships" xmlns:wp14="http://schemas.microsoft.com/office/word/2010/wordprocessingDrawing" xmlns:wp="http://schemas.openxmlformats.org/drawingml/2006/wordprocessingDrawing" xmlns:wpg="http://schemas.microsoft.com/office/word/2010/wordprocessingGroup" xmlns:wpi="http://schemas.microsoft.com/office/word/2010/wordprocessingInk" xmlns:wps="http://schemas.microsoft.com/office/word/2010/wordprocessingShape" xmlns:o="urn:schemas-microsoft-com:office:office" xmlns:v="urn:schemas-microsoft-com:vml" xmlns:w10="urn:schemas-microsoft-com:office:word" xmlns:w="http://schemas.openxmlformats.org/wordprocessingml/2006/main" xmlns:w14="http://schemas.microsoft.com/office/word/2010/wordml" xmlns:w15="http://schemas.microsoft.com/office/word/2012/wordml" xmlns:w16cex="http://schemas.microsoft.com/office/word/2018/wordml/cex" xmlns:w16cid="http://schemas.microsoft.com/office/word/2016/wordml/cid" xmlns:w16="http://schemas.microsoft.com/office/word/2018/wordml" xmlns:w16sdtdh="http://schemas.microsoft.com/office/word/2020/wordml/sdtdatahash" xmlns:w16sdtfl="http://schemas.microsoft.com/office/word/2024/wordml/sdtformatlock" xmlns:w16se="http://schemas.microsoft.com/office/word/2015/wordml/symex" xmlns:w16du="http://schemas.microsoft.com/office/word/2023/wordml/word16du" xmlns:wne="http://schemas.microsoft.com/office/word/2006/wordml" mc:Ignorable="w14 w15 w16se w16cid w16 w16cex w16sdtdh w16sdtfl w16du wp14">
   <w:abstractNum w:abstractNumId="0" w15:restartNumberingAfterBreak="0">
     <w:nsid w:val="006715F6"/>
     <w:multiLevelType w:val="hybridMultilevel"/>
@@ -3065,6 +5414,684 @@
     </w:lvl>
   </w:abstractNum>
   <w:abstractNum w:abstractNumId="1" w15:restartNumberingAfterBreak="0">
+    <w:nsid w:val="1DD82CA7"/>
+    <w:multiLevelType w:val="hybridMultilevel"/>
+    <w:tmpl w:val="898437BC"/>
+    <w:lvl w:ilvl="0" w:tplc="08090001">
+      <w:start w:val="1"/>
+      <w:numFmt w:val="bullet"/>
+      <w:lvlText w:val=""/>
+      <w:lvlJc w:val="left"/>
+      <w:pPr>
+        <w:ind w:left="360" w:hanging="360"/>
+      </w:pPr>
+      <w:rPr>
+        <w:rFonts w:ascii="Symbol" w:hAnsi="Symbol" w:hint="default"/>
+      </w:rPr>
+    </w:lvl>
+    <w:lvl w:ilvl="1" w:tplc="08090003" w:tentative="1">
+      <w:start w:val="1"/>
+      <w:numFmt w:val="bullet"/>
+      <w:lvlText w:val="o"/>
+      <w:lvlJc w:val="left"/>
+      <w:pPr>
+        <w:ind w:left="1080" w:hanging="360"/>
+      </w:pPr>
+      <w:rPr>
+        <w:rFonts w:ascii="Courier New" w:hAnsi="Courier New" w:cs="Courier New" w:hint="default"/>
+      </w:rPr>
+    </w:lvl>
+    <w:lvl w:ilvl="2" w:tplc="08090005" w:tentative="1">
+      <w:start w:val="1"/>
+      <w:numFmt w:val="bullet"/>
+      <w:lvlText w:val=""/>
+      <w:lvlJc w:val="left"/>
+      <w:pPr>
+        <w:ind w:left="1800" w:hanging="360"/>
+      </w:pPr>
+      <w:rPr>
+        <w:rFonts w:ascii="Wingdings" w:hAnsi="Wingdings" w:hint="default"/>
+      </w:rPr>
+    </w:lvl>
+    <w:lvl w:ilvl="3" w:tplc="08090001" w:tentative="1">
+      <w:start w:val="1"/>
+      <w:numFmt w:val="bullet"/>
+      <w:lvlText w:val=""/>
+      <w:lvlJc w:val="left"/>
+      <w:pPr>
+        <w:ind w:left="2520" w:hanging="360"/>
+      </w:pPr>
+      <w:rPr>
+        <w:rFonts w:ascii="Symbol" w:hAnsi="Symbol" w:hint="default"/>
+      </w:rPr>
+    </w:lvl>
+    <w:lvl w:ilvl="4" w:tplc="08090003" w:tentative="1">
+      <w:start w:val="1"/>
+      <w:numFmt w:val="bullet"/>
+      <w:lvlText w:val="o"/>
+      <w:lvlJc w:val="left"/>
+      <w:pPr>
+        <w:ind w:left="3240" w:hanging="360"/>
+      </w:pPr>
+      <w:rPr>
+        <w:rFonts w:ascii="Courier New" w:hAnsi="Courier New" w:cs="Courier New" w:hint="default"/>
+      </w:rPr>
+    </w:lvl>
+    <w:lvl w:ilvl="5" w:tplc="08090005" w:tentative="1">
+      <w:start w:val="1"/>
+      <w:numFmt w:val="bullet"/>
+      <w:lvlText w:val=""/>
+      <w:lvlJc w:val="left"/>
+      <w:pPr>
+        <w:ind w:left="3960" w:hanging="360"/>
+      </w:pPr>
+      <w:rPr>
+        <w:rFonts w:ascii="Wingdings" w:hAnsi="Wingdings" w:hint="default"/>
+      </w:rPr>
+    </w:lvl>
+    <w:lvl w:ilvl="6" w:tplc="08090001" w:tentative="1">
+      <w:start w:val="1"/>
+      <w:numFmt w:val="bullet"/>
+      <w:lvlText w:val=""/>
+      <w:lvlJc w:val="left"/>
+      <w:pPr>
+        <w:ind w:left="4680" w:hanging="360"/>
+      </w:pPr>
+      <w:rPr>
+        <w:rFonts w:ascii="Symbol" w:hAnsi="Symbol" w:hint="default"/>
+      </w:rPr>
+    </w:lvl>
+    <w:lvl w:ilvl="7" w:tplc="08090003" w:tentative="1">
+      <w:start w:val="1"/>
+      <w:numFmt w:val="bullet"/>
+      <w:lvlText w:val="o"/>
+      <w:lvlJc w:val="left"/>
+      <w:pPr>
+        <w:ind w:left="5400" w:hanging="360"/>
+      </w:pPr>
+      <w:rPr>
+        <w:rFonts w:ascii="Courier New" w:hAnsi="Courier New" w:cs="Courier New" w:hint="default"/>
+      </w:rPr>
+    </w:lvl>
+    <w:lvl w:ilvl="8" w:tplc="08090005" w:tentative="1">
+      <w:start w:val="1"/>
+      <w:numFmt w:val="bullet"/>
+      <w:lvlText w:val=""/>
+      <w:lvlJc w:val="left"/>
+      <w:pPr>
+        <w:ind w:left="6120" w:hanging="360"/>
+      </w:pPr>
+      <w:rPr>
+        <w:rFonts w:ascii="Wingdings" w:hAnsi="Wingdings" w:hint="default"/>
+      </w:rPr>
+    </w:lvl>
+  </w:abstractNum>
+  <w:abstractNum w:abstractNumId="2" w15:restartNumberingAfterBreak="0">
+    <w:nsid w:val="218102E6"/>
+    <w:multiLevelType w:val="hybridMultilevel"/>
+    <w:tmpl w:val="DFD44AA6"/>
+    <w:lvl w:ilvl="0" w:tplc="08090001">
+      <w:start w:val="1"/>
+      <w:numFmt w:val="bullet"/>
+      <w:lvlText w:val=""/>
+      <w:lvlJc w:val="left"/>
+      <w:pPr>
+        <w:ind w:left="360" w:hanging="360"/>
+      </w:pPr>
+      <w:rPr>
+        <w:rFonts w:ascii="Symbol" w:hAnsi="Symbol" w:hint="default"/>
+      </w:rPr>
+    </w:lvl>
+    <w:lvl w:ilvl="1" w:tplc="08090003" w:tentative="1">
+      <w:start w:val="1"/>
+      <w:numFmt w:val="bullet"/>
+      <w:lvlText w:val="o"/>
+      <w:lvlJc w:val="left"/>
+      <w:pPr>
+        <w:ind w:left="1080" w:hanging="360"/>
+      </w:pPr>
+      <w:rPr>
+        <w:rFonts w:ascii="Courier New" w:hAnsi="Courier New" w:cs="Courier New" w:hint="default"/>
+      </w:rPr>
+    </w:lvl>
+    <w:lvl w:ilvl="2" w:tplc="08090005" w:tentative="1">
+      <w:start w:val="1"/>
+      <w:numFmt w:val="bullet"/>
+      <w:lvlText w:val=""/>
+      <w:lvlJc w:val="left"/>
+      <w:pPr>
+        <w:ind w:left="1800" w:hanging="360"/>
+      </w:pPr>
+      <w:rPr>
+        <w:rFonts w:ascii="Wingdings" w:hAnsi="Wingdings" w:hint="default"/>
+      </w:rPr>
+    </w:lvl>
+    <w:lvl w:ilvl="3" w:tplc="08090001" w:tentative="1">
+      <w:start w:val="1"/>
+      <w:numFmt w:val="bullet"/>
+      <w:lvlText w:val=""/>
+      <w:lvlJc w:val="left"/>
+      <w:pPr>
+        <w:ind w:left="2520" w:hanging="360"/>
+      </w:pPr>
+      <w:rPr>
+        <w:rFonts w:ascii="Symbol" w:hAnsi="Symbol" w:hint="default"/>
+      </w:rPr>
+    </w:lvl>
+    <w:lvl w:ilvl="4" w:tplc="08090003" w:tentative="1">
+      <w:start w:val="1"/>
+      <w:numFmt w:val="bullet"/>
+      <w:lvlText w:val="o"/>
+      <w:lvlJc w:val="left"/>
+      <w:pPr>
+        <w:ind w:left="3240" w:hanging="360"/>
+      </w:pPr>
+      <w:rPr>
+        <w:rFonts w:ascii="Courier New" w:hAnsi="Courier New" w:cs="Courier New" w:hint="default"/>
+      </w:rPr>
+    </w:lvl>
+    <w:lvl w:ilvl="5" w:tplc="08090005" w:tentative="1">
+      <w:start w:val="1"/>
+      <w:numFmt w:val="bullet"/>
+      <w:lvlText w:val=""/>
+      <w:lvlJc w:val="left"/>
+      <w:pPr>
+        <w:ind w:left="3960" w:hanging="360"/>
+      </w:pPr>
+      <w:rPr>
+        <w:rFonts w:ascii="Wingdings" w:hAnsi="Wingdings" w:hint="default"/>
+      </w:rPr>
+    </w:lvl>
+    <w:lvl w:ilvl="6" w:tplc="08090001" w:tentative="1">
+      <w:start w:val="1"/>
+      <w:numFmt w:val="bullet"/>
+      <w:lvlText w:val=""/>
+      <w:lvlJc w:val="left"/>
+      <w:pPr>
+        <w:ind w:left="4680" w:hanging="360"/>
+      </w:pPr>
+      <w:rPr>
+        <w:rFonts w:ascii="Symbol" w:hAnsi="Symbol" w:hint="default"/>
+      </w:rPr>
+    </w:lvl>
+    <w:lvl w:ilvl="7" w:tplc="08090003" w:tentative="1">
+      <w:start w:val="1"/>
+      <w:numFmt w:val="bullet"/>
+      <w:lvlText w:val="o"/>
+      <w:lvlJc w:val="left"/>
+      <w:pPr>
+        <w:ind w:left="5400" w:hanging="360"/>
+      </w:pPr>
+      <w:rPr>
+        <w:rFonts w:ascii="Courier New" w:hAnsi="Courier New" w:cs="Courier New" w:hint="default"/>
+      </w:rPr>
+    </w:lvl>
+    <w:lvl w:ilvl="8" w:tplc="08090005" w:tentative="1">
+      <w:start w:val="1"/>
+      <w:numFmt w:val="bullet"/>
+      <w:lvlText w:val=""/>
+      <w:lvlJc w:val="left"/>
+      <w:pPr>
+        <w:ind w:left="6120" w:hanging="360"/>
+      </w:pPr>
+      <w:rPr>
+        <w:rFonts w:ascii="Wingdings" w:hAnsi="Wingdings" w:hint="default"/>
+      </w:rPr>
+    </w:lvl>
+  </w:abstractNum>
+  <w:abstractNum w:abstractNumId="3" w15:restartNumberingAfterBreak="0">
+    <w:nsid w:val="389746A9"/>
+    <w:multiLevelType w:val="hybridMultilevel"/>
+    <w:tmpl w:val="F0D49B48"/>
+    <w:lvl w:ilvl="0" w:tplc="08090001">
+      <w:start w:val="1"/>
+      <w:numFmt w:val="bullet"/>
+      <w:lvlText w:val=""/>
+      <w:lvlJc w:val="left"/>
+      <w:pPr>
+        <w:ind w:left="360" w:hanging="360"/>
+      </w:pPr>
+      <w:rPr>
+        <w:rFonts w:ascii="Symbol" w:hAnsi="Symbol" w:hint="default"/>
+      </w:rPr>
+    </w:lvl>
+    <w:lvl w:ilvl="1" w:tplc="08090003" w:tentative="1">
+      <w:start w:val="1"/>
+      <w:numFmt w:val="bullet"/>
+      <w:lvlText w:val="o"/>
+      <w:lvlJc w:val="left"/>
+      <w:pPr>
+        <w:ind w:left="1080" w:hanging="360"/>
+      </w:pPr>
+      <w:rPr>
+        <w:rFonts w:ascii="Courier New" w:hAnsi="Courier New" w:cs="Courier New" w:hint="default"/>
+      </w:rPr>
+    </w:lvl>
+    <w:lvl w:ilvl="2" w:tplc="08090005" w:tentative="1">
+      <w:start w:val="1"/>
+      <w:numFmt w:val="bullet"/>
+      <w:lvlText w:val=""/>
+      <w:lvlJc w:val="left"/>
+      <w:pPr>
+        <w:ind w:left="1800" w:hanging="360"/>
+      </w:pPr>
+      <w:rPr>
+        <w:rFonts w:ascii="Wingdings" w:hAnsi="Wingdings" w:hint="default"/>
+      </w:rPr>
+    </w:lvl>
+    <w:lvl w:ilvl="3" w:tplc="08090001" w:tentative="1">
+      <w:start w:val="1"/>
+      <w:numFmt w:val="bullet"/>
+      <w:lvlText w:val=""/>
+      <w:lvlJc w:val="left"/>
+      <w:pPr>
+        <w:ind w:left="2520" w:hanging="360"/>
+      </w:pPr>
+      <w:rPr>
+        <w:rFonts w:ascii="Symbol" w:hAnsi="Symbol" w:hint="default"/>
+      </w:rPr>
+    </w:lvl>
+    <w:lvl w:ilvl="4" w:tplc="08090003" w:tentative="1">
+      <w:start w:val="1"/>
+      <w:numFmt w:val="bullet"/>
+      <w:lvlText w:val="o"/>
+      <w:lvlJc w:val="left"/>
+      <w:pPr>
+        <w:ind w:left="3240" w:hanging="360"/>
+      </w:pPr>
+      <w:rPr>
+        <w:rFonts w:ascii="Courier New" w:hAnsi="Courier New" w:cs="Courier New" w:hint="default"/>
+      </w:rPr>
+    </w:lvl>
+    <w:lvl w:ilvl="5" w:tplc="08090005" w:tentative="1">
+      <w:start w:val="1"/>
+      <w:numFmt w:val="bullet"/>
+      <w:lvlText w:val=""/>
+      <w:lvlJc w:val="left"/>
+      <w:pPr>
+        <w:ind w:left="3960" w:hanging="360"/>
+      </w:pPr>
+      <w:rPr>
+        <w:rFonts w:ascii="Wingdings" w:hAnsi="Wingdings" w:hint="default"/>
+      </w:rPr>
+    </w:lvl>
+    <w:lvl w:ilvl="6" w:tplc="08090001" w:tentative="1">
+      <w:start w:val="1"/>
+      <w:numFmt w:val="bullet"/>
+      <w:lvlText w:val=""/>
+      <w:lvlJc w:val="left"/>
+      <w:pPr>
+        <w:ind w:left="4680" w:hanging="360"/>
+      </w:pPr>
+      <w:rPr>
+        <w:rFonts w:ascii="Symbol" w:hAnsi="Symbol" w:hint="default"/>
+      </w:rPr>
+    </w:lvl>
+    <w:lvl w:ilvl="7" w:tplc="08090003" w:tentative="1">
+      <w:start w:val="1"/>
+      <w:numFmt w:val="bullet"/>
+      <w:lvlText w:val="o"/>
+      <w:lvlJc w:val="left"/>
+      <w:pPr>
+        <w:ind w:left="5400" w:hanging="360"/>
+      </w:pPr>
+      <w:rPr>
+        <w:rFonts w:ascii="Courier New" w:hAnsi="Courier New" w:cs="Courier New" w:hint="default"/>
+      </w:rPr>
+    </w:lvl>
+    <w:lvl w:ilvl="8" w:tplc="08090005" w:tentative="1">
+      <w:start w:val="1"/>
+      <w:numFmt w:val="bullet"/>
+      <w:lvlText w:val=""/>
+      <w:lvlJc w:val="left"/>
+      <w:pPr>
+        <w:ind w:left="6120" w:hanging="360"/>
+      </w:pPr>
+      <w:rPr>
+        <w:rFonts w:ascii="Wingdings" w:hAnsi="Wingdings" w:hint="default"/>
+      </w:rPr>
+    </w:lvl>
+  </w:abstractNum>
+  <w:abstractNum w:abstractNumId="4" w15:restartNumberingAfterBreak="0">
+    <w:nsid w:val="47AF37A2"/>
+    <w:multiLevelType w:val="hybridMultilevel"/>
+    <w:tmpl w:val="FD9C05AA"/>
+    <w:lvl w:ilvl="0" w:tplc="08090001">
+      <w:start w:val="1"/>
+      <w:numFmt w:val="bullet"/>
+      <w:lvlText w:val=""/>
+      <w:lvlJc w:val="left"/>
+      <w:pPr>
+        <w:ind w:left="360" w:hanging="360"/>
+      </w:pPr>
+      <w:rPr>
+        <w:rFonts w:ascii="Symbol" w:hAnsi="Symbol" w:hint="default"/>
+      </w:rPr>
+    </w:lvl>
+    <w:lvl w:ilvl="1" w:tplc="08090003" w:tentative="1">
+      <w:start w:val="1"/>
+      <w:numFmt w:val="bullet"/>
+      <w:lvlText w:val="o"/>
+      <w:lvlJc w:val="left"/>
+      <w:pPr>
+        <w:ind w:left="1080" w:hanging="360"/>
+      </w:pPr>
+      <w:rPr>
+        <w:rFonts w:ascii="Courier New" w:hAnsi="Courier New" w:cs="Courier New" w:hint="default"/>
+      </w:rPr>
+    </w:lvl>
+    <w:lvl w:ilvl="2" w:tplc="08090005" w:tentative="1">
+      <w:start w:val="1"/>
+      <w:numFmt w:val="bullet"/>
+      <w:lvlText w:val=""/>
+      <w:lvlJc w:val="left"/>
+      <w:pPr>
+        <w:ind w:left="1800" w:hanging="360"/>
+      </w:pPr>
+      <w:rPr>
+        <w:rFonts w:ascii="Wingdings" w:hAnsi="Wingdings" w:hint="default"/>
+      </w:rPr>
+    </w:lvl>
+    <w:lvl w:ilvl="3" w:tplc="08090001" w:tentative="1">
+      <w:start w:val="1"/>
+      <w:numFmt w:val="bullet"/>
+      <w:lvlText w:val=""/>
+      <w:lvlJc w:val="left"/>
+      <w:pPr>
+        <w:ind w:left="2520" w:hanging="360"/>
+      </w:pPr>
+      <w:rPr>
+        <w:rFonts w:ascii="Symbol" w:hAnsi="Symbol" w:hint="default"/>
+      </w:rPr>
+    </w:lvl>
+    <w:lvl w:ilvl="4" w:tplc="08090003" w:tentative="1">
+      <w:start w:val="1"/>
+      <w:numFmt w:val="bullet"/>
+      <w:lvlText w:val="o"/>
+      <w:lvlJc w:val="left"/>
+      <w:pPr>
+        <w:ind w:left="3240" w:hanging="360"/>
+      </w:pPr>
+      <w:rPr>
+        <w:rFonts w:ascii="Courier New" w:hAnsi="Courier New" w:cs="Courier New" w:hint="default"/>
+      </w:rPr>
+    </w:lvl>
+    <w:lvl w:ilvl="5" w:tplc="08090005" w:tentative="1">
+      <w:start w:val="1"/>
+      <w:numFmt w:val="bullet"/>
+      <w:lvlText w:val=""/>
+      <w:lvlJc w:val="left"/>
+      <w:pPr>
+        <w:ind w:left="3960" w:hanging="360"/>
+      </w:pPr>
+      <w:rPr>
+        <w:rFonts w:ascii="Wingdings" w:hAnsi="Wingdings" w:hint="default"/>
+      </w:rPr>
+    </w:lvl>
+    <w:lvl w:ilvl="6" w:tplc="08090001" w:tentative="1">
+      <w:start w:val="1"/>
+      <w:numFmt w:val="bullet"/>
+      <w:lvlText w:val=""/>
+      <w:lvlJc w:val="left"/>
+      <w:pPr>
+        <w:ind w:left="4680" w:hanging="360"/>
+      </w:pPr>
+      <w:rPr>
+        <w:rFonts w:ascii="Symbol" w:hAnsi="Symbol" w:hint="default"/>
+      </w:rPr>
+    </w:lvl>
+    <w:lvl w:ilvl="7" w:tplc="08090003" w:tentative="1">
+      <w:start w:val="1"/>
+      <w:numFmt w:val="bullet"/>
+      <w:lvlText w:val="o"/>
+      <w:lvlJc w:val="left"/>
+      <w:pPr>
+        <w:ind w:left="5400" w:hanging="360"/>
+      </w:pPr>
+      <w:rPr>
+        <w:rFonts w:ascii="Courier New" w:hAnsi="Courier New" w:cs="Courier New" w:hint="default"/>
+      </w:rPr>
+    </w:lvl>
+    <w:lvl w:ilvl="8" w:tplc="08090005" w:tentative="1">
+      <w:start w:val="1"/>
+      <w:numFmt w:val="bullet"/>
+      <w:lvlText w:val=""/>
+      <w:lvlJc w:val="left"/>
+      <w:pPr>
+        <w:ind w:left="6120" w:hanging="360"/>
+      </w:pPr>
+      <w:rPr>
+        <w:rFonts w:ascii="Wingdings" w:hAnsi="Wingdings" w:hint="default"/>
+      </w:rPr>
+    </w:lvl>
+  </w:abstractNum>
+  <w:abstractNum w:abstractNumId="5" w15:restartNumberingAfterBreak="0">
+    <w:nsid w:val="54D112F6"/>
+    <w:multiLevelType w:val="hybridMultilevel"/>
+    <w:tmpl w:val="3F421AF2"/>
+    <w:lvl w:ilvl="0" w:tplc="08090001">
+      <w:start w:val="1"/>
+      <w:numFmt w:val="bullet"/>
+      <w:lvlText w:val=""/>
+      <w:lvlJc w:val="left"/>
+      <w:pPr>
+        <w:ind w:left="360" w:hanging="360"/>
+      </w:pPr>
+      <w:rPr>
+        <w:rFonts w:ascii="Symbol" w:hAnsi="Symbol" w:hint="default"/>
+      </w:rPr>
+    </w:lvl>
+    <w:lvl w:ilvl="1" w:tplc="08090003" w:tentative="1">
+      <w:start w:val="1"/>
+      <w:numFmt w:val="bullet"/>
+      <w:lvlText w:val="o"/>
+      <w:lvlJc w:val="left"/>
+      <w:pPr>
+        <w:ind w:left="1080" w:hanging="360"/>
+      </w:pPr>
+      <w:rPr>
+        <w:rFonts w:ascii="Courier New" w:hAnsi="Courier New" w:cs="Courier New" w:hint="default"/>
+      </w:rPr>
+    </w:lvl>
+    <w:lvl w:ilvl="2" w:tplc="08090005" w:tentative="1">
+      <w:start w:val="1"/>
+      <w:numFmt w:val="bullet"/>
+      <w:lvlText w:val=""/>
+      <w:lvlJc w:val="left"/>
+      <w:pPr>
+        <w:ind w:left="1800" w:hanging="360"/>
+      </w:pPr>
+      <w:rPr>
+        <w:rFonts w:ascii="Wingdings" w:hAnsi="Wingdings" w:hint="default"/>
+      </w:rPr>
+    </w:lvl>
+    <w:lvl w:ilvl="3" w:tplc="08090001" w:tentative="1">
+      <w:start w:val="1"/>
+      <w:numFmt w:val="bullet"/>
+      <w:lvlText w:val=""/>
+      <w:lvlJc w:val="left"/>
+      <w:pPr>
+        <w:ind w:left="2520" w:hanging="360"/>
+      </w:pPr>
+      <w:rPr>
+        <w:rFonts w:ascii="Symbol" w:hAnsi="Symbol" w:hint="default"/>
+      </w:rPr>
+    </w:lvl>
+    <w:lvl w:ilvl="4" w:tplc="08090003" w:tentative="1">
+      <w:start w:val="1"/>
+      <w:numFmt w:val="bullet"/>
+      <w:lvlText w:val="o"/>
+      <w:lvlJc w:val="left"/>
+      <w:pPr>
+        <w:ind w:left="3240" w:hanging="360"/>
+      </w:pPr>
+      <w:rPr>
+        <w:rFonts w:ascii="Courier New" w:hAnsi="Courier New" w:cs="Courier New" w:hint="default"/>
+      </w:rPr>
+    </w:lvl>
+    <w:lvl w:ilvl="5" w:tplc="08090005" w:tentative="1">
+      <w:start w:val="1"/>
+      <w:numFmt w:val="bullet"/>
+      <w:lvlText w:val=""/>
+      <w:lvlJc w:val="left"/>
+      <w:pPr>
+        <w:ind w:left="3960" w:hanging="360"/>
+      </w:pPr>
+      <w:rPr>
+        <w:rFonts w:ascii="Wingdings" w:hAnsi="Wingdings" w:hint="default"/>
+      </w:rPr>
+    </w:lvl>
+    <w:lvl w:ilvl="6" w:tplc="08090001" w:tentative="1">
+      <w:start w:val="1"/>
+      <w:numFmt w:val="bullet"/>
+      <w:lvlText w:val=""/>
+      <w:lvlJc w:val="left"/>
+      <w:pPr>
+        <w:ind w:left="4680" w:hanging="360"/>
+      </w:pPr>
+      <w:rPr>
+        <w:rFonts w:ascii="Symbol" w:hAnsi="Symbol" w:hint="default"/>
+      </w:rPr>
+    </w:lvl>
+    <w:lvl w:ilvl="7" w:tplc="08090003" w:tentative="1">
+      <w:start w:val="1"/>
+      <w:numFmt w:val="bullet"/>
+      <w:lvlText w:val="o"/>
+      <w:lvlJc w:val="left"/>
+      <w:pPr>
+        <w:ind w:left="5400" w:hanging="360"/>
+      </w:pPr>
+      <w:rPr>
+        <w:rFonts w:ascii="Courier New" w:hAnsi="Courier New" w:cs="Courier New" w:hint="default"/>
+      </w:rPr>
+    </w:lvl>
+    <w:lvl w:ilvl="8" w:tplc="08090005" w:tentative="1">
+      <w:start w:val="1"/>
+      <w:numFmt w:val="bullet"/>
+      <w:lvlText w:val=""/>
+      <w:lvlJc w:val="left"/>
+      <w:pPr>
+        <w:ind w:left="6120" w:hanging="360"/>
+      </w:pPr>
+      <w:rPr>
+        <w:rFonts w:ascii="Wingdings" w:hAnsi="Wingdings" w:hint="default"/>
+      </w:rPr>
+    </w:lvl>
+  </w:abstractNum>
+  <w:abstractNum w:abstractNumId="6" w15:restartNumberingAfterBreak="0">
+    <w:nsid w:val="55333D78"/>
+    <w:multiLevelType w:val="hybridMultilevel"/>
+    <w:tmpl w:val="B56A2140"/>
+    <w:lvl w:ilvl="0" w:tplc="08090001">
+      <w:start w:val="1"/>
+      <w:numFmt w:val="bullet"/>
+      <w:lvlText w:val=""/>
+      <w:lvlJc w:val="left"/>
+      <w:pPr>
+        <w:ind w:left="360" w:hanging="360"/>
+      </w:pPr>
+      <w:rPr>
+        <w:rFonts w:ascii="Symbol" w:hAnsi="Symbol" w:hint="default"/>
+      </w:rPr>
+    </w:lvl>
+    <w:lvl w:ilvl="1" w:tplc="08090003" w:tentative="1">
+      <w:start w:val="1"/>
+      <w:numFmt w:val="bullet"/>
+      <w:lvlText w:val="o"/>
+      <w:lvlJc w:val="left"/>
+      <w:pPr>
+        <w:ind w:left="1080" w:hanging="360"/>
+      </w:pPr>
+      <w:rPr>
+        <w:rFonts w:ascii="Courier New" w:hAnsi="Courier New" w:cs="Courier New" w:hint="default"/>
+      </w:rPr>
+    </w:lvl>
+    <w:lvl w:ilvl="2" w:tplc="08090005" w:tentative="1">
+      <w:start w:val="1"/>
+      <w:numFmt w:val="bullet"/>
+      <w:lvlText w:val=""/>
+      <w:lvlJc w:val="left"/>
+      <w:pPr>
+        <w:ind w:left="1800" w:hanging="360"/>
+      </w:pPr>
+      <w:rPr>
+        <w:rFonts w:ascii="Wingdings" w:hAnsi="Wingdings" w:hint="default"/>
+      </w:rPr>
+    </w:lvl>
+    <w:lvl w:ilvl="3" w:tplc="08090001" w:tentative="1">
+      <w:start w:val="1"/>
+      <w:numFmt w:val="bullet"/>
+      <w:lvlText w:val=""/>
+      <w:lvlJc w:val="left"/>
+      <w:pPr>
+        <w:ind w:left="2520" w:hanging="360"/>
+      </w:pPr>
+      <w:rPr>
+        <w:rFonts w:ascii="Symbol" w:hAnsi="Symbol" w:hint="default"/>
+      </w:rPr>
+    </w:lvl>
+    <w:lvl w:ilvl="4" w:tplc="08090003" w:tentative="1">
+      <w:start w:val="1"/>
+      <w:numFmt w:val="bullet"/>
+      <w:lvlText w:val="o"/>
+      <w:lvlJc w:val="left"/>
+      <w:pPr>
+        <w:ind w:left="3240" w:hanging="360"/>
+      </w:pPr>
+      <w:rPr>
+        <w:rFonts w:ascii="Courier New" w:hAnsi="Courier New" w:cs="Courier New" w:hint="default"/>
+      </w:rPr>
+    </w:lvl>
+    <w:lvl w:ilvl="5" w:tplc="08090005" w:tentative="1">
+      <w:start w:val="1"/>
+      <w:numFmt w:val="bullet"/>
+      <w:lvlText w:val=""/>
+      <w:lvlJc w:val="left"/>
+      <w:pPr>
+        <w:ind w:left="3960" w:hanging="360"/>
+      </w:pPr>
+      <w:rPr>
+        <w:rFonts w:ascii="Wingdings" w:hAnsi="Wingdings" w:hint="default"/>
+      </w:rPr>
+    </w:lvl>
+    <w:lvl w:ilvl="6" w:tplc="08090001" w:tentative="1">
+      <w:start w:val="1"/>
+      <w:numFmt w:val="bullet"/>
+      <w:lvlText w:val=""/>
+      <w:lvlJc w:val="left"/>
+      <w:pPr>
+        <w:ind w:left="4680" w:hanging="360"/>
+      </w:pPr>
+      <w:rPr>
+        <w:rFonts w:ascii="Symbol" w:hAnsi="Symbol" w:hint="default"/>
+      </w:rPr>
+    </w:lvl>
+    <w:lvl w:ilvl="7" w:tplc="08090003" w:tentative="1">
+      <w:start w:val="1"/>
+      <w:numFmt w:val="bullet"/>
+      <w:lvlText w:val="o"/>
+      <w:lvlJc w:val="left"/>
+      <w:pPr>
+        <w:ind w:left="5400" w:hanging="360"/>
+      </w:pPr>
+      <w:rPr>
+        <w:rFonts w:ascii="Courier New" w:hAnsi="Courier New" w:cs="Courier New" w:hint="default"/>
+      </w:rPr>
+    </w:lvl>
+    <w:lvl w:ilvl="8" w:tplc="08090005" w:tentative="1">
+      <w:start w:val="1"/>
+      <w:numFmt w:val="bullet"/>
+      <w:lvlText w:val=""/>
+      <w:lvlJc w:val="left"/>
+      <w:pPr>
+        <w:ind w:left="6120" w:hanging="360"/>
+      </w:pPr>
+      <w:rPr>
+        <w:rFonts w:ascii="Wingdings" w:hAnsi="Wingdings" w:hint="default"/>
+      </w:rPr>
+    </w:lvl>
+  </w:abstractNum>
+  <w:abstractNum w:abstractNumId="7" w15:restartNumberingAfterBreak="0">
     <w:nsid w:val="6AF16D4A"/>
     <w:multiLevelType w:val="hybridMultilevel"/>
     <w:tmpl w:val="170C928A"/>
@@ -3181,14 +6208,32 @@
     <w:abstractNumId w:val="0"/>
   </w:num>
   <w:num w:numId="2" w16cid:durableId="1511336736">
+    <w:abstractNumId w:val="7"/>
+  </w:num>
+  <w:num w:numId="3" w16cid:durableId="805514910">
     <w:abstractNumId w:val="1"/>
+  </w:num>
+  <w:num w:numId="4" w16cid:durableId="1097483689">
+    <w:abstractNumId w:val="2"/>
+  </w:num>
+  <w:num w:numId="5" w16cid:durableId="1596861948">
+    <w:abstractNumId w:val="4"/>
+  </w:num>
+  <w:num w:numId="6" w16cid:durableId="1099563852">
+    <w:abstractNumId w:val="3"/>
+  </w:num>
+  <w:num w:numId="7" w16cid:durableId="264075480">
+    <w:abstractNumId w:val="5"/>
+  </w:num>
+  <w:num w:numId="8" w16cid:durableId="996879521">
+    <w:abstractNumId w:val="6"/>
   </w:num>
   <w:numIdMacAtCleanup w:val="2"/>
 </w:numbering>
 </file>
 
 <file path=word/styles.xml><?xml version="1.0" encoding="utf-8"?>
-<w:styles xmlns:mc="http://schemas.openxmlformats.org/markup-compatibility/2006" xmlns:r="http://schemas.openxmlformats.org/officeDocument/2006/relationships" xmlns:w="http://schemas.openxmlformats.org/wordprocessingml/2006/main" xmlns:w14="http://schemas.microsoft.com/office/word/2010/wordml" xmlns:w15="http://schemas.microsoft.com/office/word/2012/wordml" xmlns:w16cex="http://schemas.microsoft.com/office/word/2018/wordml/cex" xmlns:w16cid="http://schemas.microsoft.com/office/word/2016/wordml/cid" xmlns:w16="http://schemas.microsoft.com/office/word/2018/wordml" xmlns:w16sdtdh="http://schemas.microsoft.com/office/word/2020/wordml/sdtdatahash" xmlns:w16se="http://schemas.microsoft.com/office/word/2015/wordml/symex" mc:Ignorable="w14 w15 w16se w16cid w16 w16cex w16sdtdh">
+<w:styles xmlns:mc="http://schemas.openxmlformats.org/markup-compatibility/2006" xmlns:r="http://schemas.openxmlformats.org/officeDocument/2006/relationships" xmlns:w="http://schemas.openxmlformats.org/wordprocessingml/2006/main" xmlns:w14="http://schemas.microsoft.com/office/word/2010/wordml" xmlns:w15="http://schemas.microsoft.com/office/word/2012/wordml" xmlns:w16cex="http://schemas.microsoft.com/office/word/2018/wordml/cex" xmlns:w16cid="http://schemas.microsoft.com/office/word/2016/wordml/cid" xmlns:w16="http://schemas.microsoft.com/office/word/2018/wordml" xmlns:w16sdtdh="http://schemas.microsoft.com/office/word/2020/wordml/sdtdatahash" xmlns:w16sdtfl="http://schemas.microsoft.com/office/word/2024/wordml/sdtformatlock" xmlns:w16se="http://schemas.microsoft.com/office/word/2015/wordml/symex" xmlns:w16du="http://schemas.microsoft.com/office/word/2023/wordml/word16du" mc:Ignorable="w14 w15 w16se w16cid w16 w16cex w16sdtdh w16sdtfl w16du">
   <w:docDefaults>
     <w:rPrDefault>
       <w:rPr>
@@ -4489,12 +7534,7 @@
 </file>
 
 <file path=customXml/item2.xml><?xml version="1.0" encoding="utf-8"?>
-<?mso-contentType ?>
-<FormTemplates xmlns="http://schemas.microsoft.com/sharepoint/v3/contenttype/forms">
-  <Display>DocumentLibraryForm</Display>
-  <Edit>DocumentLibraryForm</Edit>
-  <New>DocumentLibraryForm</New>
-</FormTemplates>
+<b:Sources xmlns:b="http://schemas.openxmlformats.org/officeDocument/2006/bibliography" xmlns="http://schemas.openxmlformats.org/officeDocument/2006/bibliography" SelectedStyle="\APA.XSL" StyleName="APA"/>
 </file>
 
 <file path=customXml/item3.xml><?xml version="1.0" encoding="utf-8"?>
@@ -4713,7 +7753,12 @@
 </file>
 
 <file path=customXml/item4.xml><?xml version="1.0" encoding="utf-8"?>
-<b:Sources xmlns:b="http://schemas.openxmlformats.org/officeDocument/2006/bibliography" xmlns="http://schemas.openxmlformats.org/officeDocument/2006/bibliography" SelectedStyle="\APA.XSL" StyleName="APA"/>
+<?mso-contentType ?>
+<FormTemplates xmlns="http://schemas.microsoft.com/sharepoint/v3/contenttype/forms">
+  <Display>DocumentLibraryForm</Display>
+  <Edit>DocumentLibraryForm</Edit>
+  <New>DocumentLibraryForm</New>
+</FormTemplates>
 </file>
 
 <file path=customXml/itemProps1.xml><?xml version="1.0" encoding="utf-8"?>
@@ -4728,21 +7773,36 @@
 </file>
 
 <file path=customXml/itemProps2.xml><?xml version="1.0" encoding="utf-8"?>
+<ds:datastoreItem xmlns:ds="http://schemas.openxmlformats.org/officeDocument/2006/customXml" ds:itemID="{B00AC358-B62E-4B92-87CA-9C4642B1F30B}">
+  <ds:schemaRefs>
+    <ds:schemaRef ds:uri="http://schemas.openxmlformats.org/officeDocument/2006/bibliography"/>
+  </ds:schemaRefs>
+</ds:datastoreItem>
+</file>
+
+<file path=customXml/itemProps3.xml><?xml version="1.0" encoding="utf-8"?>
+<ds:datastoreItem xmlns:ds="http://schemas.openxmlformats.org/officeDocument/2006/customXml" ds:itemID="{A160A6A7-E4CF-4464-8769-5D74BD27FF60}">
+  <ds:schemaRefs>
+    <ds:schemaRef ds:uri="http://schemas.microsoft.com/office/2006/metadata/contentType"/>
+    <ds:schemaRef ds:uri="http://schemas.microsoft.com/office/2006/metadata/properties/metaAttributes"/>
+    <ds:schemaRef ds:uri="http://www.w3.org/2001/XMLSchema"/>
+    <ds:schemaRef ds:uri="http://schemas.microsoft.com/office/2006/metadata/properties"/>
+    <ds:schemaRef ds:uri="bef73783-b83a-4f38-94d5-1aaaa1b3b0a2"/>
+    <ds:schemaRef ds:uri="2933ac1b-cace-482f-bed9-bf9b7d80f34a"/>
+    <ds:schemaRef ds:uri="http://schemas.microsoft.com/office/2006/documentManagement/types"/>
+    <ds:schemaRef ds:uri="http://schemas.microsoft.com/office/infopath/2007/PartnerControls"/>
+    <ds:schemaRef ds:uri="http://schemas.openxmlformats.org/package/2006/metadata/core-properties"/>
+    <ds:schemaRef ds:uri="http://purl.org/dc/elements/1.1/"/>
+    <ds:schemaRef ds:uri="http://purl.org/dc/terms/"/>
+    <ds:schemaRef ds:uri="http://schemas.microsoft.com/internal/obd"/>
+  </ds:schemaRefs>
+</ds:datastoreItem>
+</file>
+
+<file path=customXml/itemProps4.xml><?xml version="1.0" encoding="utf-8"?>
 <ds:datastoreItem xmlns:ds="http://schemas.openxmlformats.org/officeDocument/2006/customXml" ds:itemID="{4B9B4C3B-E5DA-4AAF-B815-18D3ADD5B483}">
   <ds:schemaRefs>
     <ds:schemaRef ds:uri="http://schemas.microsoft.com/sharepoint/v3/contenttype/forms"/>
   </ds:schemaRefs>
 </ds:datastoreItem>
-</file>
-
-<file path=customXml/itemProps3.xml><?xml version="1.0" encoding="utf-8"?>
-<ds:datastoreItem xmlns:ds="http://schemas.openxmlformats.org/officeDocument/2006/customXml" ds:itemID="{A160A6A7-E4CF-4464-8769-5D74BD27FF60}"/>
-</file>
-
-<file path=customXml/itemProps4.xml><?xml version="1.0" encoding="utf-8"?>
-<ds:datastoreItem xmlns:ds="http://schemas.openxmlformats.org/officeDocument/2006/customXml" ds:itemID="{B00AC358-B62E-4B92-87CA-9C4642B1F30B}">
-  <ds:schemaRefs>
-    <ds:schemaRef ds:uri="http://schemas.openxmlformats.org/officeDocument/2006/bibliography"/>
-  </ds:schemaRefs>
-</ds:datastoreItem>
 </file>
--- a/S1-CL1-Cloud-Design-Build/assessments/AT3/AT3-High-Availability-Student.docx
+++ b/S1-CL1-Cloud-Design-Build/assessments/AT3/AT3-High-Availability-Student.docx
@@ -246,15 +246,7 @@
           </w:p>
           <w:p>
             <w:r>
-              <w:t xml:space="preserve">ICTCLD502 Design and implement </w:t>
-            </w:r>
-            <w:proofErr w:type="gramStart"/>
-            <w:r>
-              <w:t>highly-available</w:t>
-            </w:r>
-            <w:proofErr w:type="gramEnd"/>
-            <w:r>
-              <w:t xml:space="preserve"> cloud infrastructure</w:t>
+              <w:t>ICTCLD502 Design and implement highly-available cloud infrastructure</w:t>
             </w:r>
           </w:p>
         </w:tc>
@@ -356,7 +348,11 @@
             </w:tcBorders>
             <w:vAlign w:val="center"/>
           </w:tcPr>
-          <w:p/>
+          <w:p>
+            <w:r>
+              <w:t>End of class #34</w:t>
+            </w:r>
+          </w:p>
         </w:tc>
       </w:tr>
       <w:tr>
@@ -948,25 +944,7 @@
                 <w:sz w:val="20"/>
                 <w:szCs w:val="20"/>
               </w:rPr>
-              <w:t xml:space="preserve">Document everything in the HA Deployment Report (using the YAT-provided template), secure feedback and final sign-off from the role-played YAT ICT </w:t>
-            </w:r>
-            <w:proofErr w:type="gramStart"/>
-            <w:r>
-              <w:rPr>
-                <w:color w:val="000000" w:themeColor="text1"/>
-                <w:sz w:val="20"/>
-                <w:szCs w:val="20"/>
-              </w:rPr>
-              <w:t>Manager, and</w:t>
-            </w:r>
-            <w:proofErr w:type="gramEnd"/>
-            <w:r>
-              <w:rPr>
-                <w:color w:val="000000" w:themeColor="text1"/>
-                <w:sz w:val="20"/>
-                <w:szCs w:val="20"/>
-              </w:rPr>
-              <w:t xml:space="preserve"> file the documentation per YAT's records procedures.</w:t>
+              <w:t>Document everything in the HA Deployment Report (using the YAT-provided template), secure feedback and final sign-off from the role-played YAT ICT Manager, and file the documentation per YAT's records procedures.</w:t>
             </w:r>
           </w:p>
           <w:p>
@@ -1068,10 +1046,47 @@
               </w:rPr>
               <w:t xml:space="preserve">Design Phase - </w:t>
             </w:r>
+            <w:r>
+              <w:rPr>
+                <w:color w:val="000000" w:themeColor="text1"/>
+                <w:sz w:val="20"/>
+                <w:szCs w:val="20"/>
+              </w:rPr>
+              <w:t>2</w:t>
+            </w:r>
+            <w:r>
+              <w:rPr>
+                <w:color w:val="000000" w:themeColor="text1"/>
+                <w:sz w:val="20"/>
+                <w:szCs w:val="20"/>
+              </w:rPr>
+              <w:t xml:space="preserve"> class sessions (#</w:t>
+            </w:r>
+            <w:r>
+              <w:rPr>
+                <w:color w:val="000000" w:themeColor="text1"/>
+                <w:sz w:val="20"/>
+                <w:szCs w:val="20"/>
+              </w:rPr>
+              <w:t>30-#31</w:t>
+            </w:r>
+            <w:r>
+              <w:rPr>
+                <w:color w:val="000000" w:themeColor="text1"/>
+                <w:sz w:val="20"/>
+                <w:szCs w:val="20"/>
+              </w:rPr>
+              <w:t xml:space="preserve"> inclusive) and the after-hours time in between</w:t>
+            </w:r>
           </w:p>
           <w:p>
             <w:pPr>
               <w:pStyle w:val="Assessortext"/>
+              <w:rPr>
+                <w:color w:val="000000" w:themeColor="text1"/>
+                <w:sz w:val="20"/>
+                <w:szCs w:val="20"/>
+              </w:rPr>
             </w:pPr>
             <w:r>
               <w:rPr>
@@ -1080,6 +1095,56 @@
                 <w:szCs w:val="20"/>
               </w:rPr>
               <w:t>Implementation Window – 3.5 hours</w:t>
+            </w:r>
+            <w:r>
+              <w:rPr>
+                <w:color w:val="000000" w:themeColor="text1"/>
+                <w:sz w:val="20"/>
+                <w:szCs w:val="20"/>
+              </w:rPr>
+              <w:t xml:space="preserve"> (class #32)</w:t>
+            </w:r>
+          </w:p>
+          <w:p>
+            <w:pPr>
+              <w:pStyle w:val="Assessortext"/>
+              <w:rPr>
+                <w:color w:val="000000" w:themeColor="text1"/>
+                <w:sz w:val="20"/>
+                <w:szCs w:val="20"/>
+              </w:rPr>
+            </w:pPr>
+            <w:r>
+              <w:rPr>
+                <w:color w:val="000000" w:themeColor="text1"/>
+                <w:sz w:val="20"/>
+                <w:szCs w:val="20"/>
+              </w:rPr>
+              <w:t>Deployment Report – 2</w:t>
+            </w:r>
+            <w:r>
+              <w:rPr>
+                <w:color w:val="000000" w:themeColor="text1"/>
+                <w:sz w:val="20"/>
+                <w:szCs w:val="20"/>
+              </w:rPr>
+              <w:t xml:space="preserve"> class sessions (#</w:t>
+            </w:r>
+            <w:r>
+              <w:rPr>
+                <w:color w:val="000000" w:themeColor="text1"/>
+                <w:sz w:val="20"/>
+                <w:szCs w:val="20"/>
+              </w:rPr>
+              <w:t>33-#34</w:t>
+            </w:r>
+            <w:r>
+              <w:rPr>
+                <w:color w:val="000000" w:themeColor="text1"/>
+                <w:sz w:val="20"/>
+                <w:szCs w:val="20"/>
+              </w:rPr>
+              <w:t xml:space="preserve"> inclusive) and the after-hours time in between</w:t>
             </w:r>
           </w:p>
         </w:tc>
@@ -1222,25 +1287,7 @@
                 <w:sz w:val="20"/>
                 <w:szCs w:val="20"/>
               </w:rPr>
-              <w:t>AT2 baseline CloudFormation template — distributed to students at the start of the assessment day for deployment in their AWS Academy lab (scenario/assessor-resources/at2-baseline-</w:t>
-            </w:r>
-            <w:proofErr w:type="gramStart"/>
-            <w:r>
-              <w:rPr>
-                <w:color w:val="000000" w:themeColor="text1"/>
-                <w:sz w:val="20"/>
-                <w:szCs w:val="20"/>
-              </w:rPr>
-              <w:t>cloudformation.{md,yaml</w:t>
-            </w:r>
-            <w:proofErr w:type="gramEnd"/>
-            <w:r>
-              <w:rPr>
-                <w:color w:val="000000" w:themeColor="text1"/>
-                <w:sz w:val="20"/>
-                <w:szCs w:val="20"/>
-              </w:rPr>
-              <w:t>})</w:t>
+              <w:t>AT2 baseline CloudFormation template — distributed to students at the start of the assessment day for deployment in their AWS Academy lab (scenario/assessor-resources/at2-baseline-cloudformation.{md,yaml})</w:t>
             </w:r>
           </w:p>
           <w:p>
@@ -1733,23 +1780,7 @@
                 <w:sz w:val="20"/>
                 <w:szCs w:val="20"/>
               </w:rPr>
-              <w:t xml:space="preserve">☐ </w:t>
-            </w:r>
-            <w:proofErr w:type="gramStart"/>
-            <w:r>
-              <w:rPr>
-                <w:sz w:val="20"/>
-                <w:szCs w:val="20"/>
-              </w:rPr>
-              <w:t>Yes  ☐</w:t>
-            </w:r>
-            <w:proofErr w:type="gramEnd"/>
-            <w:r>
-              <w:rPr>
-                <w:sz w:val="20"/>
-                <w:szCs w:val="20"/>
-              </w:rPr>
-              <w:t xml:space="preserve"> No</w:t>
+              <w:t>☐ Yes  ☐ No</w:t>
             </w:r>
           </w:p>
         </w:tc>
@@ -1791,23 +1822,7 @@
                 <w:sz w:val="20"/>
                 <w:szCs w:val="20"/>
               </w:rPr>
-              <w:t xml:space="preserve">☐ </w:t>
-            </w:r>
-            <w:proofErr w:type="gramStart"/>
-            <w:r>
-              <w:rPr>
-                <w:sz w:val="20"/>
-                <w:szCs w:val="20"/>
-              </w:rPr>
-              <w:t>Yes  ☐</w:t>
-            </w:r>
-            <w:proofErr w:type="gramEnd"/>
-            <w:r>
-              <w:rPr>
-                <w:sz w:val="20"/>
-                <w:szCs w:val="20"/>
-              </w:rPr>
-              <w:t xml:space="preserve"> No</w:t>
+              <w:t>☐ Yes  ☐ No</w:t>
             </w:r>
           </w:p>
         </w:tc>
@@ -1849,23 +1864,7 @@
                 <w:sz w:val="20"/>
                 <w:szCs w:val="20"/>
               </w:rPr>
-              <w:t xml:space="preserve">☐ </w:t>
-            </w:r>
-            <w:proofErr w:type="gramStart"/>
-            <w:r>
-              <w:rPr>
-                <w:sz w:val="20"/>
-                <w:szCs w:val="20"/>
-              </w:rPr>
-              <w:t>Yes  ☐</w:t>
-            </w:r>
-            <w:proofErr w:type="gramEnd"/>
-            <w:r>
-              <w:rPr>
-                <w:sz w:val="20"/>
-                <w:szCs w:val="20"/>
-              </w:rPr>
-              <w:t xml:space="preserve"> No</w:t>
+              <w:t>☐ Yes  ☐ No</w:t>
             </w:r>
           </w:p>
         </w:tc>
@@ -1907,23 +1906,7 @@
                 <w:sz w:val="20"/>
                 <w:szCs w:val="20"/>
               </w:rPr>
-              <w:t xml:space="preserve">☐ </w:t>
-            </w:r>
-            <w:proofErr w:type="gramStart"/>
-            <w:r>
-              <w:rPr>
-                <w:sz w:val="20"/>
-                <w:szCs w:val="20"/>
-              </w:rPr>
-              <w:t>Yes  ☐</w:t>
-            </w:r>
-            <w:proofErr w:type="gramEnd"/>
-            <w:r>
-              <w:rPr>
-                <w:sz w:val="20"/>
-                <w:szCs w:val="20"/>
-              </w:rPr>
-              <w:t xml:space="preserve"> No</w:t>
+              <w:t>☐ Yes  ☐ No</w:t>
             </w:r>
           </w:p>
         </w:tc>
@@ -1965,23 +1948,7 @@
                 <w:sz w:val="20"/>
                 <w:szCs w:val="20"/>
               </w:rPr>
-              <w:t xml:space="preserve">☐ </w:t>
-            </w:r>
-            <w:proofErr w:type="gramStart"/>
-            <w:r>
-              <w:rPr>
-                <w:sz w:val="20"/>
-                <w:szCs w:val="20"/>
-              </w:rPr>
-              <w:t>Yes  ☐</w:t>
-            </w:r>
-            <w:proofErr w:type="gramEnd"/>
-            <w:r>
-              <w:rPr>
-                <w:sz w:val="20"/>
-                <w:szCs w:val="20"/>
-              </w:rPr>
-              <w:t xml:space="preserve"> No</w:t>
+              <w:t>☐ Yes  ☐ No</w:t>
             </w:r>
           </w:p>
         </w:tc>
@@ -2023,23 +1990,7 @@
                 <w:sz w:val="20"/>
                 <w:szCs w:val="20"/>
               </w:rPr>
-              <w:t xml:space="preserve">☐ </w:t>
-            </w:r>
-            <w:proofErr w:type="gramStart"/>
-            <w:r>
-              <w:rPr>
-                <w:sz w:val="20"/>
-                <w:szCs w:val="20"/>
-              </w:rPr>
-              <w:t>Yes  ☐</w:t>
-            </w:r>
-            <w:proofErr w:type="gramEnd"/>
-            <w:r>
-              <w:rPr>
-                <w:sz w:val="20"/>
-                <w:szCs w:val="20"/>
-              </w:rPr>
-              <w:t xml:space="preserve"> No</w:t>
+              <w:t>☐ Yes  ☐ No</w:t>
             </w:r>
           </w:p>
         </w:tc>
@@ -2081,23 +2032,7 @@
                 <w:sz w:val="20"/>
                 <w:szCs w:val="20"/>
               </w:rPr>
-              <w:t xml:space="preserve">☐ </w:t>
-            </w:r>
-            <w:proofErr w:type="gramStart"/>
-            <w:r>
-              <w:rPr>
-                <w:sz w:val="20"/>
-                <w:szCs w:val="20"/>
-              </w:rPr>
-              <w:t>Yes  ☐</w:t>
-            </w:r>
-            <w:proofErr w:type="gramEnd"/>
-            <w:r>
-              <w:rPr>
-                <w:sz w:val="20"/>
-                <w:szCs w:val="20"/>
-              </w:rPr>
-              <w:t xml:space="preserve"> No</w:t>
+              <w:t>☐ Yes  ☐ No</w:t>
             </w:r>
           </w:p>
         </w:tc>
@@ -2175,23 +2110,7 @@
                 <w:sz w:val="20"/>
                 <w:szCs w:val="20"/>
               </w:rPr>
-              <w:t xml:space="preserve">☐ </w:t>
-            </w:r>
-            <w:proofErr w:type="gramStart"/>
-            <w:r>
-              <w:rPr>
-                <w:sz w:val="20"/>
-                <w:szCs w:val="20"/>
-              </w:rPr>
-              <w:t>Yes  ☐</w:t>
-            </w:r>
-            <w:proofErr w:type="gramEnd"/>
-            <w:r>
-              <w:rPr>
-                <w:sz w:val="20"/>
-                <w:szCs w:val="20"/>
-              </w:rPr>
-              <w:t xml:space="preserve"> No</w:t>
+              <w:t>☐ Yes  ☐ No</w:t>
             </w:r>
           </w:p>
         </w:tc>
@@ -2213,23 +2132,7 @@
                 <w:sz w:val="20"/>
                 <w:szCs w:val="20"/>
               </w:rPr>
-              <w:t xml:space="preserve">B2 - §4 Build narrative — HA implementation across all tiers (cross-AZ network, ASG cross-AZ expansion, </w:t>
-            </w:r>
-            <w:proofErr w:type="gramStart"/>
-            <w:r>
-              <w:rPr>
-                <w:sz w:val="20"/>
-                <w:szCs w:val="20"/>
-              </w:rPr>
-              <w:t>Multi-AZ</w:t>
-            </w:r>
-            <w:proofErr w:type="gramEnd"/>
-            <w:r>
-              <w:rPr>
-                <w:sz w:val="20"/>
-                <w:szCs w:val="20"/>
-              </w:rPr>
-              <w:t xml:space="preserve"> database, ALB cross-AZ targets, monitoring HA-tuning, storage adjustments) — you documented the implementation work that translated your HA Design into running infrastructure</w:t>
+              <w:t>B2 - §4 Build narrative — HA implementation across all tiers (cross-AZ network, ASG cross-AZ expansion, Multi-AZ database, ALB cross-AZ targets, monitoring HA-tuning, storage adjustments) — you documented the implementation work that translated your HA Design into running infrastructure</w:t>
             </w:r>
           </w:p>
         </w:tc>
@@ -2249,23 +2152,7 @@
                 <w:sz w:val="20"/>
                 <w:szCs w:val="20"/>
               </w:rPr>
-              <w:t xml:space="preserve">☐ </w:t>
-            </w:r>
-            <w:proofErr w:type="gramStart"/>
-            <w:r>
-              <w:rPr>
-                <w:sz w:val="20"/>
-                <w:szCs w:val="20"/>
-              </w:rPr>
-              <w:t>Yes  ☐</w:t>
-            </w:r>
-            <w:proofErr w:type="gramEnd"/>
-            <w:r>
-              <w:rPr>
-                <w:sz w:val="20"/>
-                <w:szCs w:val="20"/>
-              </w:rPr>
-              <w:t xml:space="preserve"> No</w:t>
+              <w:t>☐ Yes  ☐ No</w:t>
             </w:r>
           </w:p>
         </w:tc>
@@ -2307,23 +2194,7 @@
                 <w:sz w:val="20"/>
                 <w:szCs w:val="20"/>
               </w:rPr>
-              <w:t xml:space="preserve">☐ </w:t>
-            </w:r>
-            <w:proofErr w:type="gramStart"/>
-            <w:r>
-              <w:rPr>
-                <w:sz w:val="20"/>
-                <w:szCs w:val="20"/>
-              </w:rPr>
-              <w:t>Yes  ☐</w:t>
-            </w:r>
-            <w:proofErr w:type="gramEnd"/>
-            <w:r>
-              <w:rPr>
-                <w:sz w:val="20"/>
-                <w:szCs w:val="20"/>
-              </w:rPr>
-              <w:t xml:space="preserve"> No</w:t>
+              <w:t>☐ Yes  ☐ No</w:t>
             </w:r>
           </w:p>
         </w:tc>
@@ -2365,23 +2236,7 @@
                 <w:sz w:val="20"/>
                 <w:szCs w:val="20"/>
               </w:rPr>
-              <w:t xml:space="preserve">☐ </w:t>
-            </w:r>
-            <w:proofErr w:type="gramStart"/>
-            <w:r>
-              <w:rPr>
-                <w:sz w:val="20"/>
-                <w:szCs w:val="20"/>
-              </w:rPr>
-              <w:t>Yes  ☐</w:t>
-            </w:r>
-            <w:proofErr w:type="gramEnd"/>
-            <w:r>
-              <w:rPr>
-                <w:sz w:val="20"/>
-                <w:szCs w:val="20"/>
-              </w:rPr>
-              <w:t xml:space="preserve"> No</w:t>
+              <w:t>☐ Yes  ☐ No</w:t>
             </w:r>
           </w:p>
         </w:tc>
@@ -2423,23 +2278,7 @@
                 <w:sz w:val="20"/>
                 <w:szCs w:val="20"/>
               </w:rPr>
-              <w:t xml:space="preserve">☐ </w:t>
-            </w:r>
-            <w:proofErr w:type="gramStart"/>
-            <w:r>
-              <w:rPr>
-                <w:sz w:val="20"/>
-                <w:szCs w:val="20"/>
-              </w:rPr>
-              <w:t>Yes  ☐</w:t>
-            </w:r>
-            <w:proofErr w:type="gramEnd"/>
-            <w:r>
-              <w:rPr>
-                <w:sz w:val="20"/>
-                <w:szCs w:val="20"/>
-              </w:rPr>
-              <w:t xml:space="preserve"> No</w:t>
+              <w:t>☐ Yes  ☐ No</w:t>
             </w:r>
           </w:p>
         </w:tc>
@@ -2481,23 +2320,7 @@
                 <w:sz w:val="20"/>
                 <w:szCs w:val="20"/>
               </w:rPr>
-              <w:t xml:space="preserve">☐ </w:t>
-            </w:r>
-            <w:proofErr w:type="gramStart"/>
-            <w:r>
-              <w:rPr>
-                <w:sz w:val="20"/>
-                <w:szCs w:val="20"/>
-              </w:rPr>
-              <w:t>Yes  ☐</w:t>
-            </w:r>
-            <w:proofErr w:type="gramEnd"/>
-            <w:r>
-              <w:rPr>
-                <w:sz w:val="20"/>
-                <w:szCs w:val="20"/>
-              </w:rPr>
-              <w:t xml:space="preserve"> No</w:t>
+              <w:t>☐ Yes  ☐ No</w:t>
             </w:r>
           </w:p>
         </w:tc>
@@ -2539,23 +2362,7 @@
                 <w:sz w:val="20"/>
                 <w:szCs w:val="20"/>
               </w:rPr>
-              <w:t xml:space="preserve">☐ </w:t>
-            </w:r>
-            <w:proofErr w:type="gramStart"/>
-            <w:r>
-              <w:rPr>
-                <w:sz w:val="20"/>
-                <w:szCs w:val="20"/>
-              </w:rPr>
-              <w:t>Yes  ☐</w:t>
-            </w:r>
-            <w:proofErr w:type="gramEnd"/>
-            <w:r>
-              <w:rPr>
-                <w:sz w:val="20"/>
-                <w:szCs w:val="20"/>
-              </w:rPr>
-              <w:t xml:space="preserve"> No</w:t>
+              <w:t>☐ Yes  ☐ No</w:t>
             </w:r>
           </w:p>
         </w:tc>
@@ -2606,23 +2413,7 @@
                 <w:szCs w:val="20"/>
               </w:rPr>
               <w:lastRenderedPageBreak/>
-              <w:t xml:space="preserve">☐ </w:t>
-            </w:r>
-            <w:proofErr w:type="gramStart"/>
-            <w:r>
-              <w:rPr>
-                <w:sz w:val="20"/>
-                <w:szCs w:val="20"/>
-              </w:rPr>
-              <w:t>Yes  ☐</w:t>
-            </w:r>
-            <w:proofErr w:type="gramEnd"/>
-            <w:r>
-              <w:rPr>
-                <w:sz w:val="20"/>
-                <w:szCs w:val="20"/>
-              </w:rPr>
-              <w:t xml:space="preserve"> No</w:t>
+              <w:t>☐ Yes  ☐ No</w:t>
             </w:r>
           </w:p>
         </w:tc>
@@ -2664,23 +2455,7 @@
                 <w:sz w:val="20"/>
                 <w:szCs w:val="20"/>
               </w:rPr>
-              <w:t xml:space="preserve">☐ </w:t>
-            </w:r>
-            <w:proofErr w:type="gramStart"/>
-            <w:r>
-              <w:rPr>
-                <w:sz w:val="20"/>
-                <w:szCs w:val="20"/>
-              </w:rPr>
-              <w:t>Yes  ☐</w:t>
-            </w:r>
-            <w:proofErr w:type="gramEnd"/>
-            <w:r>
-              <w:rPr>
-                <w:sz w:val="20"/>
-                <w:szCs w:val="20"/>
-              </w:rPr>
-              <w:t xml:space="preserve"> No</w:t>
+              <w:t>☐ Yes  ☐ No</w:t>
             </w:r>
           </w:p>
         </w:tc>
@@ -2722,23 +2497,7 @@
                 <w:sz w:val="20"/>
                 <w:szCs w:val="20"/>
               </w:rPr>
-              <w:t xml:space="preserve">☐ </w:t>
-            </w:r>
-            <w:proofErr w:type="gramStart"/>
-            <w:r>
-              <w:rPr>
-                <w:sz w:val="20"/>
-                <w:szCs w:val="20"/>
-              </w:rPr>
-              <w:t>Yes  ☐</w:t>
-            </w:r>
-            <w:proofErr w:type="gramEnd"/>
-            <w:r>
-              <w:rPr>
-                <w:sz w:val="20"/>
-                <w:szCs w:val="20"/>
-              </w:rPr>
-              <w:t xml:space="preserve"> No</w:t>
+              <w:t>☐ Yes  ☐ No</w:t>
             </w:r>
           </w:p>
         </w:tc>
@@ -2780,23 +2539,7 @@
                 <w:sz w:val="20"/>
                 <w:szCs w:val="20"/>
               </w:rPr>
-              <w:t xml:space="preserve">☐ </w:t>
-            </w:r>
-            <w:proofErr w:type="gramStart"/>
-            <w:r>
-              <w:rPr>
-                <w:sz w:val="20"/>
-                <w:szCs w:val="20"/>
-              </w:rPr>
-              <w:t>Yes  ☐</w:t>
-            </w:r>
-            <w:proofErr w:type="gramEnd"/>
-            <w:r>
-              <w:rPr>
-                <w:sz w:val="20"/>
-                <w:szCs w:val="20"/>
-              </w:rPr>
-              <w:t xml:space="preserve"> No</w:t>
+              <w:t>☐ Yes  ☐ No</w:t>
             </w:r>
           </w:p>
         </w:tc>
@@ -2838,23 +2581,7 @@
                 <w:sz w:val="20"/>
                 <w:szCs w:val="20"/>
               </w:rPr>
-              <w:t xml:space="preserve">☐ </w:t>
-            </w:r>
-            <w:proofErr w:type="gramStart"/>
-            <w:r>
-              <w:rPr>
-                <w:sz w:val="20"/>
-                <w:szCs w:val="20"/>
-              </w:rPr>
-              <w:t>Yes  ☐</w:t>
-            </w:r>
-            <w:proofErr w:type="gramEnd"/>
-            <w:r>
-              <w:rPr>
-                <w:sz w:val="20"/>
-                <w:szCs w:val="20"/>
-              </w:rPr>
-              <w:t xml:space="preserve"> No</w:t>
+              <w:t>☐ Yes  ☐ No</w:t>
             </w:r>
           </w:p>
         </w:tc>
@@ -2876,23 +2603,7 @@
                 <w:sz w:val="20"/>
                 <w:szCs w:val="20"/>
               </w:rPr>
-              <w:t xml:space="preserve">B13 - Appendix A Build Evidence — all named screenshots present (cross-AZ subnets, </w:t>
-            </w:r>
-            <w:proofErr w:type="gramStart"/>
-            <w:r>
-              <w:rPr>
-                <w:sz w:val="20"/>
-                <w:szCs w:val="20"/>
-              </w:rPr>
-              <w:t>Multi-AZ RDS</w:t>
-            </w:r>
-            <w:proofErr w:type="gramEnd"/>
-            <w:r>
-              <w:rPr>
-                <w:sz w:val="20"/>
-                <w:szCs w:val="20"/>
-              </w:rPr>
-              <w:t>, cross-AZ ASG instances, HA-tuned alarms, etc.), correct AWS region visible, named items visible per the template's requirements</w:t>
+              <w:t>B13 - Appendix A Build Evidence — all named screenshots present (cross-AZ subnets, Multi-AZ RDS, cross-AZ ASG instances, HA-tuned alarms, etc.), correct AWS region visible, named items visible per the template's requirements</w:t>
             </w:r>
           </w:p>
         </w:tc>
@@ -2912,23 +2623,7 @@
                 <w:sz w:val="20"/>
                 <w:szCs w:val="20"/>
               </w:rPr>
-              <w:t xml:space="preserve">☐ </w:t>
-            </w:r>
-            <w:proofErr w:type="gramStart"/>
-            <w:r>
-              <w:rPr>
-                <w:sz w:val="20"/>
-                <w:szCs w:val="20"/>
-              </w:rPr>
-              <w:t>Yes  ☐</w:t>
-            </w:r>
-            <w:proofErr w:type="gramEnd"/>
-            <w:r>
-              <w:rPr>
-                <w:sz w:val="20"/>
-                <w:szCs w:val="20"/>
-              </w:rPr>
-              <w:t xml:space="preserve"> No</w:t>
+              <w:t>☐ Yes  ☐ No</w:t>
             </w:r>
           </w:p>
         </w:tc>
@@ -2970,23 +2665,7 @@
                 <w:sz w:val="20"/>
                 <w:szCs w:val="20"/>
               </w:rPr>
-              <w:t xml:space="preserve">☐ </w:t>
-            </w:r>
-            <w:proofErr w:type="gramStart"/>
-            <w:r>
-              <w:rPr>
-                <w:sz w:val="20"/>
-                <w:szCs w:val="20"/>
-              </w:rPr>
-              <w:t>Yes  ☐</w:t>
-            </w:r>
-            <w:proofErr w:type="gramEnd"/>
-            <w:r>
-              <w:rPr>
-                <w:sz w:val="20"/>
-                <w:szCs w:val="20"/>
-              </w:rPr>
-              <w:t xml:space="preserve"> No</w:t>
+              <w:t>☐ Yes  ☐ No</w:t>
             </w:r>
           </w:p>
         </w:tc>
@@ -3028,23 +2707,7 @@
                 <w:sz w:val="20"/>
                 <w:szCs w:val="20"/>
               </w:rPr>
-              <w:t xml:space="preserve">☐ </w:t>
-            </w:r>
-            <w:proofErr w:type="gramStart"/>
-            <w:r>
-              <w:rPr>
-                <w:sz w:val="20"/>
-                <w:szCs w:val="20"/>
-              </w:rPr>
-              <w:t>Yes  ☐</w:t>
-            </w:r>
-            <w:proofErr w:type="gramEnd"/>
-            <w:r>
-              <w:rPr>
-                <w:sz w:val="20"/>
-                <w:szCs w:val="20"/>
-              </w:rPr>
-              <w:t xml:space="preserve"> No</w:t>
+              <w:t>☐ Yes  ☐ No</w:t>
             </w:r>
           </w:p>
         </w:tc>
@@ -3086,23 +2749,7 @@
                 <w:sz w:val="20"/>
                 <w:szCs w:val="20"/>
               </w:rPr>
-              <w:t xml:space="preserve">☐ </w:t>
-            </w:r>
-            <w:proofErr w:type="gramStart"/>
-            <w:r>
-              <w:rPr>
-                <w:sz w:val="20"/>
-                <w:szCs w:val="20"/>
-              </w:rPr>
-              <w:t>Yes  ☐</w:t>
-            </w:r>
-            <w:proofErr w:type="gramEnd"/>
-            <w:r>
-              <w:rPr>
-                <w:sz w:val="20"/>
-                <w:szCs w:val="20"/>
-              </w:rPr>
-              <w:t xml:space="preserve"> No</w:t>
+              <w:t>☐ Yes  ☐ No</w:t>
             </w:r>
           </w:p>
         </w:tc>
@@ -3256,71 +2903,35 @@
           <w:sz w:val="20"/>
           <w:szCs w:val="20"/>
         </w:rPr>
-        <w:t xml:space="preserve">The LMS application is already deployed (by YAT IT after the AT2 handover) and is running in production on the AWS infrastructure you built in AT2. Your AT3 work is HA hardening of the existing running infrastructure — </w:t>
-      </w:r>
-      <w:proofErr w:type="gramStart"/>
-      <w:r>
-        <w:rPr>
-          <w:color w:val="000000" w:themeColor="text1"/>
-          <w:sz w:val="20"/>
-          <w:szCs w:val="20"/>
-        </w:rPr>
-        <w:t>Multi-AZ</w:t>
-      </w:r>
-      <w:proofErr w:type="gramEnd"/>
-      <w:r>
-        <w:rPr>
-          <w:color w:val="000000" w:themeColor="text1"/>
-          <w:sz w:val="20"/>
-          <w:szCs w:val="20"/>
-        </w:rPr>
-        <w:t xml:space="preserve"> database, cross-AZ compute, HA-tuned monitoring, and so on — performed in-place during the simulated maintenance window. No application re-deployment, data migration, or cutover is required: those happened in earlier phases.</w:t>
-      </w:r>
-    </w:p>
-    <w:p>
-      <w:pPr>
-        <w:pStyle w:val="Assessortext"/>
-        <w:rPr>
-          <w:color w:val="000000" w:themeColor="text1"/>
-          <w:sz w:val="20"/>
-          <w:szCs w:val="20"/>
-        </w:rPr>
-      </w:pPr>
-    </w:p>
-    <w:p>
-      <w:pPr>
-        <w:pStyle w:val="Assessortext"/>
-        <w:rPr>
-          <w:color w:val="000000" w:themeColor="text1"/>
-          <w:sz w:val="20"/>
-          <w:szCs w:val="20"/>
-        </w:rPr>
-      </w:pPr>
-      <w:r>
-        <w:rPr>
-          <w:color w:val="000000" w:themeColor="text1"/>
-          <w:sz w:val="20"/>
-          <w:szCs w:val="20"/>
-        </w:rPr>
-        <w:t xml:space="preserve">What remains YAT IT's responsibility post-handover: re-validating the LMS application against your HA-hardened infrastructure (e.g. verifying DOODLE behaves correctly during a </w:t>
-      </w:r>
-      <w:proofErr w:type="gramStart"/>
-      <w:r>
-        <w:rPr>
-          <w:color w:val="000000" w:themeColor="text1"/>
-          <w:sz w:val="20"/>
-          <w:szCs w:val="20"/>
-        </w:rPr>
-        <w:t>Multi-AZ</w:t>
-      </w:r>
-      <w:proofErr w:type="gramEnd"/>
-      <w:r>
-        <w:rPr>
-          <w:color w:val="000000" w:themeColor="text1"/>
-          <w:sz w:val="20"/>
-          <w:szCs w:val="20"/>
-        </w:rPr>
-        <w:t xml:space="preserve"> database failover, tuning session-affinity at the application layer if needed). That re-validation is out of MTS scope for this assessment per the LMS Migration Role Brief on the YAT intranet.</w:t>
+        <w:t>The LMS application is already deployed (by YAT IT after the AT2 handover) and is running in production on the AWS infrastructure you built in AT2. Your AT3 work is HA hardening of the existing running infrastructure — Multi-AZ database, cross-AZ compute, HA-tuned monitoring, and so on — performed in-place during the simulated maintenance window. No application re-deployment, data migration, or cutover is required: those happened in earlier phases.</w:t>
+      </w:r>
+    </w:p>
+    <w:p>
+      <w:pPr>
+        <w:pStyle w:val="Assessortext"/>
+        <w:rPr>
+          <w:color w:val="000000" w:themeColor="text1"/>
+          <w:sz w:val="20"/>
+          <w:szCs w:val="20"/>
+        </w:rPr>
+      </w:pPr>
+    </w:p>
+    <w:p>
+      <w:pPr>
+        <w:pStyle w:val="Assessortext"/>
+        <w:rPr>
+          <w:color w:val="000000" w:themeColor="text1"/>
+          <w:sz w:val="20"/>
+          <w:szCs w:val="20"/>
+        </w:rPr>
+      </w:pPr>
+      <w:r>
+        <w:rPr>
+          <w:color w:val="000000" w:themeColor="text1"/>
+          <w:sz w:val="20"/>
+          <w:szCs w:val="20"/>
+        </w:rPr>
+        <w:t>What remains YAT IT's responsibility post-handover: re-validating the LMS application against your HA-hardened infrastructure (e.g. verifying DOODLE behaves correctly during a Multi-AZ database failover, tuning session-affinity at the application layer if needed). That re-validation is out of MTS scope for this assessment per the LMS Migration Role Brief on the YAT intranet.</w:t>
       </w:r>
     </w:p>
     <w:p>
@@ -3723,7 +3334,9 @@
           <w:numId w:val="3"/>
         </w:numPr>
         <w:rPr>
-          <w:color w:val="000000" w:themeColor="text1"/>
+          <w:i/>
+          <w:iCs/>
+          <w:color w:val="7F7F7F" w:themeColor="text1" w:themeTint="80"/>
           <w:sz w:val="20"/>
           <w:szCs w:val="20"/>
         </w:rPr>
@@ -3735,6 +3348,56 @@
           <w:szCs w:val="20"/>
         </w:rPr>
         <w:t>Knowledge Evidence questions cover HA concepts (RTO/RPO, SPOFs, MTTF/MTTR, FT, load balancing for availability, monitoring metrics)</w:t>
+      </w:r>
+      <w:r>
+        <w:rPr>
+          <w:color w:val="000000" w:themeColor="text1"/>
+          <w:sz w:val="20"/>
+          <w:szCs w:val="20"/>
+        </w:rPr>
+        <w:t xml:space="preserve"> </w:t>
+      </w:r>
+      <w:r>
+        <w:rPr>
+          <w:b/>
+          <w:bCs/>
+          <w:i/>
+          <w:iCs/>
+          <w:color w:val="7F7F7F" w:themeColor="text1" w:themeTint="80"/>
+          <w:sz w:val="20"/>
+          <w:szCs w:val="20"/>
+        </w:rPr>
+        <w:t>NOTE:</w:t>
+      </w:r>
+      <w:r>
+        <w:rPr>
+          <w:i/>
+          <w:iCs/>
+          <w:color w:val="7F7F7F" w:themeColor="text1" w:themeTint="80"/>
+          <w:sz w:val="20"/>
+          <w:szCs w:val="20"/>
+        </w:rPr>
+        <w:t xml:space="preserve"> knowledge questions are in the </w:t>
+      </w:r>
+      <w:r>
+        <w:rPr>
+          <w:i/>
+          <w:iCs/>
+          <w:color w:val="7F7F7F" w:themeColor="text1" w:themeTint="80"/>
+          <w:sz w:val="20"/>
+          <w:szCs w:val="20"/>
+        </w:rPr>
+        <w:t>Deployment</w:t>
+      </w:r>
+      <w:r>
+        <w:rPr>
+          <w:i/>
+          <w:iCs/>
+          <w:color w:val="7F7F7F" w:themeColor="text1" w:themeTint="80"/>
+          <w:sz w:val="20"/>
+          <w:szCs w:val="20"/>
+        </w:rPr>
+        <w:t xml:space="preserve"> template used for this assessment and available on the YAT intranet </w:t>
       </w:r>
     </w:p>
     <w:p>
@@ -3756,25 +3419,7 @@
           <w:sz w:val="20"/>
           <w:szCs w:val="20"/>
         </w:rPr>
-        <w:t>Appendices include HA-specific screenshots (</w:t>
-      </w:r>
-      <w:proofErr w:type="gramStart"/>
-      <w:r>
-        <w:rPr>
-          <w:color w:val="000000" w:themeColor="text1"/>
-          <w:sz w:val="20"/>
-          <w:szCs w:val="20"/>
-        </w:rPr>
-        <w:t>Multi-AZ</w:t>
-      </w:r>
-      <w:proofErr w:type="gramEnd"/>
-      <w:r>
-        <w:rPr>
-          <w:color w:val="000000" w:themeColor="text1"/>
-          <w:sz w:val="20"/>
-          <w:szCs w:val="20"/>
-        </w:rPr>
-        <w:t xml:space="preserve"> status, cross-AZ targets, simulation events) and simulation evidence</w:t>
+        <w:t>Appendices include HA-specific screenshots (Multi-AZ status, cross-AZ targets, simulation events) and simulation evidence</w:t>
       </w:r>
     </w:p>
     <w:p>
@@ -3819,25 +3464,7 @@
           <w:sz w:val="20"/>
           <w:szCs w:val="20"/>
         </w:rPr>
-        <w:t xml:space="preserve">For Part B's implementation work, you have a simulated Saturday late-night maintenance window of approximately 3.5 hours. Plan your changes to minimise service disruption — most HA changes on AWS are non-disruptive, but the RDS Single-AZ → </w:t>
-      </w:r>
-      <w:proofErr w:type="gramStart"/>
-      <w:r>
-        <w:rPr>
-          <w:color w:val="000000" w:themeColor="text1"/>
-          <w:sz w:val="20"/>
-          <w:szCs w:val="20"/>
-        </w:rPr>
-        <w:t>Multi-AZ</w:t>
-      </w:r>
-      <w:proofErr w:type="gramEnd"/>
-      <w:r>
-        <w:rPr>
-          <w:color w:val="000000" w:themeColor="text1"/>
-          <w:sz w:val="20"/>
-          <w:szCs w:val="20"/>
-        </w:rPr>
-        <w:t xml:space="preserve"> conversion incurs a brief failover blip. </w:t>
+        <w:t xml:space="preserve">For Part B's implementation work, you have a simulated Saturday late-night maintenance window of approximately 3.5 hours. Plan your changes to minimise service disruption — most HA changes on AWS are non-disruptive, but the RDS Single-AZ → Multi-AZ conversion incurs a brief failover blip. </w:t>
       </w:r>
     </w:p>
     <w:p>
@@ -4026,25 +3653,7 @@
           <w:sz w:val="20"/>
           <w:szCs w:val="20"/>
         </w:rPr>
-        <w:t xml:space="preserve">Take screenshots as you go (Appendix A of the Deployment Report has the list — capture them </w:t>
-      </w:r>
-      <w:proofErr w:type="gramStart"/>
-      <w:r>
-        <w:rPr>
-          <w:color w:val="000000" w:themeColor="text1"/>
-          <w:sz w:val="20"/>
-          <w:szCs w:val="20"/>
-        </w:rPr>
-        <w:t>at the moment</w:t>
-      </w:r>
-      <w:proofErr w:type="gramEnd"/>
-      <w:r>
-        <w:rPr>
-          <w:color w:val="000000" w:themeColor="text1"/>
-          <w:sz w:val="20"/>
-          <w:szCs w:val="20"/>
-        </w:rPr>
-        <w:t xml:space="preserve"> they exist, not retrospectively)</w:t>
+        <w:t>Take screenshots as you go (Appendix A of the Deployment Report has the list — capture them at the moment they exist, not retrospectively)</w:t>
       </w:r>
     </w:p>
     <w:p>
@@ -4293,6 +3902,7 @@
           <w:sz w:val="20"/>
           <w:szCs w:val="20"/>
         </w:rPr>
+        <w:lastRenderedPageBreak/>
         <w:t xml:space="preserve">AWS </w:t>
       </w:r>
       <w:r>
@@ -4331,7 +3941,6 @@
           <w:sz w:val="20"/>
           <w:szCs w:val="20"/>
         </w:rPr>
-        <w:lastRenderedPageBreak/>
         <w:t>Provide any parameters (stack name, key pair, etc.) and launch</w:t>
       </w:r>
     </w:p>
@@ -4536,7 +4145,39 @@
           <w:sz w:val="20"/>
           <w:szCs w:val="20"/>
         </w:rPr>
-        <w:t>Read the AT2 supplied design + your own AT2 Deployment Report first. They are the inputs to your HA Design — the baseline you're hardening</w:t>
+        <w:t xml:space="preserve">Write the </w:t>
+      </w:r>
+      <w:r>
+        <w:rPr>
+          <w:color w:val="000000" w:themeColor="text1"/>
+          <w:sz w:val="20"/>
+          <w:szCs w:val="20"/>
+        </w:rPr>
+        <w:t>E</w:t>
+      </w:r>
+      <w:r>
+        <w:rPr>
+          <w:color w:val="000000" w:themeColor="text1"/>
+          <w:sz w:val="20"/>
+          <w:szCs w:val="20"/>
+        </w:rPr>
+        <w:t xml:space="preserve">xecutive </w:t>
+      </w:r>
+      <w:r>
+        <w:rPr>
+          <w:color w:val="000000" w:themeColor="text1"/>
+          <w:sz w:val="20"/>
+          <w:szCs w:val="20"/>
+        </w:rPr>
+        <w:t>S</w:t>
+      </w:r>
+      <w:r>
+        <w:rPr>
+          <w:color w:val="000000" w:themeColor="text1"/>
+          <w:sz w:val="20"/>
+          <w:szCs w:val="20"/>
+        </w:rPr>
+        <w:t>ummary last</w:t>
       </w:r>
     </w:p>
     <w:p>
@@ -4558,25 +4199,29 @@
           <w:sz w:val="20"/>
           <w:szCs w:val="20"/>
         </w:rPr>
-        <w:t xml:space="preserve">The architecture review in HA Design §3 is the hardest section to do well. Take time to identify SPOFs carefully — </w:t>
-      </w:r>
-      <w:proofErr w:type="gramStart"/>
-      <w:r>
-        <w:rPr>
-          <w:color w:val="000000" w:themeColor="text1"/>
-          <w:sz w:val="20"/>
-          <w:szCs w:val="20"/>
-        </w:rPr>
-        <w:t>every one</w:t>
-      </w:r>
-      <w:proofErr w:type="gramEnd"/>
-      <w:r>
-        <w:rPr>
-          <w:color w:val="000000" w:themeColor="text1"/>
-          <w:sz w:val="20"/>
-          <w:szCs w:val="20"/>
-        </w:rPr>
-        <w:t xml:space="preserve"> you miss is one your simulation will fail to catch</w:t>
+        <w:t>Read the AT2 supplied design + your own AT2 Deployment Report first. They are the inputs to your HA Design — the baseline you're hardening</w:t>
+      </w:r>
+    </w:p>
+    <w:p>
+      <w:pPr>
+        <w:pStyle w:val="Assessortext"/>
+        <w:numPr>
+          <w:ilvl w:val="0"/>
+          <w:numId w:val="5"/>
+        </w:numPr>
+        <w:rPr>
+          <w:color w:val="000000" w:themeColor="text1"/>
+          <w:sz w:val="20"/>
+          <w:szCs w:val="20"/>
+        </w:rPr>
+      </w:pPr>
+      <w:r>
+        <w:rPr>
+          <w:color w:val="000000" w:themeColor="text1"/>
+          <w:sz w:val="20"/>
+          <w:szCs w:val="20"/>
+        </w:rPr>
+        <w:t>The architecture review in HA Design §3 is the hardest section to do well. Take time to identify SPOFs carefully — every one you miss is one your simulation will fail to catch</w:t>
       </w:r>
     </w:p>
     <w:p>
@@ -4822,19 +4467,11 @@
     <w:r>
       <w:t>0</w:t>
     </w:r>
-    <w:proofErr w:type="gramStart"/>
     <w:r>
       <w:rPr>
         <w:rStyle w:val="FooterChar"/>
       </w:rPr>
-      <w:t xml:space="preserve">   (</w:t>
-    </w:r>
-    <w:proofErr w:type="gramEnd"/>
-    <w:r>
-      <w:rPr>
-        <w:rStyle w:val="FooterChar"/>
-      </w:rPr>
-      <w:t>Template Version 1.3)</w:t>
+      <w:t xml:space="preserve">   (Template Version 1.3)</w:t>
     </w:r>
     <w:r>
       <w:tab/>
@@ -4853,7 +4490,7 @@
       <w:rPr>
         <w:noProof/>
       </w:rPr>
-      <w:t>9 July 2026</w:t>
+      <w:t>10 July 2026</w:t>
     </w:r>
     <w:r>
       <w:fldChar w:fldCharType="end"/>
@@ -5416,7 +5053,7 @@
   <w:abstractNum w:abstractNumId="1" w15:restartNumberingAfterBreak="0">
     <w:nsid w:val="1DD82CA7"/>
     <w:multiLevelType w:val="hybridMultilevel"/>
-    <w:tmpl w:val="898437BC"/>
+    <w:tmpl w:val="1E0048F2"/>
     <w:lvl w:ilvl="0" w:tplc="08090001">
       <w:start w:val="1"/>
       <w:numFmt w:val="bullet"/>
@@ -7515,29 +7152,6 @@
 </file>
 
 <file path=customXml/item1.xml><?xml version="1.0" encoding="utf-8"?>
-<p:properties xmlns:p="http://schemas.microsoft.com/office/2006/metadata/properties" xmlns:xsi="http://www.w3.org/2001/XMLSchema-instance" xmlns:pc="http://schemas.microsoft.com/office/infopath/2007/PartnerControls">
-  <documentManagement>
-    <Category0 xmlns="bef73783-b83a-4f38-94d5-1aaaa1b3b0a2">1</Category0>
-    <i0f84bba906045b4af568ee102a52dcb xmlns="2933ac1b-cace-482f-bed9-bf9b7d80f34a">
-      <Terms xmlns="http://schemas.microsoft.com/office/infopath/2007/PartnerControls">
-        <TermInfo xmlns="http://schemas.microsoft.com/office/infopath/2007/PartnerControls">
-          <TermName xmlns="http://schemas.microsoft.com/office/infopath/2007/PartnerControls">Corporate Records</TermName>
-          <TermId xmlns="http://schemas.microsoft.com/office/infopath/2007/PartnerControls">2c702203-4f28-4769-bfc5-dad5ef3425c7</TermId>
-        </TermInfo>
-      </Terms>
-    </i0f84bba906045b4af568ee102a52dcb>
-    <TaxCatchAll xmlns="2933ac1b-cace-482f-bed9-bf9b7d80f34a">
-      <Value>1</Value>
-    </TaxCatchAll>
-  </documentManagement>
-</p:properties>
-</file>
-
-<file path=customXml/item2.xml><?xml version="1.0" encoding="utf-8"?>
-<b:Sources xmlns:b="http://schemas.openxmlformats.org/officeDocument/2006/bibliography" xmlns="http://schemas.openxmlformats.org/officeDocument/2006/bibliography" SelectedStyle="\APA.XSL" StyleName="APA"/>
-</file>
-
-<file path=customXml/item3.xml><?xml version="1.0" encoding="utf-8"?>
 <ct:contentTypeSchema xmlns:ct="http://schemas.microsoft.com/office/2006/metadata/contentType" xmlns:ma="http://schemas.microsoft.com/office/2006/metadata/properties/metaAttributes" ct:_="" ma:_="" ma:contentTypeName="Document" ma:contentTypeID="0x010100D17E1B4D89D91D49A316865B50B76B78" ma:contentTypeVersion="26" ma:contentTypeDescription="Create a new document." ma:contentTypeScope="" ma:versionID="2e43e94bda34b09537a48d601b321f81">
   <xsd:schema xmlns:xsd="http://www.w3.org/2001/XMLSchema" xmlns:xs="http://www.w3.org/2001/XMLSchema" xmlns:p="http://schemas.microsoft.com/office/2006/metadata/properties" xmlns:ns2="bef73783-b83a-4f38-94d5-1aaaa1b3b0a2" xmlns:ns3="2933ac1b-cace-482f-bed9-bf9b7d80f34a" targetNamespace="http://schemas.microsoft.com/office/2006/metadata/properties" ma:root="true" ma:fieldsID="68ad2338b471bae35515ce7eaf1f964b" ns2:_="" ns3:_="">
     <xsd:import namespace="bef73783-b83a-4f38-94d5-1aaaa1b3b0a2"/>
@@ -7752,6 +7366,29 @@
 </ct:contentTypeSchema>
 </file>
 
+<file path=customXml/item2.xml><?xml version="1.0" encoding="utf-8"?>
+<b:Sources xmlns:b="http://schemas.openxmlformats.org/officeDocument/2006/bibliography" xmlns="http://schemas.openxmlformats.org/officeDocument/2006/bibliography" SelectedStyle="\APA.XSL" StyleName="APA"/>
+</file>
+
+<file path=customXml/item3.xml><?xml version="1.0" encoding="utf-8"?>
+<p:properties xmlns:p="http://schemas.microsoft.com/office/2006/metadata/properties" xmlns:xsi="http://www.w3.org/2001/XMLSchema-instance" xmlns:pc="http://schemas.microsoft.com/office/infopath/2007/PartnerControls">
+  <documentManagement>
+    <Category0 xmlns="bef73783-b83a-4f38-94d5-1aaaa1b3b0a2">1</Category0>
+    <i0f84bba906045b4af568ee102a52dcb xmlns="2933ac1b-cace-482f-bed9-bf9b7d80f34a">
+      <Terms xmlns="http://schemas.microsoft.com/office/infopath/2007/PartnerControls">
+        <TermInfo xmlns="http://schemas.microsoft.com/office/infopath/2007/PartnerControls">
+          <TermName xmlns="http://schemas.microsoft.com/office/infopath/2007/PartnerControls">Corporate Records</TermName>
+          <TermId xmlns="http://schemas.microsoft.com/office/infopath/2007/PartnerControls">2c702203-4f28-4769-bfc5-dad5ef3425c7</TermId>
+        </TermInfo>
+      </Terms>
+    </i0f84bba906045b4af568ee102a52dcb>
+    <TaxCatchAll xmlns="2933ac1b-cace-482f-bed9-bf9b7d80f34a">
+      <Value>1</Value>
+    </TaxCatchAll>
+  </documentManagement>
+</p:properties>
+</file>
+
 <file path=customXml/item4.xml><?xml version="1.0" encoding="utf-8"?>
 <?mso-contentType ?>
 <FormTemplates xmlns="http://schemas.microsoft.com/sharepoint/v3/contenttype/forms">
@@ -7762,25 +7399,6 @@
 </file>
 
 <file path=customXml/itemProps1.xml><?xml version="1.0" encoding="utf-8"?>
-<ds:datastoreItem xmlns:ds="http://schemas.openxmlformats.org/officeDocument/2006/customXml" ds:itemID="{964363DD-6ED8-48FA-9DAB-FFE1A6F5C7B6}">
-  <ds:schemaRefs>
-    <ds:schemaRef ds:uri="http://schemas.microsoft.com/office/2006/metadata/properties"/>
-    <ds:schemaRef ds:uri="http://schemas.microsoft.com/office/infopath/2007/PartnerControls"/>
-    <ds:schemaRef ds:uri="bef73783-b83a-4f38-94d5-1aaaa1b3b0a2"/>
-    <ds:schemaRef ds:uri="2933ac1b-cace-482f-bed9-bf9b7d80f34a"/>
-  </ds:schemaRefs>
-</ds:datastoreItem>
-</file>
-
-<file path=customXml/itemProps2.xml><?xml version="1.0" encoding="utf-8"?>
-<ds:datastoreItem xmlns:ds="http://schemas.openxmlformats.org/officeDocument/2006/customXml" ds:itemID="{B00AC358-B62E-4B92-87CA-9C4642B1F30B}">
-  <ds:schemaRefs>
-    <ds:schemaRef ds:uri="http://schemas.openxmlformats.org/officeDocument/2006/bibliography"/>
-  </ds:schemaRefs>
-</ds:datastoreItem>
-</file>
-
-<file path=customXml/itemProps3.xml><?xml version="1.0" encoding="utf-8"?>
 <ds:datastoreItem xmlns:ds="http://schemas.openxmlformats.org/officeDocument/2006/customXml" ds:itemID="{A160A6A7-E4CF-4464-8769-5D74BD27FF60}">
   <ds:schemaRefs>
     <ds:schemaRef ds:uri="http://schemas.microsoft.com/office/2006/metadata/contentType"/>
@@ -7799,6 +7417,25 @@
 </ds:datastoreItem>
 </file>
 
+<file path=customXml/itemProps2.xml><?xml version="1.0" encoding="utf-8"?>
+<ds:datastoreItem xmlns:ds="http://schemas.openxmlformats.org/officeDocument/2006/customXml" ds:itemID="{B00AC358-B62E-4B92-87CA-9C4642B1F30B}">
+  <ds:schemaRefs>
+    <ds:schemaRef ds:uri="http://schemas.openxmlformats.org/officeDocument/2006/bibliography"/>
+  </ds:schemaRefs>
+</ds:datastoreItem>
+</file>
+
+<file path=customXml/itemProps3.xml><?xml version="1.0" encoding="utf-8"?>
+<ds:datastoreItem xmlns:ds="http://schemas.openxmlformats.org/officeDocument/2006/customXml" ds:itemID="{964363DD-6ED8-48FA-9DAB-FFE1A6F5C7B6}">
+  <ds:schemaRefs>
+    <ds:schemaRef ds:uri="http://schemas.microsoft.com/office/2006/metadata/properties"/>
+    <ds:schemaRef ds:uri="http://schemas.microsoft.com/office/infopath/2007/PartnerControls"/>
+    <ds:schemaRef ds:uri="bef73783-b83a-4f38-94d5-1aaaa1b3b0a2"/>
+    <ds:schemaRef ds:uri="2933ac1b-cace-482f-bed9-bf9b7d80f34a"/>
+  </ds:schemaRefs>
+</ds:datastoreItem>
+</file>
+
 <file path=customXml/itemProps4.xml><?xml version="1.0" encoding="utf-8"?>
 <ds:datastoreItem xmlns:ds="http://schemas.openxmlformats.org/officeDocument/2006/customXml" ds:itemID="{4B9B4C3B-E5DA-4AAF-B815-18D3ADD5B483}">
   <ds:schemaRefs>
